--- a/lab3/Афанасьева_ЮР_ИУК4-43Б_2026_ЛР3_КГ.docx
+++ b/lab3/Афанасьева_ЮР_ИУК4-43Б_2026_ЛР3_КГ.docx
@@ -1364,7 +1364,23 @@
           <w:sz w:val="28"/>
           <w:szCs w:val="28"/>
         </w:rPr>
-        <w:t xml:space="preserve">сформировать понимание преобразований наблюдения, модели и проектирования, познакомиться с  концепцией матриц преобразования, выяснить назначение единичной матрицы, научиться создавать приложения </w:t>
+        <w:t xml:space="preserve">сформировать понимание преобразований наблюдения, модели и проектирования, познакомиться </w:t>
+      </w:r>
+      <w:proofErr w:type="gramStart"/>
+      <w:r>
+        <w:rPr>
+          <w:sz w:val="28"/>
+          <w:szCs w:val="28"/>
+        </w:rPr>
+        <w:t>с  концепцией</w:t>
+      </w:r>
+      <w:proofErr w:type="gramEnd"/>
+      <w:r>
+        <w:rPr>
+          <w:sz w:val="28"/>
+          <w:szCs w:val="28"/>
+        </w:rPr>
+        <w:t xml:space="preserve"> матриц преобразования, выяснить назначение единичной матрицы, научиться создавать приложения </w:t>
       </w:r>
       <w:proofErr w:type="spellStart"/>
       <w:r>
@@ -1567,6 +1583,7 @@
         <w:t xml:space="preserve">электронов рассчитывались с помощью функций </w:t>
       </w:r>
       <w:proofErr w:type="spellStart"/>
+      <w:proofErr w:type="gramStart"/>
       <w:r>
         <w:rPr>
           <w:sz w:val="28"/>
@@ -1580,7 +1597,15 @@
           <w:sz w:val="28"/>
           <w:szCs w:val="28"/>
         </w:rPr>
-        <w:t xml:space="preserve">() и </w:t>
+        <w:t>(</w:t>
+      </w:r>
+      <w:proofErr w:type="gramEnd"/>
+      <w:r>
+        <w:rPr>
+          <w:sz w:val="28"/>
+          <w:szCs w:val="28"/>
+        </w:rPr>
+        <w:t xml:space="preserve">) и </w:t>
       </w:r>
       <w:proofErr w:type="spellStart"/>
       <w:r>
@@ -1935,6 +1960,7 @@
           <w:color w:val="000000"/>
           <w:sz w:val="21"/>
           <w:szCs w:val="21"/>
+          <w:lang w:val="en-US"/>
         </w:rPr>
       </w:pPr>
       <w:r>
@@ -1943,38 +1969,68 @@
           <w:color w:val="008000"/>
           <w:sz w:val="21"/>
           <w:szCs w:val="21"/>
-        </w:rPr>
-        <w:t>// Величина поворота</w:t>
-      </w:r>
-    </w:p>
-    <w:p>
-      <w:pPr>
-        <w:shd w:val="clear" w:color="auto" w:fill="FFFFFF"/>
-        <w:spacing w:line="285" w:lineRule="atLeast"/>
-        <w:rPr>
-          <w:rFonts w:ascii="Consolas" w:hAnsi="Consolas"/>
-          <w:color w:val="000000"/>
-          <w:sz w:val="21"/>
-          <w:szCs w:val="21"/>
-        </w:rPr>
-      </w:pPr>
-      <w:proofErr w:type="spellStart"/>
+          <w:lang w:val="en-US"/>
+        </w:rPr>
+        <w:t xml:space="preserve">// </w:t>
+      </w:r>
+      <w:r>
+        <w:rPr>
+          <w:rFonts w:ascii="Consolas" w:hAnsi="Consolas"/>
+          <w:color w:val="008000"/>
+          <w:sz w:val="21"/>
+          <w:szCs w:val="21"/>
+        </w:rPr>
+        <w:t>Величина</w:t>
+      </w:r>
+      <w:r>
+        <w:rPr>
+          <w:rFonts w:ascii="Consolas" w:hAnsi="Consolas"/>
+          <w:color w:val="008000"/>
+          <w:sz w:val="21"/>
+          <w:szCs w:val="21"/>
+          <w:lang w:val="en-US"/>
+        </w:rPr>
+        <w:t xml:space="preserve"> </w:t>
+      </w:r>
+      <w:r>
+        <w:rPr>
+          <w:rFonts w:ascii="Consolas" w:hAnsi="Consolas"/>
+          <w:color w:val="008000"/>
+          <w:sz w:val="21"/>
+          <w:szCs w:val="21"/>
+        </w:rPr>
+        <w:t>поворота</w:t>
+      </w:r>
+    </w:p>
+    <w:p>
+      <w:pPr>
+        <w:shd w:val="clear" w:color="auto" w:fill="FFFFFF"/>
+        <w:spacing w:line="285" w:lineRule="atLeast"/>
+        <w:rPr>
+          <w:rFonts w:ascii="Consolas" w:hAnsi="Consolas"/>
+          <w:color w:val="000000"/>
+          <w:sz w:val="21"/>
+          <w:szCs w:val="21"/>
+          <w:lang w:val="en-US"/>
+        </w:rPr>
+      </w:pPr>
       <w:r>
         <w:rPr>
           <w:rFonts w:ascii="Consolas" w:hAnsi="Consolas"/>
           <w:color w:val="0000FF"/>
           <w:sz w:val="21"/>
           <w:szCs w:val="21"/>
+          <w:lang w:val="en-US"/>
         </w:rPr>
         <w:t>static</w:t>
       </w:r>
-      <w:proofErr w:type="spellEnd"/>
-      <w:r>
-        <w:rPr>
-          <w:rFonts w:ascii="Consolas" w:hAnsi="Consolas"/>
-          <w:color w:val="000000"/>
-          <w:sz w:val="21"/>
-          <w:szCs w:val="21"/>
+      <w:r>
+        <w:rPr>
+          <w:rFonts w:ascii="Consolas" w:hAnsi="Consolas"/>
+          <w:color w:val="000000"/>
+          <w:sz w:val="21"/>
+          <w:szCs w:val="21"/>
+          <w:lang w:val="en-US"/>
         </w:rPr>
         <w:t xml:space="preserve"> </w:t>
       </w:r>
@@ -1985,6 +2041,7 @@
           <w:color w:val="2B91AF"/>
           <w:sz w:val="21"/>
           <w:szCs w:val="21"/>
+          <w:lang w:val="en-US"/>
         </w:rPr>
         <w:t>GLfloat</w:t>
       </w:r>
@@ -1995,6 +2052,7 @@
           <w:color w:val="000000"/>
           <w:sz w:val="21"/>
           <w:szCs w:val="21"/>
+          <w:lang w:val="en-US"/>
         </w:rPr>
         <w:t xml:space="preserve"> </w:t>
       </w:r>
@@ -2005,6 +2063,7 @@
           <w:color w:val="000000"/>
           <w:sz w:val="21"/>
           <w:szCs w:val="21"/>
+          <w:lang w:val="en-US"/>
         </w:rPr>
         <w:t>xRot</w:t>
       </w:r>
@@ -2015,6 +2074,7 @@
           <w:color w:val="000000"/>
           <w:sz w:val="21"/>
           <w:szCs w:val="21"/>
+          <w:lang w:val="en-US"/>
         </w:rPr>
         <w:t xml:space="preserve"> = </w:t>
       </w:r>
@@ -2024,6 +2084,7 @@
           <w:color w:val="098658"/>
           <w:sz w:val="21"/>
           <w:szCs w:val="21"/>
+          <w:lang w:val="en-US"/>
         </w:rPr>
         <w:t>0.0f</w:t>
       </w:r>
@@ -2033,6 +2094,7 @@
           <w:color w:val="000000"/>
           <w:sz w:val="21"/>
           <w:szCs w:val="21"/>
+          <w:lang w:val="en-US"/>
         </w:rPr>
         <w:t>;</w:t>
       </w:r>
@@ -2647,6 +2709,7 @@
         <w:t xml:space="preserve">    </w:t>
       </w:r>
       <w:proofErr w:type="spellStart"/>
+      <w:proofErr w:type="gramStart"/>
       <w:r>
         <w:rPr>
           <w:rFonts w:ascii="Consolas" w:hAnsi="Consolas"/>
@@ -2668,6 +2731,7 @@
         </w:rPr>
         <w:t>(</w:t>
       </w:r>
+      <w:proofErr w:type="gramEnd"/>
       <w:r>
         <w:rPr>
           <w:rFonts w:ascii="Consolas" w:hAnsi="Consolas"/>
@@ -2774,6 +2838,7 @@
         <w:t xml:space="preserve">    </w:t>
       </w:r>
       <w:proofErr w:type="spellStart"/>
+      <w:proofErr w:type="gramStart"/>
       <w:r>
         <w:rPr>
           <w:rFonts w:ascii="Consolas" w:hAnsi="Consolas"/>
@@ -2793,6 +2858,7 @@
         </w:rPr>
         <w:t>(</w:t>
       </w:r>
+      <w:proofErr w:type="gramEnd"/>
       <w:r>
         <w:rPr>
           <w:rFonts w:ascii="Consolas" w:hAnsi="Consolas"/>
@@ -2833,6 +2899,7 @@
         <w:t xml:space="preserve">    </w:t>
       </w:r>
       <w:proofErr w:type="spellStart"/>
+      <w:proofErr w:type="gramStart"/>
       <w:r>
         <w:rPr>
           <w:rFonts w:ascii="Consolas" w:hAnsi="Consolas"/>
@@ -2850,7 +2917,17 @@
           <w:sz w:val="21"/>
           <w:szCs w:val="21"/>
         </w:rPr>
-        <w:t>();</w:t>
+        <w:t>(</w:t>
+      </w:r>
+      <w:proofErr w:type="gramEnd"/>
+      <w:r>
+        <w:rPr>
+          <w:rFonts w:ascii="Consolas" w:hAnsi="Consolas"/>
+          <w:color w:val="000000"/>
+          <w:sz w:val="21"/>
+          <w:szCs w:val="21"/>
+        </w:rPr>
+        <w:t>);</w:t>
       </w:r>
     </w:p>
     <w:p>
@@ -2883,7 +2960,7 @@
           <w:sz w:val="21"/>
           <w:szCs w:val="21"/>
         </w:rPr>
-        <w:t>    // Транслируем всю сцену в поле зрения.</w:t>
+        <w:t>    // Транслируем всю сцену в поле зрения</w:t>
       </w:r>
     </w:p>
     <w:p>
@@ -2904,7 +2981,7 @@
           <w:sz w:val="21"/>
           <w:szCs w:val="21"/>
         </w:rPr>
-        <w:t>    // Это исходное преобразование наблюдения.</w:t>
+        <w:t>    // Это исходное преобразование наблюдения</w:t>
       </w:r>
     </w:p>
     <w:p>
@@ -2928,6 +3005,7 @@
         <w:t xml:space="preserve">    </w:t>
       </w:r>
       <w:proofErr w:type="spellStart"/>
+      <w:proofErr w:type="gramStart"/>
       <w:r>
         <w:rPr>
           <w:rFonts w:ascii="Consolas" w:hAnsi="Consolas"/>
@@ -2947,6 +3025,7 @@
         </w:rPr>
         <w:t>(</w:t>
       </w:r>
+      <w:proofErr w:type="gramEnd"/>
       <w:r>
         <w:rPr>
           <w:rFonts w:ascii="Consolas" w:hAnsi="Consolas"/>
@@ -3104,7 +3183,18 @@
           <w:szCs w:val="21"/>
           <w:lang w:val="en-US"/>
         </w:rPr>
-        <w:t>glColor3ub</w:t>
+        <w:t>glColor3</w:t>
+      </w:r>
+      <w:proofErr w:type="gramStart"/>
+      <w:r>
+        <w:rPr>
+          <w:rFonts w:ascii="Consolas" w:hAnsi="Consolas"/>
+          <w:color w:val="74531F"/>
+          <w:sz w:val="21"/>
+          <w:szCs w:val="21"/>
+          <w:lang w:val="en-US"/>
+        </w:rPr>
+        <w:t>ub</w:t>
       </w:r>
       <w:r>
         <w:rPr>
@@ -3116,6 +3206,7 @@
         </w:rPr>
         <w:t>(</w:t>
       </w:r>
+      <w:proofErr w:type="gramEnd"/>
       <w:r>
         <w:rPr>
           <w:rFonts w:ascii="Consolas" w:hAnsi="Consolas"/>
@@ -3200,6 +3291,7 @@
         <w:t xml:space="preserve">    </w:t>
       </w:r>
       <w:proofErr w:type="spellStart"/>
+      <w:proofErr w:type="gramStart"/>
       <w:r>
         <w:rPr>
           <w:rFonts w:ascii="Consolas" w:hAnsi="Consolas"/>
@@ -3221,6 +3313,7 @@
         </w:rPr>
         <w:t>(</w:t>
       </w:r>
+      <w:proofErr w:type="gramEnd"/>
       <w:r>
         <w:rPr>
           <w:rFonts w:ascii="Consolas" w:hAnsi="Consolas"/>
@@ -3353,7 +3446,17 @@
           <w:sz w:val="21"/>
           <w:szCs w:val="21"/>
         </w:rPr>
-        <w:t>glColor3ub</w:t>
+        <w:t>glColor3</w:t>
+      </w:r>
+      <w:proofErr w:type="gramStart"/>
+      <w:r>
+        <w:rPr>
+          <w:rFonts w:ascii="Consolas" w:hAnsi="Consolas"/>
+          <w:color w:val="74531F"/>
+          <w:sz w:val="21"/>
+          <w:szCs w:val="21"/>
+        </w:rPr>
+        <w:t>ub</w:t>
       </w:r>
       <w:r>
         <w:rPr>
@@ -3364,6 +3467,7 @@
         </w:rPr>
         <w:t>(</w:t>
       </w:r>
+      <w:proofErr w:type="gramEnd"/>
       <w:r>
         <w:rPr>
           <w:rFonts w:ascii="Consolas" w:hAnsi="Consolas"/>
@@ -3449,7 +3553,7 @@
           <w:sz w:val="21"/>
           <w:szCs w:val="21"/>
         </w:rPr>
-        <w:t>    // Орбита первого электрона.</w:t>
+        <w:t>    // Орбита первого электрона</w:t>
       </w:r>
     </w:p>
     <w:p>
@@ -3470,7 +3574,7 @@
           <w:sz w:val="21"/>
           <w:szCs w:val="21"/>
         </w:rPr>
-        <w:t>    // Записываем преобразование наблюдения.</w:t>
+        <w:t>    // Записываем преобразование наблюдения</w:t>
       </w:r>
     </w:p>
     <w:p>
@@ -3494,6 +3598,7 @@
         <w:t xml:space="preserve">    </w:t>
       </w:r>
       <w:proofErr w:type="spellStart"/>
+      <w:proofErr w:type="gramStart"/>
       <w:r>
         <w:rPr>
           <w:rFonts w:ascii="Consolas" w:hAnsi="Consolas"/>
@@ -3511,7 +3616,17 @@
           <w:sz w:val="21"/>
           <w:szCs w:val="21"/>
         </w:rPr>
-        <w:t>();</w:t>
+        <w:t>(</w:t>
+      </w:r>
+      <w:proofErr w:type="gramEnd"/>
+      <w:r>
+        <w:rPr>
+          <w:rFonts w:ascii="Consolas" w:hAnsi="Consolas"/>
+          <w:color w:val="000000"/>
+          <w:sz w:val="21"/>
+          <w:szCs w:val="21"/>
+        </w:rPr>
+        <w:t>);</w:t>
       </w:r>
     </w:p>
     <w:p>
@@ -3569,6 +3684,7 @@
         <w:t xml:space="preserve">    </w:t>
       </w:r>
       <w:proofErr w:type="spellStart"/>
+      <w:proofErr w:type="gramStart"/>
       <w:r>
         <w:rPr>
           <w:rFonts w:ascii="Consolas" w:hAnsi="Consolas"/>
@@ -3590,6 +3706,7 @@
         </w:rPr>
         <w:t>(</w:t>
       </w:r>
+      <w:proofErr w:type="gramEnd"/>
       <w:r>
         <w:rPr>
           <w:rFonts w:ascii="Consolas" w:hAnsi="Consolas"/>
@@ -3800,6 +3917,7 @@
         <w:t xml:space="preserve">    </w:t>
       </w:r>
       <w:proofErr w:type="spellStart"/>
+      <w:proofErr w:type="gramStart"/>
       <w:r>
         <w:rPr>
           <w:rFonts w:ascii="Consolas" w:hAnsi="Consolas"/>
@@ -3819,6 +3937,7 @@
         </w:rPr>
         <w:t>(</w:t>
       </w:r>
+      <w:proofErr w:type="gramEnd"/>
       <w:r>
         <w:rPr>
           <w:rFonts w:ascii="Consolas" w:hAnsi="Consolas"/>
@@ -3928,6 +4047,7 @@
         <w:t xml:space="preserve">    </w:t>
       </w:r>
       <w:proofErr w:type="spellStart"/>
+      <w:proofErr w:type="gramStart"/>
       <w:r>
         <w:rPr>
           <w:rFonts w:ascii="Consolas" w:hAnsi="Consolas"/>
@@ -3945,7 +4065,17 @@
           <w:sz w:val="21"/>
           <w:szCs w:val="21"/>
         </w:rPr>
-        <w:t>();</w:t>
+        <w:t>(</w:t>
+      </w:r>
+      <w:proofErr w:type="gramEnd"/>
+      <w:r>
+        <w:rPr>
+          <w:rFonts w:ascii="Consolas" w:hAnsi="Consolas"/>
+          <w:color w:val="000000"/>
+          <w:sz w:val="21"/>
+          <w:szCs w:val="21"/>
+        </w:rPr>
+        <w:t>);</w:t>
       </w:r>
     </w:p>
     <w:p>
@@ -4003,6 +4133,7 @@
         <w:t xml:space="preserve">    </w:t>
       </w:r>
       <w:proofErr w:type="spellStart"/>
+      <w:proofErr w:type="gramStart"/>
       <w:r>
         <w:rPr>
           <w:rFonts w:ascii="Consolas" w:hAnsi="Consolas"/>
@@ -4020,7 +4151,17 @@
           <w:sz w:val="21"/>
           <w:szCs w:val="21"/>
         </w:rPr>
-        <w:t>();</w:t>
+        <w:t>(</w:t>
+      </w:r>
+      <w:proofErr w:type="gramEnd"/>
+      <w:r>
+        <w:rPr>
+          <w:rFonts w:ascii="Consolas" w:hAnsi="Consolas"/>
+          <w:color w:val="000000"/>
+          <w:sz w:val="21"/>
+          <w:szCs w:val="21"/>
+        </w:rPr>
+        <w:t>);</w:t>
       </w:r>
     </w:p>
     <w:p>
@@ -4045,6 +4186,7 @@
         <w:t xml:space="preserve">    </w:t>
       </w:r>
       <w:proofErr w:type="spellStart"/>
+      <w:proofErr w:type="gramStart"/>
       <w:r>
         <w:rPr>
           <w:rFonts w:ascii="Consolas" w:hAnsi="Consolas"/>
@@ -4066,6 +4208,7 @@
         </w:rPr>
         <w:t>(</w:t>
       </w:r>
+      <w:proofErr w:type="gramEnd"/>
       <w:r>
         <w:rPr>
           <w:rFonts w:ascii="Consolas" w:hAnsi="Consolas"/>
@@ -4170,6 +4313,7 @@
         <w:t xml:space="preserve">    </w:t>
       </w:r>
       <w:proofErr w:type="spellStart"/>
+      <w:proofErr w:type="gramStart"/>
       <w:r>
         <w:rPr>
           <w:rFonts w:ascii="Consolas" w:hAnsi="Consolas"/>
@@ -4191,6 +4335,7 @@
         </w:rPr>
         <w:t>(</w:t>
       </w:r>
+      <w:proofErr w:type="gramEnd"/>
       <w:r>
         <w:rPr>
           <w:rFonts w:ascii="Consolas" w:hAnsi="Consolas"/>
@@ -4359,6 +4504,7 @@
         <w:t xml:space="preserve">    </w:t>
       </w:r>
       <w:proofErr w:type="spellStart"/>
+      <w:proofErr w:type="gramStart"/>
       <w:r>
         <w:rPr>
           <w:rFonts w:ascii="Consolas" w:hAnsi="Consolas"/>
@@ -4380,6 +4526,7 @@
         </w:rPr>
         <w:t>(</w:t>
       </w:r>
+      <w:proofErr w:type="gramEnd"/>
       <w:r>
         <w:rPr>
           <w:rFonts w:ascii="Consolas" w:hAnsi="Consolas"/>
@@ -4464,6 +4611,7 @@
         <w:t xml:space="preserve">    </w:t>
       </w:r>
       <w:proofErr w:type="spellStart"/>
+      <w:proofErr w:type="gramStart"/>
       <w:r>
         <w:rPr>
           <w:rFonts w:ascii="Consolas" w:hAnsi="Consolas"/>
@@ -4483,7 +4631,18 @@
           <w:szCs w:val="21"/>
           <w:lang w:val="en-US"/>
         </w:rPr>
-        <w:t>();</w:t>
+        <w:t>(</w:t>
+      </w:r>
+      <w:proofErr w:type="gramEnd"/>
+      <w:r>
+        <w:rPr>
+          <w:rFonts w:ascii="Consolas" w:hAnsi="Consolas"/>
+          <w:color w:val="000000"/>
+          <w:sz w:val="21"/>
+          <w:szCs w:val="21"/>
+          <w:lang w:val="en-US"/>
+        </w:rPr>
+        <w:t>);</w:t>
       </w:r>
     </w:p>
     <w:p>
@@ -4592,6 +4751,7 @@
         <w:t xml:space="preserve">    </w:t>
       </w:r>
       <w:proofErr w:type="spellStart"/>
+      <w:proofErr w:type="gramStart"/>
       <w:r>
         <w:rPr>
           <w:rFonts w:ascii="Consolas" w:hAnsi="Consolas"/>
@@ -4611,7 +4771,18 @@
           <w:szCs w:val="21"/>
           <w:lang w:val="en-US"/>
         </w:rPr>
-        <w:t>();</w:t>
+        <w:t>(</w:t>
+      </w:r>
+      <w:proofErr w:type="gramEnd"/>
+      <w:r>
+        <w:rPr>
+          <w:rFonts w:ascii="Consolas" w:hAnsi="Consolas"/>
+          <w:color w:val="000000"/>
+          <w:sz w:val="21"/>
+          <w:szCs w:val="21"/>
+          <w:lang w:val="en-US"/>
+        </w:rPr>
+        <w:t>);</w:t>
       </w:r>
     </w:p>
     <w:p>
@@ -4637,6 +4808,7 @@
         <w:t xml:space="preserve">    </w:t>
       </w:r>
       <w:proofErr w:type="spellStart"/>
+      <w:proofErr w:type="gramStart"/>
       <w:r>
         <w:rPr>
           <w:rFonts w:ascii="Consolas" w:hAnsi="Consolas"/>
@@ -4658,6 +4830,7 @@
         </w:rPr>
         <w:t>(</w:t>
       </w:r>
+      <w:proofErr w:type="gramEnd"/>
       <w:r>
         <w:rPr>
           <w:rFonts w:ascii="Consolas" w:hAnsi="Consolas"/>
@@ -4782,6 +4955,7 @@
         <w:t xml:space="preserve">    </w:t>
       </w:r>
       <w:proofErr w:type="spellStart"/>
+      <w:proofErr w:type="gramStart"/>
       <w:r>
         <w:rPr>
           <w:rFonts w:ascii="Consolas" w:hAnsi="Consolas"/>
@@ -4803,6 +4977,7 @@
         </w:rPr>
         <w:t>(</w:t>
       </w:r>
+      <w:proofErr w:type="gramEnd"/>
       <w:r>
         <w:rPr>
           <w:rFonts w:ascii="Consolas" w:hAnsi="Consolas"/>
@@ -4971,6 +5146,7 @@
         <w:t xml:space="preserve">    </w:t>
       </w:r>
       <w:proofErr w:type="spellStart"/>
+      <w:proofErr w:type="gramStart"/>
       <w:r>
         <w:rPr>
           <w:rFonts w:ascii="Consolas" w:hAnsi="Consolas"/>
@@ -4992,6 +5168,7 @@
         </w:rPr>
         <w:t>(</w:t>
       </w:r>
+      <w:proofErr w:type="gramEnd"/>
       <w:r>
         <w:rPr>
           <w:rFonts w:ascii="Consolas" w:hAnsi="Consolas"/>
@@ -5076,6 +5253,7 @@
         <w:t xml:space="preserve">    </w:t>
       </w:r>
       <w:proofErr w:type="spellStart"/>
+      <w:proofErr w:type="gramStart"/>
       <w:r>
         <w:rPr>
           <w:rFonts w:ascii="Consolas" w:hAnsi="Consolas"/>
@@ -5095,7 +5273,18 @@
           <w:szCs w:val="21"/>
           <w:lang w:val="en-US"/>
         </w:rPr>
-        <w:t>();</w:t>
+        <w:t>(</w:t>
+      </w:r>
+      <w:proofErr w:type="gramEnd"/>
+      <w:r>
+        <w:rPr>
+          <w:rFonts w:ascii="Consolas" w:hAnsi="Consolas"/>
+          <w:color w:val="000000"/>
+          <w:sz w:val="21"/>
+          <w:szCs w:val="21"/>
+          <w:lang w:val="en-US"/>
+        </w:rPr>
+        <w:t>);</w:t>
       </w:r>
     </w:p>
     <w:p>
@@ -5439,6 +5628,7 @@
         <w:t xml:space="preserve">    </w:t>
       </w:r>
       <w:proofErr w:type="spellStart"/>
+      <w:proofErr w:type="gramStart"/>
       <w:r>
         <w:rPr>
           <w:rFonts w:ascii="Consolas" w:hAnsi="Consolas"/>
@@ -5456,7 +5646,17 @@
           <w:sz w:val="21"/>
           <w:szCs w:val="21"/>
         </w:rPr>
-        <w:t>();</w:t>
+        <w:t>(</w:t>
+      </w:r>
+      <w:proofErr w:type="gramEnd"/>
+      <w:r>
+        <w:rPr>
+          <w:rFonts w:ascii="Consolas" w:hAnsi="Consolas"/>
+          <w:color w:val="000000"/>
+          <w:sz w:val="21"/>
+          <w:szCs w:val="21"/>
+        </w:rPr>
+        <w:t>);</w:t>
       </w:r>
     </w:p>
     <w:p>
@@ -5566,6 +5766,7 @@
         <w:t xml:space="preserve"> </w:t>
       </w:r>
       <w:proofErr w:type="spellStart"/>
+      <w:proofErr w:type="gramStart"/>
       <w:r>
         <w:rPr>
           <w:rFonts w:ascii="Consolas" w:hAnsi="Consolas"/>
@@ -5583,7 +5784,17 @@
           <w:sz w:val="21"/>
           <w:szCs w:val="21"/>
         </w:rPr>
-        <w:t>()</w:t>
+        <w:t>(</w:t>
+      </w:r>
+      <w:proofErr w:type="gramEnd"/>
+      <w:r>
+        <w:rPr>
+          <w:rFonts w:ascii="Consolas" w:hAnsi="Consolas"/>
+          <w:color w:val="000000"/>
+          <w:sz w:val="21"/>
+          <w:szCs w:val="21"/>
+        </w:rPr>
+        <w:t>)</w:t>
       </w:r>
     </w:p>
     <w:p>
@@ -5628,6 +5839,7 @@
         <w:t xml:space="preserve">    </w:t>
       </w:r>
       <w:proofErr w:type="spellStart"/>
+      <w:proofErr w:type="gramStart"/>
       <w:r>
         <w:rPr>
           <w:rFonts w:ascii="Consolas" w:hAnsi="Consolas"/>
@@ -5647,6 +5859,7 @@
         </w:rPr>
         <w:t>(</w:t>
       </w:r>
+      <w:proofErr w:type="gramEnd"/>
       <w:r>
         <w:rPr>
           <w:rFonts w:ascii="Consolas" w:hAnsi="Consolas"/>
@@ -5696,6 +5909,7 @@
         <w:t xml:space="preserve">    </w:t>
       </w:r>
       <w:proofErr w:type="spellStart"/>
+      <w:proofErr w:type="gramStart"/>
       <w:r>
         <w:rPr>
           <w:rFonts w:ascii="Consolas" w:hAnsi="Consolas"/>
@@ -5715,6 +5929,7 @@
         </w:rPr>
         <w:t>(</w:t>
       </w:r>
+      <w:proofErr w:type="gramEnd"/>
       <w:r>
         <w:rPr>
           <w:rFonts w:ascii="Consolas" w:hAnsi="Consolas"/>
@@ -5785,6 +6000,7 @@
         <w:t xml:space="preserve">    </w:t>
       </w:r>
       <w:proofErr w:type="spellStart"/>
+      <w:proofErr w:type="gramStart"/>
       <w:r>
         <w:rPr>
           <w:rFonts w:ascii="Consolas" w:hAnsi="Consolas"/>
@@ -5804,6 +6020,7 @@
         </w:rPr>
         <w:t>(</w:t>
       </w:r>
+      <w:proofErr w:type="gramEnd"/>
       <w:r>
         <w:rPr>
           <w:rFonts w:ascii="Consolas" w:hAnsi="Consolas"/>
@@ -5927,6 +6144,7 @@
         <w:t xml:space="preserve">    </w:t>
       </w:r>
       <w:proofErr w:type="spellStart"/>
+      <w:proofErr w:type="gramStart"/>
       <w:r>
         <w:rPr>
           <w:rFonts w:ascii="Consolas" w:hAnsi="Consolas"/>
@@ -5948,6 +6166,7 @@
         </w:rPr>
         <w:t>(</w:t>
       </w:r>
+      <w:proofErr w:type="gramEnd"/>
       <w:r>
         <w:rPr>
           <w:rFonts w:ascii="Consolas" w:hAnsi="Consolas"/>
@@ -6098,6 +6317,7 @@
         <w:t xml:space="preserve"> </w:t>
       </w:r>
       <w:proofErr w:type="spellStart"/>
+      <w:proofErr w:type="gramStart"/>
       <w:r>
         <w:rPr>
           <w:rFonts w:ascii="Consolas" w:hAnsi="Consolas"/>
@@ -6119,6 +6339,7 @@
         </w:rPr>
         <w:t>(</w:t>
       </w:r>
+      <w:proofErr w:type="gramEnd"/>
       <w:r>
         <w:rPr>
           <w:rFonts w:ascii="Consolas" w:hAnsi="Consolas"/>
@@ -7588,6 +7809,7 @@
         <w:t xml:space="preserve">    </w:t>
       </w:r>
       <w:proofErr w:type="spellStart"/>
+      <w:proofErr w:type="gramStart"/>
       <w:r>
         <w:rPr>
           <w:rFonts w:ascii="Consolas" w:hAnsi="Consolas"/>
@@ -7607,7 +7829,18 @@
           <w:szCs w:val="21"/>
           <w:lang w:val="en-US"/>
         </w:rPr>
-        <w:t>();</w:t>
+        <w:t>(</w:t>
+      </w:r>
+      <w:proofErr w:type="gramEnd"/>
+      <w:r>
+        <w:rPr>
+          <w:rFonts w:ascii="Consolas" w:hAnsi="Consolas"/>
+          <w:color w:val="000000"/>
+          <w:sz w:val="21"/>
+          <w:szCs w:val="21"/>
+          <w:lang w:val="en-US"/>
+        </w:rPr>
+        <w:t>);</w:t>
       </w:r>
     </w:p>
     <w:p>
@@ -7679,6 +7912,7 @@
         <w:t xml:space="preserve"> </w:t>
       </w:r>
       <w:proofErr w:type="spellStart"/>
+      <w:proofErr w:type="gramStart"/>
       <w:r>
         <w:rPr>
           <w:rFonts w:ascii="Consolas" w:hAnsi="Consolas"/>
@@ -7700,6 +7934,7 @@
         </w:rPr>
         <w:t>(</w:t>
       </w:r>
+      <w:proofErr w:type="gramEnd"/>
       <w:r>
         <w:rPr>
           <w:rFonts w:ascii="Consolas" w:hAnsi="Consolas"/>
@@ -7787,6 +8022,7 @@
         <w:t xml:space="preserve">    </w:t>
       </w:r>
       <w:proofErr w:type="spellStart"/>
+      <w:proofErr w:type="gramStart"/>
       <w:r>
         <w:rPr>
           <w:rFonts w:ascii="Consolas" w:hAnsi="Consolas"/>
@@ -7806,7 +8042,18 @@
           <w:szCs w:val="21"/>
           <w:lang w:val="en-US"/>
         </w:rPr>
-        <w:t>();</w:t>
+        <w:t>(</w:t>
+      </w:r>
+      <w:proofErr w:type="gramEnd"/>
+      <w:r>
+        <w:rPr>
+          <w:rFonts w:ascii="Consolas" w:hAnsi="Consolas"/>
+          <w:color w:val="000000"/>
+          <w:sz w:val="21"/>
+          <w:szCs w:val="21"/>
+          <w:lang w:val="en-US"/>
+        </w:rPr>
+        <w:t>);</w:t>
       </w:r>
     </w:p>
     <w:p>
@@ -7832,6 +8079,7 @@
         <w:t xml:space="preserve">    </w:t>
       </w:r>
       <w:proofErr w:type="spellStart"/>
+      <w:proofErr w:type="gramStart"/>
       <w:r>
         <w:rPr>
           <w:rFonts w:ascii="Consolas" w:hAnsi="Consolas"/>
@@ -7853,6 +8101,7 @@
         </w:rPr>
         <w:t>(</w:t>
       </w:r>
+      <w:proofErr w:type="gramEnd"/>
       <w:r>
         <w:rPr>
           <w:rFonts w:ascii="Consolas" w:hAnsi="Consolas"/>
@@ -7985,6 +8234,7 @@
         <w:t xml:space="preserve"> </w:t>
       </w:r>
       <w:proofErr w:type="spellStart"/>
+      <w:proofErr w:type="gramStart"/>
       <w:r>
         <w:rPr>
           <w:rFonts w:ascii="Consolas" w:hAnsi="Consolas"/>
@@ -8006,6 +8256,7 @@
         </w:rPr>
         <w:t>(</w:t>
       </w:r>
+      <w:proofErr w:type="gramEnd"/>
       <w:r>
         <w:rPr>
           <w:rFonts w:ascii="Consolas" w:hAnsi="Consolas"/>
@@ -8408,6 +8659,7 @@
         <w:t xml:space="preserve">    </w:t>
       </w:r>
       <w:proofErr w:type="spellStart"/>
+      <w:proofErr w:type="gramStart"/>
       <w:r>
         <w:rPr>
           <w:rFonts w:ascii="Consolas" w:hAnsi="Consolas"/>
@@ -8427,6 +8679,7 @@
         </w:rPr>
         <w:t>(</w:t>
       </w:r>
+      <w:proofErr w:type="gramEnd"/>
       <w:r>
         <w:rPr>
           <w:rFonts w:ascii="Consolas" w:hAnsi="Consolas"/>
@@ -8554,6 +8807,7 @@
         <w:t xml:space="preserve">    </w:t>
       </w:r>
       <w:proofErr w:type="spellStart"/>
+      <w:proofErr w:type="gramStart"/>
       <w:r>
         <w:rPr>
           <w:rFonts w:ascii="Consolas" w:hAnsi="Consolas"/>
@@ -8573,6 +8827,7 @@
         </w:rPr>
         <w:t>(</w:t>
       </w:r>
+      <w:proofErr w:type="gramEnd"/>
       <w:r>
         <w:rPr>
           <w:rFonts w:ascii="Consolas" w:hAnsi="Consolas"/>
@@ -8613,6 +8868,7 @@
         <w:t xml:space="preserve">    </w:t>
       </w:r>
       <w:proofErr w:type="spellStart"/>
+      <w:proofErr w:type="gramStart"/>
       <w:r>
         <w:rPr>
           <w:rFonts w:ascii="Consolas" w:hAnsi="Consolas"/>
@@ -8630,7 +8886,17 @@
           <w:sz w:val="21"/>
           <w:szCs w:val="21"/>
         </w:rPr>
-        <w:t>();</w:t>
+        <w:t>(</w:t>
+      </w:r>
+      <w:proofErr w:type="gramEnd"/>
+      <w:r>
+        <w:rPr>
+          <w:rFonts w:ascii="Consolas" w:hAnsi="Consolas"/>
+          <w:color w:val="000000"/>
+          <w:sz w:val="21"/>
+          <w:szCs w:val="21"/>
+        </w:rPr>
+        <w:t>);</w:t>
       </w:r>
     </w:p>
     <w:p>
@@ -8684,7 +8950,7 @@
           <w:sz w:val="21"/>
           <w:szCs w:val="21"/>
         </w:rPr>
-        <w:t>    // (левая, правая, нижняя, верхняя, ближняя, дальняя).</w:t>
+        <w:t>    // (левая, правая, нижняя, верхняя, ближняя, дальняя)</w:t>
       </w:r>
     </w:p>
     <w:p>
@@ -8792,6 +9058,7 @@
         <w:t xml:space="preserve">        </w:t>
       </w:r>
       <w:proofErr w:type="spellStart"/>
+      <w:proofErr w:type="gramStart"/>
       <w:r>
         <w:rPr>
           <w:rFonts w:ascii="Consolas" w:hAnsi="Consolas"/>
@@ -8811,7 +9078,18 @@
           <w:szCs w:val="21"/>
           <w:lang w:val="en-US"/>
         </w:rPr>
-        <w:t>(-</w:t>
+        <w:t>(</w:t>
+      </w:r>
+      <w:proofErr w:type="gramEnd"/>
+      <w:r>
+        <w:rPr>
+          <w:rFonts w:ascii="Consolas" w:hAnsi="Consolas"/>
+          <w:color w:val="000000"/>
+          <w:sz w:val="21"/>
+          <w:szCs w:val="21"/>
+          <w:lang w:val="en-US"/>
+        </w:rPr>
+        <w:t>-</w:t>
       </w:r>
       <w:proofErr w:type="spellStart"/>
       <w:r>
@@ -9155,6 +9433,7 @@
         <w:t xml:space="preserve">        </w:t>
       </w:r>
       <w:proofErr w:type="spellStart"/>
+      <w:proofErr w:type="gramStart"/>
       <w:r>
         <w:rPr>
           <w:rFonts w:ascii="Consolas" w:hAnsi="Consolas"/>
@@ -9174,7 +9453,18 @@
           <w:szCs w:val="21"/>
           <w:lang w:val="en-US"/>
         </w:rPr>
-        <w:t>(-</w:t>
+        <w:t>(</w:t>
+      </w:r>
+      <w:proofErr w:type="gramEnd"/>
+      <w:r>
+        <w:rPr>
+          <w:rFonts w:ascii="Consolas" w:hAnsi="Consolas"/>
+          <w:color w:val="000000"/>
+          <w:sz w:val="21"/>
+          <w:szCs w:val="21"/>
+          <w:lang w:val="en-US"/>
+        </w:rPr>
+        <w:t>-</w:t>
       </w:r>
       <w:proofErr w:type="spellStart"/>
       <w:r>
@@ -9488,6 +9778,7 @@
         <w:t xml:space="preserve">    </w:t>
       </w:r>
       <w:proofErr w:type="spellStart"/>
+      <w:proofErr w:type="gramStart"/>
       <w:r>
         <w:rPr>
           <w:rFonts w:ascii="Consolas" w:hAnsi="Consolas"/>
@@ -9509,6 +9800,7 @@
         </w:rPr>
         <w:t>(</w:t>
       </w:r>
+      <w:proofErr w:type="gramEnd"/>
       <w:r>
         <w:rPr>
           <w:rFonts w:ascii="Consolas" w:hAnsi="Consolas"/>
@@ -9553,6 +9845,7 @@
         <w:t xml:space="preserve">    </w:t>
       </w:r>
       <w:proofErr w:type="spellStart"/>
+      <w:proofErr w:type="gramStart"/>
       <w:r>
         <w:rPr>
           <w:rFonts w:ascii="Consolas" w:hAnsi="Consolas"/>
@@ -9572,7 +9865,18 @@
           <w:szCs w:val="21"/>
           <w:lang w:val="en-US"/>
         </w:rPr>
-        <w:t>();</w:t>
+        <w:t>(</w:t>
+      </w:r>
+      <w:proofErr w:type="gramEnd"/>
+      <w:r>
+        <w:rPr>
+          <w:rFonts w:ascii="Consolas" w:hAnsi="Consolas"/>
+          <w:color w:val="000000"/>
+          <w:sz w:val="21"/>
+          <w:szCs w:val="21"/>
+          <w:lang w:val="en-US"/>
+        </w:rPr>
+        <w:t>);</w:t>
       </w:r>
     </w:p>
     <w:p>
@@ -9643,6 +9947,7 @@
         </w:rPr>
         <w:t xml:space="preserve"> </w:t>
       </w:r>
+      <w:proofErr w:type="gramStart"/>
       <w:r>
         <w:rPr>
           <w:rFonts w:ascii="Consolas" w:hAnsi="Consolas"/>
@@ -9663,6 +9968,7 @@
         </w:rPr>
         <w:t>(</w:t>
       </w:r>
+      <w:proofErr w:type="gramEnd"/>
       <w:r>
         <w:rPr>
           <w:rFonts w:ascii="Consolas" w:hAnsi="Consolas"/>
@@ -9794,6 +10100,7 @@
         <w:t xml:space="preserve">    </w:t>
       </w:r>
       <w:proofErr w:type="spellStart"/>
+      <w:proofErr w:type="gramStart"/>
       <w:r>
         <w:rPr>
           <w:rFonts w:ascii="Consolas" w:hAnsi="Consolas"/>
@@ -9813,7 +10120,18 @@
           <w:szCs w:val="21"/>
           <w:lang w:val="en-US"/>
         </w:rPr>
-        <w:t>(&amp;</w:t>
+        <w:t>(</w:t>
+      </w:r>
+      <w:proofErr w:type="gramEnd"/>
+      <w:r>
+        <w:rPr>
+          <w:rFonts w:ascii="Consolas" w:hAnsi="Consolas"/>
+          <w:color w:val="000000"/>
+          <w:sz w:val="21"/>
+          <w:szCs w:val="21"/>
+          <w:lang w:val="en-US"/>
+        </w:rPr>
+        <w:t>&amp;</w:t>
       </w:r>
       <w:proofErr w:type="spellStart"/>
       <w:r>
@@ -9884,6 +10202,7 @@
         <w:t xml:space="preserve">    </w:t>
       </w:r>
       <w:proofErr w:type="spellStart"/>
+      <w:proofErr w:type="gramStart"/>
       <w:r>
         <w:rPr>
           <w:rFonts w:ascii="Consolas" w:hAnsi="Consolas"/>
@@ -9905,6 +10224,7 @@
         </w:rPr>
         <w:t>(</w:t>
       </w:r>
+      <w:proofErr w:type="gramEnd"/>
       <w:r>
         <w:rPr>
           <w:rFonts w:ascii="Consolas" w:hAnsi="Consolas"/>
@@ -9989,6 +10309,7 @@
         <w:t xml:space="preserve">    </w:t>
       </w:r>
       <w:proofErr w:type="spellStart"/>
+      <w:proofErr w:type="gramStart"/>
       <w:r>
         <w:rPr>
           <w:rFonts w:ascii="Consolas" w:hAnsi="Consolas"/>
@@ -10010,6 +10331,7 @@
         </w:rPr>
         <w:t>(</w:t>
       </w:r>
+      <w:proofErr w:type="gramEnd"/>
       <w:r>
         <w:rPr>
           <w:rFonts w:ascii="Consolas" w:hAnsi="Consolas"/>
@@ -10074,6 +10396,7 @@
         <w:t xml:space="preserve">    </w:t>
       </w:r>
       <w:proofErr w:type="spellStart"/>
+      <w:proofErr w:type="gramStart"/>
       <w:r>
         <w:rPr>
           <w:rFonts w:ascii="Consolas" w:hAnsi="Consolas"/>
@@ -10095,6 +10418,7 @@
         </w:rPr>
         <w:t>(</w:t>
       </w:r>
+      <w:proofErr w:type="gramEnd"/>
       <w:r>
         <w:rPr>
           <w:rFonts w:ascii="Consolas" w:hAnsi="Consolas"/>
@@ -10159,6 +10483,7 @@
         <w:t xml:space="preserve">    </w:t>
       </w:r>
       <w:proofErr w:type="spellStart"/>
+      <w:proofErr w:type="gramStart"/>
       <w:r>
         <w:rPr>
           <w:rFonts w:ascii="Consolas" w:hAnsi="Consolas"/>
@@ -10181,6 +10506,7 @@
         <w:t>(</w:t>
       </w:r>
       <w:proofErr w:type="spellStart"/>
+      <w:proofErr w:type="gramEnd"/>
       <w:r>
         <w:rPr>
           <w:rFonts w:ascii="Consolas" w:hAnsi="Consolas"/>
@@ -10226,6 +10552,7 @@
         <w:t xml:space="preserve">    </w:t>
       </w:r>
       <w:proofErr w:type="spellStart"/>
+      <w:proofErr w:type="gramStart"/>
       <w:r>
         <w:rPr>
           <w:rFonts w:ascii="Consolas" w:hAnsi="Consolas"/>
@@ -10248,6 +10575,7 @@
         <w:t>(</w:t>
       </w:r>
       <w:proofErr w:type="spellStart"/>
+      <w:proofErr w:type="gramEnd"/>
       <w:r>
         <w:rPr>
           <w:rFonts w:ascii="Consolas" w:hAnsi="Consolas"/>
@@ -10293,6 +10621,7 @@
         <w:t xml:space="preserve">    </w:t>
       </w:r>
       <w:proofErr w:type="spellStart"/>
+      <w:proofErr w:type="gramStart"/>
       <w:r>
         <w:rPr>
           <w:rFonts w:ascii="Consolas" w:hAnsi="Consolas"/>
@@ -10315,6 +10644,7 @@
         <w:t>(</w:t>
       </w:r>
       <w:proofErr w:type="spellStart"/>
+      <w:proofErr w:type="gramEnd"/>
       <w:r>
         <w:rPr>
           <w:rFonts w:ascii="Consolas" w:hAnsi="Consolas"/>
@@ -10360,6 +10690,7 @@
         <w:t xml:space="preserve">    </w:t>
       </w:r>
       <w:proofErr w:type="spellStart"/>
+      <w:proofErr w:type="gramStart"/>
       <w:r>
         <w:rPr>
           <w:rFonts w:ascii="Consolas" w:hAnsi="Consolas"/>
@@ -10381,6 +10712,7 @@
         </w:rPr>
         <w:t>(</w:t>
       </w:r>
+      <w:proofErr w:type="gramEnd"/>
       <w:r>
         <w:rPr>
           <w:rFonts w:ascii="Consolas" w:hAnsi="Consolas"/>
@@ -10466,6 +10798,7 @@
         <w:t xml:space="preserve">    </w:t>
       </w:r>
       <w:proofErr w:type="spellStart"/>
+      <w:proofErr w:type="gramStart"/>
       <w:r>
         <w:rPr>
           <w:rFonts w:ascii="Consolas" w:hAnsi="Consolas"/>
@@ -10483,7 +10816,17 @@
           <w:sz w:val="21"/>
           <w:szCs w:val="21"/>
         </w:rPr>
-        <w:t>();</w:t>
+        <w:t>(</w:t>
+      </w:r>
+      <w:proofErr w:type="gramEnd"/>
+      <w:r>
+        <w:rPr>
+          <w:rFonts w:ascii="Consolas" w:hAnsi="Consolas"/>
+          <w:color w:val="000000"/>
+          <w:sz w:val="21"/>
+          <w:szCs w:val="21"/>
+        </w:rPr>
+        <w:t>);</w:t>
       </w:r>
     </w:p>
     <w:p>
@@ -10507,6 +10850,7 @@
         <w:t xml:space="preserve">    </w:t>
       </w:r>
       <w:proofErr w:type="spellStart"/>
+      <w:proofErr w:type="gramStart"/>
       <w:r>
         <w:rPr>
           <w:rFonts w:ascii="Consolas" w:hAnsi="Consolas"/>
@@ -10524,7 +10868,17 @@
           <w:sz w:val="21"/>
           <w:szCs w:val="21"/>
         </w:rPr>
-        <w:t>();</w:t>
+        <w:t>(</w:t>
+      </w:r>
+      <w:proofErr w:type="gramEnd"/>
+      <w:r>
+        <w:rPr>
+          <w:rFonts w:ascii="Consolas" w:hAnsi="Consolas"/>
+          <w:color w:val="000000"/>
+          <w:sz w:val="21"/>
+          <w:szCs w:val="21"/>
+        </w:rPr>
+        <w:t>);</w:t>
       </w:r>
     </w:p>
     <w:p>
@@ -11549,6 +11903,7 @@
         <w:t xml:space="preserve"> </w:t>
       </w:r>
       <w:proofErr w:type="spellStart"/>
+      <w:proofErr w:type="gramStart"/>
       <w:r>
         <w:rPr>
           <w:rFonts w:ascii="Consolas" w:hAnsi="Consolas"/>
@@ -11570,6 +11925,7 @@
         </w:rPr>
         <w:t>(</w:t>
       </w:r>
+      <w:proofErr w:type="gramEnd"/>
       <w:r>
         <w:rPr>
           <w:rFonts w:ascii="Consolas" w:hAnsi="Consolas"/>
@@ -12663,7 +13019,18 @@
           <w:szCs w:val="21"/>
           <w:lang w:val="en-US"/>
         </w:rPr>
-        <w:t>glNormal3f</w:t>
+        <w:t>glNormal3</w:t>
+      </w:r>
+      <w:proofErr w:type="gramStart"/>
+      <w:r>
+        <w:rPr>
+          <w:rFonts w:ascii="Consolas" w:hAnsi="Consolas"/>
+          <w:color w:val="74531F"/>
+          <w:sz w:val="21"/>
+          <w:szCs w:val="21"/>
+          <w:lang w:val="en-US"/>
+        </w:rPr>
+        <w:t>f</w:t>
       </w:r>
       <w:r>
         <w:rPr>
@@ -12676,6 +13043,7 @@
         <w:t>(</w:t>
       </w:r>
       <w:proofErr w:type="spellStart"/>
+      <w:proofErr w:type="gramEnd"/>
       <w:r>
         <w:rPr>
           <w:rFonts w:ascii="Consolas" w:hAnsi="Consolas"/>
@@ -13029,7 +13397,18 @@
           <w:szCs w:val="21"/>
           <w:lang w:val="en-US"/>
         </w:rPr>
-        <w:t>glVertex3f</w:t>
+        <w:t>glVertex3</w:t>
+      </w:r>
+      <w:proofErr w:type="gramStart"/>
+      <w:r>
+        <w:rPr>
+          <w:rFonts w:ascii="Consolas" w:hAnsi="Consolas"/>
+          <w:color w:val="74531F"/>
+          <w:sz w:val="21"/>
+          <w:szCs w:val="21"/>
+          <w:lang w:val="en-US"/>
+        </w:rPr>
+        <w:t>f</w:t>
       </w:r>
       <w:r>
         <w:rPr>
@@ -13042,6 +13421,7 @@
         <w:t>(</w:t>
       </w:r>
       <w:proofErr w:type="spellStart"/>
+      <w:proofErr w:type="gramEnd"/>
       <w:r>
         <w:rPr>
           <w:rFonts w:ascii="Consolas" w:hAnsi="Consolas"/>
@@ -13168,7 +13548,18 @@
           <w:szCs w:val="21"/>
           <w:lang w:val="en-US"/>
         </w:rPr>
-        <w:t>glVertex3f</w:t>
+        <w:t>glVertex3</w:t>
+      </w:r>
+      <w:proofErr w:type="gramStart"/>
+      <w:r>
+        <w:rPr>
+          <w:rFonts w:ascii="Consolas" w:hAnsi="Consolas"/>
+          <w:color w:val="74531F"/>
+          <w:sz w:val="21"/>
+          <w:szCs w:val="21"/>
+          <w:lang w:val="en-US"/>
+        </w:rPr>
+        <w:t>f</w:t>
       </w:r>
       <w:r>
         <w:rPr>
@@ -13181,6 +13572,7 @@
         <w:t>(</w:t>
       </w:r>
       <w:proofErr w:type="spellStart"/>
+      <w:proofErr w:type="gramEnd"/>
       <w:r>
         <w:rPr>
           <w:rFonts w:ascii="Consolas" w:hAnsi="Consolas"/>
@@ -13307,7 +13699,18 @@
           <w:szCs w:val="21"/>
           <w:lang w:val="en-US"/>
         </w:rPr>
-        <w:t>glVertex3f</w:t>
+        <w:t>glVertex3</w:t>
+      </w:r>
+      <w:proofErr w:type="gramStart"/>
+      <w:r>
+        <w:rPr>
+          <w:rFonts w:ascii="Consolas" w:hAnsi="Consolas"/>
+          <w:color w:val="74531F"/>
+          <w:sz w:val="21"/>
+          <w:szCs w:val="21"/>
+          <w:lang w:val="en-US"/>
+        </w:rPr>
+        <w:t>f</w:t>
       </w:r>
       <w:r>
         <w:rPr>
@@ -13320,6 +13723,7 @@
         <w:t>(</w:t>
       </w:r>
       <w:proofErr w:type="spellStart"/>
+      <w:proofErr w:type="gramEnd"/>
       <w:r>
         <w:rPr>
           <w:rFonts w:ascii="Consolas" w:hAnsi="Consolas"/>
@@ -13446,7 +13850,18 @@
           <w:szCs w:val="21"/>
           <w:lang w:val="en-US"/>
         </w:rPr>
-        <w:t>glVertex3f</w:t>
+        <w:t>glVertex3</w:t>
+      </w:r>
+      <w:proofErr w:type="gramStart"/>
+      <w:r>
+        <w:rPr>
+          <w:rFonts w:ascii="Consolas" w:hAnsi="Consolas"/>
+          <w:color w:val="74531F"/>
+          <w:sz w:val="21"/>
+          <w:szCs w:val="21"/>
+          <w:lang w:val="en-US"/>
+        </w:rPr>
+        <w:t>f</w:t>
       </w:r>
       <w:r>
         <w:rPr>
@@ -13459,6 +13874,7 @@
         <w:t>(</w:t>
       </w:r>
       <w:proofErr w:type="spellStart"/>
+      <w:proofErr w:type="gramEnd"/>
       <w:r>
         <w:rPr>
           <w:rFonts w:ascii="Consolas" w:hAnsi="Consolas"/>
@@ -13624,6 +14040,7 @@
         <w:t xml:space="preserve"> </w:t>
       </w:r>
       <w:proofErr w:type="spellStart"/>
+      <w:proofErr w:type="gramStart"/>
       <w:r>
         <w:rPr>
           <w:rFonts w:ascii="Consolas" w:hAnsi="Consolas"/>
@@ -13643,7 +14060,18 @@
           <w:szCs w:val="21"/>
           <w:lang w:val="en-US"/>
         </w:rPr>
-        <w:t>()</w:t>
+        <w:t>(</w:t>
+      </w:r>
+      <w:proofErr w:type="gramEnd"/>
+      <w:r>
+        <w:rPr>
+          <w:rFonts w:ascii="Consolas" w:hAnsi="Consolas"/>
+          <w:color w:val="000000"/>
+          <w:sz w:val="21"/>
+          <w:szCs w:val="21"/>
+          <w:lang w:val="en-US"/>
+        </w:rPr>
+        <w:t>)</w:t>
       </w:r>
     </w:p>
     <w:p>
@@ -13947,6 +14375,7 @@
         <w:t xml:space="preserve"> </w:t>
       </w:r>
       <w:proofErr w:type="spellStart"/>
+      <w:proofErr w:type="gramStart"/>
       <w:r>
         <w:rPr>
           <w:rFonts w:ascii="Consolas" w:hAnsi="Consolas"/>
@@ -13968,6 +14397,7 @@
         </w:rPr>
         <w:t>[</w:t>
       </w:r>
+      <w:proofErr w:type="gramEnd"/>
       <w:r>
         <w:rPr>
           <w:rFonts w:ascii="Consolas" w:hAnsi="Consolas"/>
@@ -14575,6 +15005,7 @@
         <w:t xml:space="preserve"> </w:t>
       </w:r>
       <w:proofErr w:type="spellStart"/>
+      <w:proofErr w:type="gramStart"/>
       <w:r>
         <w:rPr>
           <w:rFonts w:ascii="Consolas" w:hAnsi="Consolas"/>
@@ -14596,6 +15027,7 @@
         </w:rPr>
         <w:t>[</w:t>
       </w:r>
+      <w:proofErr w:type="gramEnd"/>
       <w:r>
         <w:rPr>
           <w:rFonts w:ascii="Consolas" w:hAnsi="Consolas"/>
@@ -15203,6 +15635,7 @@
         <w:t xml:space="preserve"> </w:t>
       </w:r>
       <w:proofErr w:type="spellStart"/>
+      <w:proofErr w:type="gramStart"/>
       <w:r>
         <w:rPr>
           <w:rFonts w:ascii="Consolas" w:hAnsi="Consolas"/>
@@ -15224,6 +15657,7 @@
         </w:rPr>
         <w:t>[</w:t>
       </w:r>
+      <w:proofErr w:type="gramEnd"/>
       <w:r>
         <w:rPr>
           <w:rFonts w:ascii="Consolas" w:hAnsi="Consolas"/>
@@ -15831,6 +16265,7 @@
         <w:t xml:space="preserve"> </w:t>
       </w:r>
       <w:proofErr w:type="spellStart"/>
+      <w:proofErr w:type="gramStart"/>
       <w:r>
         <w:rPr>
           <w:rFonts w:ascii="Consolas" w:hAnsi="Consolas"/>
@@ -15852,6 +16287,7 @@
         </w:rPr>
         <w:t>[</w:t>
       </w:r>
+      <w:proofErr w:type="gramEnd"/>
       <w:r>
         <w:rPr>
           <w:rFonts w:ascii="Consolas" w:hAnsi="Consolas"/>
@@ -16419,6 +16855,7 @@
         <w:t xml:space="preserve">    </w:t>
       </w:r>
       <w:proofErr w:type="spellStart"/>
+      <w:proofErr w:type="gramStart"/>
       <w:r>
         <w:rPr>
           <w:rFonts w:ascii="Consolas" w:hAnsi="Consolas"/>
@@ -16440,6 +16877,7 @@
         </w:rPr>
         <w:t>(</w:t>
       </w:r>
+      <w:proofErr w:type="gramEnd"/>
       <w:r>
         <w:rPr>
           <w:rFonts w:ascii="Consolas" w:hAnsi="Consolas"/>
@@ -16589,6 +17027,7 @@
         </w:rPr>
         <w:t>3</w:t>
       </w:r>
+      <w:proofErr w:type="gramStart"/>
       <w:r>
         <w:rPr>
           <w:rFonts w:ascii="Consolas" w:hAnsi="Consolas"/>
@@ -16608,6 +17047,7 @@
         </w:rPr>
         <w:t>(</w:t>
       </w:r>
+      <w:proofErr w:type="gramEnd"/>
       <w:r>
         <w:rPr>
           <w:rFonts w:ascii="Consolas" w:hAnsi="Consolas"/>
@@ -18277,6 +18717,7 @@
         </w:rPr>
         <w:t>3</w:t>
       </w:r>
+      <w:proofErr w:type="gramStart"/>
       <w:r>
         <w:rPr>
           <w:rFonts w:ascii="Consolas" w:hAnsi="Consolas"/>
@@ -18296,6 +18737,7 @@
         </w:rPr>
         <w:t>(</w:t>
       </w:r>
+      <w:proofErr w:type="gramEnd"/>
       <w:r>
         <w:rPr>
           <w:rFonts w:ascii="Consolas" w:hAnsi="Consolas"/>
@@ -19003,6 +19445,7 @@
         <w:t xml:space="preserve">    </w:t>
       </w:r>
       <w:proofErr w:type="spellStart"/>
+      <w:proofErr w:type="gramStart"/>
       <w:r>
         <w:rPr>
           <w:rFonts w:ascii="Consolas" w:hAnsi="Consolas"/>
@@ -19022,7 +19465,18 @@
           <w:szCs w:val="21"/>
           <w:lang w:val="en-US"/>
         </w:rPr>
-        <w:t>();</w:t>
+        <w:t>(</w:t>
+      </w:r>
+      <w:proofErr w:type="gramEnd"/>
+      <w:r>
+        <w:rPr>
+          <w:rFonts w:ascii="Consolas" w:hAnsi="Consolas"/>
+          <w:color w:val="000000"/>
+          <w:sz w:val="21"/>
+          <w:szCs w:val="21"/>
+          <w:lang w:val="en-US"/>
+        </w:rPr>
+        <w:t>);</w:t>
       </w:r>
     </w:p>
     <w:p>
@@ -19094,6 +19548,7 @@
         <w:t xml:space="preserve"> </w:t>
       </w:r>
       <w:proofErr w:type="spellStart"/>
+      <w:proofErr w:type="gramStart"/>
       <w:r>
         <w:rPr>
           <w:rFonts w:ascii="Consolas" w:hAnsi="Consolas"/>
@@ -19116,6 +19571,7 @@
         <w:t>(</w:t>
       </w:r>
       <w:proofErr w:type="spellStart"/>
+      <w:proofErr w:type="gramEnd"/>
       <w:r>
         <w:rPr>
           <w:rFonts w:ascii="Consolas" w:hAnsi="Consolas"/>
@@ -19492,6 +19948,7 @@
         <w:t xml:space="preserve">    </w:t>
       </w:r>
       <w:proofErr w:type="spellStart"/>
+      <w:proofErr w:type="gramStart"/>
       <w:r>
         <w:rPr>
           <w:rFonts w:ascii="Consolas" w:hAnsi="Consolas"/>
@@ -19513,6 +19970,7 @@
         </w:rPr>
         <w:t>(</w:t>
       </w:r>
+      <w:proofErr w:type="gramEnd"/>
       <w:r>
         <w:rPr>
           <w:rFonts w:ascii="Consolas" w:hAnsi="Consolas"/>
@@ -19617,6 +20075,7 @@
         <w:t xml:space="preserve">    </w:t>
       </w:r>
       <w:proofErr w:type="spellStart"/>
+      <w:proofErr w:type="gramStart"/>
       <w:r>
         <w:rPr>
           <w:rFonts w:ascii="Consolas" w:hAnsi="Consolas"/>
@@ -19638,6 +20097,7 @@
         </w:rPr>
         <w:t>(</w:t>
       </w:r>
+      <w:proofErr w:type="gramEnd"/>
       <w:r>
         <w:rPr>
           <w:rFonts w:ascii="Consolas" w:hAnsi="Consolas"/>
@@ -19682,6 +20142,7 @@
         <w:t xml:space="preserve">    </w:t>
       </w:r>
       <w:proofErr w:type="spellStart"/>
+      <w:proofErr w:type="gramStart"/>
       <w:r>
         <w:rPr>
           <w:rFonts w:ascii="Consolas" w:hAnsi="Consolas"/>
@@ -19701,7 +20162,18 @@
           <w:szCs w:val="21"/>
           <w:lang w:val="en-US"/>
         </w:rPr>
-        <w:t>();</w:t>
+        <w:t>(</w:t>
+      </w:r>
+      <w:proofErr w:type="gramEnd"/>
+      <w:r>
+        <w:rPr>
+          <w:rFonts w:ascii="Consolas" w:hAnsi="Consolas"/>
+          <w:color w:val="000000"/>
+          <w:sz w:val="21"/>
+          <w:szCs w:val="21"/>
+          <w:lang w:val="en-US"/>
+        </w:rPr>
+        <w:t>);</w:t>
       </w:r>
     </w:p>
     <w:p>
@@ -19810,6 +20282,7 @@
         <w:t xml:space="preserve">        </w:t>
       </w:r>
       <w:proofErr w:type="spellStart"/>
+      <w:proofErr w:type="gramStart"/>
       <w:r>
         <w:rPr>
           <w:rFonts w:ascii="Consolas" w:hAnsi="Consolas"/>
@@ -19829,7 +20302,18 @@
           <w:szCs w:val="21"/>
           <w:lang w:val="en-US"/>
         </w:rPr>
-        <w:t>(-</w:t>
+        <w:t>(</w:t>
+      </w:r>
+      <w:proofErr w:type="gramEnd"/>
+      <w:r>
+        <w:rPr>
+          <w:rFonts w:ascii="Consolas" w:hAnsi="Consolas"/>
+          <w:color w:val="000000"/>
+          <w:sz w:val="21"/>
+          <w:szCs w:val="21"/>
+          <w:lang w:val="en-US"/>
+        </w:rPr>
+        <w:t>-</w:t>
       </w:r>
       <w:proofErr w:type="spellStart"/>
       <w:r>
@@ -20163,6 +20647,7 @@
         <w:t xml:space="preserve">        </w:t>
       </w:r>
       <w:proofErr w:type="spellStart"/>
+      <w:proofErr w:type="gramStart"/>
       <w:r>
         <w:rPr>
           <w:rFonts w:ascii="Consolas" w:hAnsi="Consolas"/>
@@ -20182,7 +20667,18 @@
           <w:szCs w:val="21"/>
           <w:lang w:val="en-US"/>
         </w:rPr>
-        <w:t>(-</w:t>
+        <w:t>(</w:t>
+      </w:r>
+      <w:proofErr w:type="gramEnd"/>
+      <w:r>
+        <w:rPr>
+          <w:rFonts w:ascii="Consolas" w:hAnsi="Consolas"/>
+          <w:color w:val="000000"/>
+          <w:sz w:val="21"/>
+          <w:szCs w:val="21"/>
+          <w:lang w:val="en-US"/>
+        </w:rPr>
+        <w:t>-</w:t>
       </w:r>
       <w:proofErr w:type="spellStart"/>
       <w:r>
@@ -20496,6 +20992,7 @@
         <w:t xml:space="preserve">    </w:t>
       </w:r>
       <w:proofErr w:type="spellStart"/>
+      <w:proofErr w:type="gramStart"/>
       <w:r>
         <w:rPr>
           <w:rFonts w:ascii="Consolas" w:hAnsi="Consolas"/>
@@ -20517,6 +21014,7 @@
         </w:rPr>
         <w:t>(</w:t>
       </w:r>
+      <w:proofErr w:type="gramEnd"/>
       <w:r>
         <w:rPr>
           <w:rFonts w:ascii="Consolas" w:hAnsi="Consolas"/>
@@ -20561,6 +21059,7 @@
         <w:t xml:space="preserve">    </w:t>
       </w:r>
       <w:proofErr w:type="spellStart"/>
+      <w:proofErr w:type="gramStart"/>
       <w:r>
         <w:rPr>
           <w:rFonts w:ascii="Consolas" w:hAnsi="Consolas"/>
@@ -20580,7 +21079,18 @@
           <w:szCs w:val="21"/>
           <w:lang w:val="en-US"/>
         </w:rPr>
-        <w:t>();</w:t>
+        <w:t>(</w:t>
+      </w:r>
+      <w:proofErr w:type="gramEnd"/>
+      <w:r>
+        <w:rPr>
+          <w:rFonts w:ascii="Consolas" w:hAnsi="Consolas"/>
+          <w:color w:val="000000"/>
+          <w:sz w:val="21"/>
+          <w:szCs w:val="21"/>
+          <w:lang w:val="en-US"/>
+        </w:rPr>
+        <w:t>);</w:t>
       </w:r>
     </w:p>
     <w:p>
@@ -20652,6 +21162,7 @@
         <w:t xml:space="preserve"> </w:t>
       </w:r>
       <w:proofErr w:type="spellStart"/>
+      <w:proofErr w:type="gramStart"/>
       <w:r>
         <w:rPr>
           <w:rFonts w:ascii="Consolas" w:hAnsi="Consolas"/>
@@ -20671,7 +21182,18 @@
           <w:szCs w:val="21"/>
           <w:lang w:val="en-US"/>
         </w:rPr>
-        <w:t>()</w:t>
+        <w:t>(</w:t>
+      </w:r>
+      <w:proofErr w:type="gramEnd"/>
+      <w:r>
+        <w:rPr>
+          <w:rFonts w:ascii="Consolas" w:hAnsi="Consolas"/>
+          <w:color w:val="000000"/>
+          <w:sz w:val="21"/>
+          <w:szCs w:val="21"/>
+          <w:lang w:val="en-US"/>
+        </w:rPr>
+        <w:t>)</w:t>
       </w:r>
     </w:p>
     <w:p>
@@ -20720,6 +21242,7 @@
         <w:t xml:space="preserve">    </w:t>
       </w:r>
       <w:proofErr w:type="spellStart"/>
+      <w:proofErr w:type="gramStart"/>
       <w:r>
         <w:rPr>
           <w:rFonts w:ascii="Consolas" w:hAnsi="Consolas"/>
@@ -20741,6 +21264,7 @@
         </w:rPr>
         <w:t>(</w:t>
       </w:r>
+      <w:proofErr w:type="gramEnd"/>
       <w:r>
         <w:rPr>
           <w:rFonts w:ascii="Consolas" w:hAnsi="Consolas"/>
@@ -20868,6 +21392,7 @@
         <w:t xml:space="preserve">    </w:t>
       </w:r>
       <w:proofErr w:type="spellStart"/>
+      <w:proofErr w:type="gramStart"/>
       <w:r>
         <w:rPr>
           <w:rFonts w:ascii="Consolas" w:hAnsi="Consolas"/>
@@ -20889,6 +21414,7 @@
         </w:rPr>
         <w:t>(</w:t>
       </w:r>
+      <w:proofErr w:type="gramEnd"/>
       <w:r>
         <w:rPr>
           <w:rFonts w:ascii="Consolas" w:hAnsi="Consolas"/>
@@ -21039,6 +21565,7 @@
         <w:t xml:space="preserve"> </w:t>
       </w:r>
       <w:proofErr w:type="spellStart"/>
+      <w:proofErr w:type="gramStart"/>
       <w:r>
         <w:rPr>
           <w:rFonts w:ascii="Consolas" w:hAnsi="Consolas"/>
@@ -21060,6 +21587,7 @@
         </w:rPr>
         <w:t>(</w:t>
       </w:r>
+      <w:proofErr w:type="gramEnd"/>
       <w:r>
         <w:rPr>
           <w:rFonts w:ascii="Consolas" w:hAnsi="Consolas"/>
@@ -22178,6 +22706,7 @@
         <w:t xml:space="preserve">    </w:t>
       </w:r>
       <w:proofErr w:type="spellStart"/>
+      <w:proofErr w:type="gramStart"/>
       <w:r>
         <w:rPr>
           <w:rFonts w:ascii="Consolas" w:hAnsi="Consolas"/>
@@ -22197,7 +22726,18 @@
           <w:szCs w:val="21"/>
           <w:lang w:val="en-US"/>
         </w:rPr>
-        <w:t>();</w:t>
+        <w:t>(</w:t>
+      </w:r>
+      <w:proofErr w:type="gramEnd"/>
+      <w:r>
+        <w:rPr>
+          <w:rFonts w:ascii="Consolas" w:hAnsi="Consolas"/>
+          <w:color w:val="000000"/>
+          <w:sz w:val="21"/>
+          <w:szCs w:val="21"/>
+          <w:lang w:val="en-US"/>
+        </w:rPr>
+        <w:t>);</w:t>
       </w:r>
     </w:p>
     <w:p>
@@ -22269,6 +22809,7 @@
         <w:t xml:space="preserve"> </w:t>
       </w:r>
       <w:proofErr w:type="spellStart"/>
+      <w:proofErr w:type="gramStart"/>
       <w:r>
         <w:rPr>
           <w:rFonts w:ascii="Consolas" w:hAnsi="Consolas"/>
@@ -22288,7 +22829,18 @@
           <w:szCs w:val="21"/>
           <w:lang w:val="en-US"/>
         </w:rPr>
-        <w:t>()</w:t>
+        <w:t>(</w:t>
+      </w:r>
+      <w:proofErr w:type="gramEnd"/>
+      <w:r>
+        <w:rPr>
+          <w:rFonts w:ascii="Consolas" w:hAnsi="Consolas"/>
+          <w:color w:val="000000"/>
+          <w:sz w:val="21"/>
+          <w:szCs w:val="21"/>
+          <w:lang w:val="en-US"/>
+        </w:rPr>
+        <w:t>)</w:t>
       </w:r>
     </w:p>
     <w:p>
@@ -22338,6 +22890,7 @@
         <w:t xml:space="preserve">    </w:t>
       </w:r>
       <w:proofErr w:type="spellStart"/>
+      <w:proofErr w:type="gramStart"/>
       <w:r>
         <w:rPr>
           <w:rFonts w:ascii="Consolas" w:hAnsi="Consolas"/>
@@ -22359,6 +22912,7 @@
         </w:rPr>
         <w:t>(</w:t>
       </w:r>
+      <w:proofErr w:type="gramEnd"/>
       <w:r>
         <w:rPr>
           <w:rFonts w:ascii="Consolas" w:hAnsi="Consolas"/>
@@ -22436,6 +22990,7 @@
         <w:t xml:space="preserve">    </w:t>
       </w:r>
       <w:proofErr w:type="spellStart"/>
+      <w:proofErr w:type="gramStart"/>
       <w:r>
         <w:rPr>
           <w:rFonts w:ascii="Consolas" w:hAnsi="Consolas"/>
@@ -22455,7 +23010,18 @@
           <w:szCs w:val="21"/>
           <w:lang w:val="en-US"/>
         </w:rPr>
-        <w:t>();</w:t>
+        <w:t>(</w:t>
+      </w:r>
+      <w:proofErr w:type="gramEnd"/>
+      <w:r>
+        <w:rPr>
+          <w:rFonts w:ascii="Consolas" w:hAnsi="Consolas"/>
+          <w:color w:val="000000"/>
+          <w:sz w:val="21"/>
+          <w:szCs w:val="21"/>
+          <w:lang w:val="en-US"/>
+        </w:rPr>
+        <w:t>);</w:t>
       </w:r>
     </w:p>
     <w:p>
@@ -22481,6 +23047,7 @@
         <w:t xml:space="preserve">    </w:t>
       </w:r>
       <w:proofErr w:type="spellStart"/>
+      <w:proofErr w:type="gramStart"/>
       <w:r>
         <w:rPr>
           <w:rFonts w:ascii="Consolas" w:hAnsi="Consolas"/>
@@ -22503,6 +23070,7 @@
         <w:t>(</w:t>
       </w:r>
       <w:proofErr w:type="spellStart"/>
+      <w:proofErr w:type="gramEnd"/>
       <w:r>
         <w:rPr>
           <w:rFonts w:ascii="Consolas" w:hAnsi="Consolas"/>
@@ -22608,6 +23176,7 @@
         <w:t xml:space="preserve">    </w:t>
       </w:r>
       <w:proofErr w:type="spellStart"/>
+      <w:proofErr w:type="gramStart"/>
       <w:r>
         <w:rPr>
           <w:rFonts w:ascii="Consolas" w:hAnsi="Consolas"/>
@@ -22630,6 +23199,7 @@
         <w:t>(</w:t>
       </w:r>
       <w:proofErr w:type="spellStart"/>
+      <w:proofErr w:type="gramEnd"/>
       <w:r>
         <w:rPr>
           <w:rFonts w:ascii="Consolas" w:hAnsi="Consolas"/>
@@ -22735,6 +23305,7 @@
         <w:t xml:space="preserve">    </w:t>
       </w:r>
       <w:proofErr w:type="spellStart"/>
+      <w:proofErr w:type="gramStart"/>
       <w:r>
         <w:rPr>
           <w:rFonts w:ascii="Consolas" w:hAnsi="Consolas"/>
@@ -22754,7 +23325,18 @@
           <w:szCs w:val="21"/>
           <w:lang w:val="en-US"/>
         </w:rPr>
-        <w:t>();</w:t>
+        <w:t>(</w:t>
+      </w:r>
+      <w:proofErr w:type="gramEnd"/>
+      <w:r>
+        <w:rPr>
+          <w:rFonts w:ascii="Consolas" w:hAnsi="Consolas"/>
+          <w:color w:val="000000"/>
+          <w:sz w:val="21"/>
+          <w:szCs w:val="21"/>
+          <w:lang w:val="en-US"/>
+        </w:rPr>
+        <w:t>);</w:t>
       </w:r>
     </w:p>
     <w:p>
@@ -22780,6 +23362,7 @@
         <w:t xml:space="preserve">    </w:t>
       </w:r>
       <w:proofErr w:type="spellStart"/>
+      <w:proofErr w:type="gramStart"/>
       <w:r>
         <w:rPr>
           <w:rFonts w:ascii="Consolas" w:hAnsi="Consolas"/>
@@ -22799,7 +23382,18 @@
           <w:szCs w:val="21"/>
           <w:lang w:val="en-US"/>
         </w:rPr>
-        <w:t>();</w:t>
+        <w:t>(</w:t>
+      </w:r>
+      <w:proofErr w:type="gramEnd"/>
+      <w:r>
+        <w:rPr>
+          <w:rFonts w:ascii="Consolas" w:hAnsi="Consolas"/>
+          <w:color w:val="000000"/>
+          <w:sz w:val="21"/>
+          <w:szCs w:val="21"/>
+          <w:lang w:val="en-US"/>
+        </w:rPr>
+        <w:t>);</w:t>
       </w:r>
     </w:p>
     <w:p>
@@ -22838,6 +23432,7 @@
         <w:t xml:space="preserve">    </w:t>
       </w:r>
       <w:proofErr w:type="spellStart"/>
+      <w:proofErr w:type="gramStart"/>
       <w:r>
         <w:rPr>
           <w:rFonts w:ascii="Consolas" w:hAnsi="Consolas"/>
@@ -22857,7 +23452,18 @@
           <w:szCs w:val="21"/>
           <w:lang w:val="en-US"/>
         </w:rPr>
-        <w:t>();</w:t>
+        <w:t>(</w:t>
+      </w:r>
+      <w:proofErr w:type="gramEnd"/>
+      <w:r>
+        <w:rPr>
+          <w:rFonts w:ascii="Consolas" w:hAnsi="Consolas"/>
+          <w:color w:val="000000"/>
+          <w:sz w:val="21"/>
+          <w:szCs w:val="21"/>
+          <w:lang w:val="en-US"/>
+        </w:rPr>
+        <w:t>);</w:t>
       </w:r>
     </w:p>
     <w:p>
@@ -22928,6 +23534,7 @@
         </w:rPr>
         <w:t xml:space="preserve"> </w:t>
       </w:r>
+      <w:proofErr w:type="gramStart"/>
       <w:r>
         <w:rPr>
           <w:rFonts w:ascii="Consolas" w:hAnsi="Consolas"/>
@@ -22948,6 +23555,7 @@
         </w:rPr>
         <w:t>(</w:t>
       </w:r>
+      <w:proofErr w:type="gramEnd"/>
       <w:r>
         <w:rPr>
           <w:rFonts w:ascii="Consolas" w:hAnsi="Consolas"/>
@@ -23079,6 +23687,7 @@
         <w:t xml:space="preserve">    </w:t>
       </w:r>
       <w:proofErr w:type="spellStart"/>
+      <w:proofErr w:type="gramStart"/>
       <w:r>
         <w:rPr>
           <w:rFonts w:ascii="Consolas" w:hAnsi="Consolas"/>
@@ -23098,7 +23707,18 @@
           <w:szCs w:val="21"/>
           <w:lang w:val="en-US"/>
         </w:rPr>
-        <w:t>(&amp;</w:t>
+        <w:t>(</w:t>
+      </w:r>
+      <w:proofErr w:type="gramEnd"/>
+      <w:r>
+        <w:rPr>
+          <w:rFonts w:ascii="Consolas" w:hAnsi="Consolas"/>
+          <w:color w:val="000000"/>
+          <w:sz w:val="21"/>
+          <w:szCs w:val="21"/>
+          <w:lang w:val="en-US"/>
+        </w:rPr>
+        <w:t>&amp;</w:t>
       </w:r>
       <w:proofErr w:type="spellStart"/>
       <w:r>
@@ -23168,6 +23788,7 @@
         <w:t xml:space="preserve">    </w:t>
       </w:r>
       <w:proofErr w:type="spellStart"/>
+      <w:proofErr w:type="gramStart"/>
       <w:r>
         <w:rPr>
           <w:rFonts w:ascii="Consolas" w:hAnsi="Consolas"/>
@@ -23189,6 +23810,7 @@
         </w:rPr>
         <w:t>(</w:t>
       </w:r>
+      <w:proofErr w:type="gramEnd"/>
       <w:r>
         <w:rPr>
           <w:rFonts w:ascii="Consolas" w:hAnsi="Consolas"/>
@@ -23273,6 +23895,7 @@
         <w:t xml:space="preserve">    </w:t>
       </w:r>
       <w:proofErr w:type="spellStart"/>
+      <w:proofErr w:type="gramStart"/>
       <w:r>
         <w:rPr>
           <w:rFonts w:ascii="Consolas" w:hAnsi="Consolas"/>
@@ -23294,6 +23917,7 @@
         </w:rPr>
         <w:t>(</w:t>
       </w:r>
+      <w:proofErr w:type="gramEnd"/>
       <w:r>
         <w:rPr>
           <w:rFonts w:ascii="Consolas" w:hAnsi="Consolas"/>
@@ -23358,6 +23982,7 @@
         <w:t xml:space="preserve">    </w:t>
       </w:r>
       <w:proofErr w:type="spellStart"/>
+      <w:proofErr w:type="gramStart"/>
       <w:r>
         <w:rPr>
           <w:rFonts w:ascii="Consolas" w:hAnsi="Consolas"/>
@@ -23379,6 +24004,7 @@
         </w:rPr>
         <w:t>(</w:t>
       </w:r>
+      <w:proofErr w:type="gramEnd"/>
       <w:r>
         <w:rPr>
           <w:rFonts w:ascii="Consolas" w:hAnsi="Consolas"/>
@@ -23443,6 +24069,7 @@
         <w:t xml:space="preserve">    </w:t>
       </w:r>
       <w:proofErr w:type="spellStart"/>
+      <w:proofErr w:type="gramStart"/>
       <w:r>
         <w:rPr>
           <w:rFonts w:ascii="Consolas" w:hAnsi="Consolas"/>
@@ -23465,6 +24092,7 @@
         <w:t>(</w:t>
       </w:r>
       <w:proofErr w:type="spellStart"/>
+      <w:proofErr w:type="gramEnd"/>
       <w:r>
         <w:rPr>
           <w:rFonts w:ascii="Consolas" w:hAnsi="Consolas"/>
@@ -23510,6 +24138,7 @@
         <w:t xml:space="preserve">    </w:t>
       </w:r>
       <w:proofErr w:type="spellStart"/>
+      <w:proofErr w:type="gramStart"/>
       <w:r>
         <w:rPr>
           <w:rFonts w:ascii="Consolas" w:hAnsi="Consolas"/>
@@ -23532,6 +24161,7 @@
         <w:t>(</w:t>
       </w:r>
       <w:proofErr w:type="spellStart"/>
+      <w:proofErr w:type="gramEnd"/>
       <w:r>
         <w:rPr>
           <w:rFonts w:ascii="Consolas" w:hAnsi="Consolas"/>
@@ -23577,6 +24207,7 @@
         <w:t xml:space="preserve">    </w:t>
       </w:r>
       <w:proofErr w:type="spellStart"/>
+      <w:proofErr w:type="gramStart"/>
       <w:r>
         <w:rPr>
           <w:rFonts w:ascii="Consolas" w:hAnsi="Consolas"/>
@@ -23599,6 +24230,7 @@
         <w:t>(</w:t>
       </w:r>
       <w:proofErr w:type="spellStart"/>
+      <w:proofErr w:type="gramEnd"/>
       <w:r>
         <w:rPr>
           <w:rFonts w:ascii="Consolas" w:hAnsi="Consolas"/>
@@ -23643,6 +24275,7 @@
         <w:t xml:space="preserve">    </w:t>
       </w:r>
       <w:proofErr w:type="spellStart"/>
+      <w:proofErr w:type="gramStart"/>
       <w:r>
         <w:rPr>
           <w:rFonts w:ascii="Consolas" w:hAnsi="Consolas"/>
@@ -23660,7 +24293,17 @@
           <w:sz w:val="21"/>
           <w:szCs w:val="21"/>
         </w:rPr>
-        <w:t>();</w:t>
+        <w:t>(</w:t>
+      </w:r>
+      <w:proofErr w:type="gramEnd"/>
+      <w:r>
+        <w:rPr>
+          <w:rFonts w:ascii="Consolas" w:hAnsi="Consolas"/>
+          <w:color w:val="000000"/>
+          <w:sz w:val="21"/>
+          <w:szCs w:val="21"/>
+        </w:rPr>
+        <w:t>);</w:t>
       </w:r>
     </w:p>
     <w:p>
@@ -23684,6 +24327,7 @@
         <w:t xml:space="preserve">    </w:t>
       </w:r>
       <w:proofErr w:type="spellStart"/>
+      <w:proofErr w:type="gramStart"/>
       <w:r>
         <w:rPr>
           <w:rFonts w:ascii="Consolas" w:hAnsi="Consolas"/>
@@ -23701,7 +24345,17 @@
           <w:sz w:val="21"/>
           <w:szCs w:val="21"/>
         </w:rPr>
-        <w:t>();</w:t>
+        <w:t>(</w:t>
+      </w:r>
+      <w:proofErr w:type="gramEnd"/>
+      <w:r>
+        <w:rPr>
+          <w:rFonts w:ascii="Consolas" w:hAnsi="Consolas"/>
+          <w:color w:val="000000"/>
+          <w:sz w:val="21"/>
+          <w:szCs w:val="21"/>
+        </w:rPr>
+        <w:t>);</w:t>
       </w:r>
     </w:p>
     <w:p>
@@ -24720,6 +25374,7 @@
         <w:t xml:space="preserve"> </w:t>
       </w:r>
       <w:proofErr w:type="spellStart"/>
+      <w:proofErr w:type="gramStart"/>
       <w:r>
         <w:rPr>
           <w:rFonts w:ascii="Consolas" w:hAnsi="Consolas"/>
@@ -24741,6 +25396,7 @@
         </w:rPr>
         <w:t>(</w:t>
       </w:r>
+      <w:proofErr w:type="gramEnd"/>
       <w:r>
         <w:rPr>
           <w:rFonts w:ascii="Consolas" w:hAnsi="Consolas"/>
@@ -25834,7 +26490,18 @@
           <w:szCs w:val="21"/>
           <w:lang w:val="en-US"/>
         </w:rPr>
-        <w:t>glNormal3f</w:t>
+        <w:t>glNormal3</w:t>
+      </w:r>
+      <w:proofErr w:type="gramStart"/>
+      <w:r>
+        <w:rPr>
+          <w:rFonts w:ascii="Consolas" w:hAnsi="Consolas"/>
+          <w:color w:val="74531F"/>
+          <w:sz w:val="21"/>
+          <w:szCs w:val="21"/>
+          <w:lang w:val="en-US"/>
+        </w:rPr>
+        <w:t>f</w:t>
       </w:r>
       <w:r>
         <w:rPr>
@@ -25847,6 +26514,7 @@
         <w:t>(</w:t>
       </w:r>
       <w:proofErr w:type="spellStart"/>
+      <w:proofErr w:type="gramEnd"/>
       <w:r>
         <w:rPr>
           <w:rFonts w:ascii="Consolas" w:hAnsi="Consolas"/>
@@ -26200,7 +26868,18 @@
           <w:szCs w:val="21"/>
           <w:lang w:val="en-US"/>
         </w:rPr>
-        <w:t>glVertex3f</w:t>
+        <w:t>glVertex3</w:t>
+      </w:r>
+      <w:proofErr w:type="gramStart"/>
+      <w:r>
+        <w:rPr>
+          <w:rFonts w:ascii="Consolas" w:hAnsi="Consolas"/>
+          <w:color w:val="74531F"/>
+          <w:sz w:val="21"/>
+          <w:szCs w:val="21"/>
+          <w:lang w:val="en-US"/>
+        </w:rPr>
+        <w:t>f</w:t>
       </w:r>
       <w:r>
         <w:rPr>
@@ -26213,6 +26892,7 @@
         <w:t>(</w:t>
       </w:r>
       <w:proofErr w:type="spellStart"/>
+      <w:proofErr w:type="gramEnd"/>
       <w:r>
         <w:rPr>
           <w:rFonts w:ascii="Consolas" w:hAnsi="Consolas"/>
@@ -26339,7 +27019,18 @@
           <w:szCs w:val="21"/>
           <w:lang w:val="en-US"/>
         </w:rPr>
-        <w:t>glVertex3f</w:t>
+        <w:t>glVertex3</w:t>
+      </w:r>
+      <w:proofErr w:type="gramStart"/>
+      <w:r>
+        <w:rPr>
+          <w:rFonts w:ascii="Consolas" w:hAnsi="Consolas"/>
+          <w:color w:val="74531F"/>
+          <w:sz w:val="21"/>
+          <w:szCs w:val="21"/>
+          <w:lang w:val="en-US"/>
+        </w:rPr>
+        <w:t>f</w:t>
       </w:r>
       <w:r>
         <w:rPr>
@@ -26352,6 +27043,7 @@
         <w:t>(</w:t>
       </w:r>
       <w:proofErr w:type="spellStart"/>
+      <w:proofErr w:type="gramEnd"/>
       <w:r>
         <w:rPr>
           <w:rFonts w:ascii="Consolas" w:hAnsi="Consolas"/>
@@ -26478,7 +27170,18 @@
           <w:szCs w:val="21"/>
           <w:lang w:val="en-US"/>
         </w:rPr>
-        <w:t>glVertex3f</w:t>
+        <w:t>glVertex3</w:t>
+      </w:r>
+      <w:proofErr w:type="gramStart"/>
+      <w:r>
+        <w:rPr>
+          <w:rFonts w:ascii="Consolas" w:hAnsi="Consolas"/>
+          <w:color w:val="74531F"/>
+          <w:sz w:val="21"/>
+          <w:szCs w:val="21"/>
+          <w:lang w:val="en-US"/>
+        </w:rPr>
+        <w:t>f</w:t>
       </w:r>
       <w:r>
         <w:rPr>
@@ -26491,6 +27194,7 @@
         <w:t>(</w:t>
       </w:r>
       <w:proofErr w:type="spellStart"/>
+      <w:proofErr w:type="gramEnd"/>
       <w:r>
         <w:rPr>
           <w:rFonts w:ascii="Consolas" w:hAnsi="Consolas"/>
@@ -26617,7 +27321,18 @@
           <w:szCs w:val="21"/>
           <w:lang w:val="en-US"/>
         </w:rPr>
-        <w:t>glVertex3f</w:t>
+        <w:t>glVertex3</w:t>
+      </w:r>
+      <w:proofErr w:type="gramStart"/>
+      <w:r>
+        <w:rPr>
+          <w:rFonts w:ascii="Consolas" w:hAnsi="Consolas"/>
+          <w:color w:val="74531F"/>
+          <w:sz w:val="21"/>
+          <w:szCs w:val="21"/>
+          <w:lang w:val="en-US"/>
+        </w:rPr>
+        <w:t>f</w:t>
       </w:r>
       <w:r>
         <w:rPr>
@@ -26630,6 +27345,7 @@
         <w:t>(</w:t>
       </w:r>
       <w:proofErr w:type="spellStart"/>
+      <w:proofErr w:type="gramEnd"/>
       <w:r>
         <w:rPr>
           <w:rFonts w:ascii="Consolas" w:hAnsi="Consolas"/>
@@ -26795,6 +27511,7 @@
         <w:t xml:space="preserve"> </w:t>
       </w:r>
       <w:proofErr w:type="spellStart"/>
+      <w:proofErr w:type="gramStart"/>
       <w:r>
         <w:rPr>
           <w:rFonts w:ascii="Consolas" w:hAnsi="Consolas"/>
@@ -26814,7 +27531,18 @@
           <w:szCs w:val="21"/>
           <w:lang w:val="en-US"/>
         </w:rPr>
-        <w:t>()</w:t>
+        <w:t>(</w:t>
+      </w:r>
+      <w:proofErr w:type="gramEnd"/>
+      <w:r>
+        <w:rPr>
+          <w:rFonts w:ascii="Consolas" w:hAnsi="Consolas"/>
+          <w:color w:val="000000"/>
+          <w:sz w:val="21"/>
+          <w:szCs w:val="21"/>
+          <w:lang w:val="en-US"/>
+        </w:rPr>
+        <w:t>)</w:t>
       </w:r>
     </w:p>
     <w:p>
@@ -27131,6 +27859,7 @@
         <w:t xml:space="preserve"> </w:t>
       </w:r>
       <w:proofErr w:type="spellStart"/>
+      <w:proofErr w:type="gramStart"/>
       <w:r>
         <w:rPr>
           <w:rFonts w:ascii="Consolas" w:hAnsi="Consolas"/>
@@ -27152,6 +27881,7 @@
         </w:rPr>
         <w:t>[</w:t>
       </w:r>
+      <w:proofErr w:type="gramEnd"/>
       <w:r>
         <w:rPr>
           <w:rFonts w:ascii="Consolas" w:hAnsi="Consolas"/>
@@ -27759,6 +28489,7 @@
         <w:t xml:space="preserve"> </w:t>
       </w:r>
       <w:proofErr w:type="spellStart"/>
+      <w:proofErr w:type="gramStart"/>
       <w:r>
         <w:rPr>
           <w:rFonts w:ascii="Consolas" w:hAnsi="Consolas"/>
@@ -27780,6 +28511,7 @@
         </w:rPr>
         <w:t>[</w:t>
       </w:r>
+      <w:proofErr w:type="gramEnd"/>
       <w:r>
         <w:rPr>
           <w:rFonts w:ascii="Consolas" w:hAnsi="Consolas"/>
@@ -28387,6 +29119,7 @@
         <w:t xml:space="preserve"> </w:t>
       </w:r>
       <w:proofErr w:type="spellStart"/>
+      <w:proofErr w:type="gramStart"/>
       <w:r>
         <w:rPr>
           <w:rFonts w:ascii="Consolas" w:hAnsi="Consolas"/>
@@ -28408,6 +29141,7 @@
         </w:rPr>
         <w:t>[</w:t>
       </w:r>
+      <w:proofErr w:type="gramEnd"/>
       <w:r>
         <w:rPr>
           <w:rFonts w:ascii="Consolas" w:hAnsi="Consolas"/>
@@ -29015,6 +29749,7 @@
         <w:t xml:space="preserve"> </w:t>
       </w:r>
       <w:proofErr w:type="spellStart"/>
+      <w:proofErr w:type="gramStart"/>
       <w:r>
         <w:rPr>
           <w:rFonts w:ascii="Consolas" w:hAnsi="Consolas"/>
@@ -29036,6 +29771,7 @@
         </w:rPr>
         <w:t>[</w:t>
       </w:r>
+      <w:proofErr w:type="gramEnd"/>
       <w:r>
         <w:rPr>
           <w:rFonts w:ascii="Consolas" w:hAnsi="Consolas"/>
@@ -29603,6 +30339,7 @@
         <w:t xml:space="preserve">    </w:t>
       </w:r>
       <w:proofErr w:type="spellStart"/>
+      <w:proofErr w:type="gramStart"/>
       <w:r>
         <w:rPr>
           <w:rFonts w:ascii="Consolas" w:hAnsi="Consolas"/>
@@ -29624,6 +30361,7 @@
         </w:rPr>
         <w:t>(</w:t>
       </w:r>
+      <w:proofErr w:type="gramEnd"/>
       <w:r>
         <w:rPr>
           <w:rFonts w:ascii="Consolas" w:hAnsi="Consolas"/>
@@ -29786,6 +30524,7 @@
         </w:rPr>
         <w:t>3</w:t>
       </w:r>
+      <w:proofErr w:type="gramStart"/>
       <w:r>
         <w:rPr>
           <w:rFonts w:ascii="Consolas" w:hAnsi="Consolas"/>
@@ -29805,6 +30544,7 @@
         </w:rPr>
         <w:t>(</w:t>
       </w:r>
+      <w:proofErr w:type="gramEnd"/>
       <w:r>
         <w:rPr>
           <w:rFonts w:ascii="Consolas" w:hAnsi="Consolas"/>
@@ -31076,6 +31816,7 @@
         </w:rPr>
         <w:t>3</w:t>
       </w:r>
+      <w:proofErr w:type="gramStart"/>
       <w:r>
         <w:rPr>
           <w:rFonts w:ascii="Consolas" w:hAnsi="Consolas"/>
@@ -31095,6 +31836,7 @@
         </w:rPr>
         <w:t>(</w:t>
       </w:r>
+      <w:proofErr w:type="gramEnd"/>
       <w:r>
         <w:rPr>
           <w:rFonts w:ascii="Consolas" w:hAnsi="Consolas"/>
@@ -31802,6 +32544,7 @@
         <w:t xml:space="preserve">    </w:t>
       </w:r>
       <w:proofErr w:type="spellStart"/>
+      <w:proofErr w:type="gramStart"/>
       <w:r>
         <w:rPr>
           <w:rFonts w:ascii="Consolas" w:hAnsi="Consolas"/>
@@ -31821,7 +32564,18 @@
           <w:szCs w:val="21"/>
           <w:lang w:val="en-US"/>
         </w:rPr>
-        <w:t>();</w:t>
+        <w:t>(</w:t>
+      </w:r>
+      <w:proofErr w:type="gramEnd"/>
+      <w:r>
+        <w:rPr>
+          <w:rFonts w:ascii="Consolas" w:hAnsi="Consolas"/>
+          <w:color w:val="000000"/>
+          <w:sz w:val="21"/>
+          <w:szCs w:val="21"/>
+          <w:lang w:val="en-US"/>
+        </w:rPr>
+        <w:t>);</w:t>
       </w:r>
     </w:p>
     <w:p>
@@ -31893,6 +32647,7 @@
         <w:t xml:space="preserve"> </w:t>
       </w:r>
       <w:proofErr w:type="spellStart"/>
+      <w:proofErr w:type="gramStart"/>
       <w:r>
         <w:rPr>
           <w:rFonts w:ascii="Consolas" w:hAnsi="Consolas"/>
@@ -31915,6 +32670,7 @@
         <w:t>(</w:t>
       </w:r>
       <w:proofErr w:type="spellStart"/>
+      <w:proofErr w:type="gramEnd"/>
       <w:r>
         <w:rPr>
           <w:rFonts w:ascii="Consolas" w:hAnsi="Consolas"/>
@@ -32412,6 +33168,7 @@
         <w:t xml:space="preserve">    </w:t>
       </w:r>
       <w:proofErr w:type="spellStart"/>
+      <w:proofErr w:type="gramStart"/>
       <w:r>
         <w:rPr>
           <w:rFonts w:ascii="Consolas" w:hAnsi="Consolas"/>
@@ -32433,6 +33190,7 @@
         </w:rPr>
         <w:t>(</w:t>
       </w:r>
+      <w:proofErr w:type="gramEnd"/>
       <w:r>
         <w:rPr>
           <w:rFonts w:ascii="Consolas" w:hAnsi="Consolas"/>
@@ -32537,6 +33295,7 @@
         <w:t xml:space="preserve">    </w:t>
       </w:r>
       <w:proofErr w:type="spellStart"/>
+      <w:proofErr w:type="gramStart"/>
       <w:r>
         <w:rPr>
           <w:rFonts w:ascii="Consolas" w:hAnsi="Consolas"/>
@@ -32558,6 +33317,7 @@
         </w:rPr>
         <w:t>(</w:t>
       </w:r>
+      <w:proofErr w:type="gramEnd"/>
       <w:r>
         <w:rPr>
           <w:rFonts w:ascii="Consolas" w:hAnsi="Consolas"/>
@@ -32602,6 +33362,7 @@
         <w:t xml:space="preserve">    </w:t>
       </w:r>
       <w:proofErr w:type="spellStart"/>
+      <w:proofErr w:type="gramStart"/>
       <w:r>
         <w:rPr>
           <w:rFonts w:ascii="Consolas" w:hAnsi="Consolas"/>
@@ -32621,7 +33382,18 @@
           <w:szCs w:val="21"/>
           <w:lang w:val="en-US"/>
         </w:rPr>
-        <w:t>();</w:t>
+        <w:t>(</w:t>
+      </w:r>
+      <w:proofErr w:type="gramEnd"/>
+      <w:r>
+        <w:rPr>
+          <w:rFonts w:ascii="Consolas" w:hAnsi="Consolas"/>
+          <w:color w:val="000000"/>
+          <w:sz w:val="21"/>
+          <w:szCs w:val="21"/>
+          <w:lang w:val="en-US"/>
+        </w:rPr>
+        <w:t>);</w:t>
       </w:r>
     </w:p>
     <w:p>
@@ -32647,6 +33419,7 @@
         <w:t xml:space="preserve">    </w:t>
       </w:r>
       <w:proofErr w:type="spellStart"/>
+      <w:proofErr w:type="gramStart"/>
       <w:r>
         <w:rPr>
           <w:rFonts w:ascii="Consolas" w:hAnsi="Consolas"/>
@@ -32668,6 +33441,7 @@
         </w:rPr>
         <w:t>(</w:t>
       </w:r>
+      <w:proofErr w:type="gramEnd"/>
       <w:r>
         <w:rPr>
           <w:rFonts w:ascii="Consolas" w:hAnsi="Consolas"/>
@@ -32774,6 +33548,7 @@
         <w:t xml:space="preserve">    </w:t>
       </w:r>
       <w:proofErr w:type="spellStart"/>
+      <w:proofErr w:type="gramStart"/>
       <w:r>
         <w:rPr>
           <w:rFonts w:ascii="Consolas" w:hAnsi="Consolas"/>
@@ -32795,6 +33570,7 @@
         </w:rPr>
         <w:t>(</w:t>
       </w:r>
+      <w:proofErr w:type="gramEnd"/>
       <w:r>
         <w:rPr>
           <w:rFonts w:ascii="Consolas" w:hAnsi="Consolas"/>
@@ -32839,6 +33615,7 @@
         <w:t xml:space="preserve">    </w:t>
       </w:r>
       <w:proofErr w:type="spellStart"/>
+      <w:proofErr w:type="gramStart"/>
       <w:r>
         <w:rPr>
           <w:rFonts w:ascii="Consolas" w:hAnsi="Consolas"/>
@@ -32858,7 +33635,18 @@
           <w:szCs w:val="21"/>
           <w:lang w:val="en-US"/>
         </w:rPr>
-        <w:t>();</w:t>
+        <w:t>(</w:t>
+      </w:r>
+      <w:proofErr w:type="gramEnd"/>
+      <w:r>
+        <w:rPr>
+          <w:rFonts w:ascii="Consolas" w:hAnsi="Consolas"/>
+          <w:color w:val="000000"/>
+          <w:sz w:val="21"/>
+          <w:szCs w:val="21"/>
+          <w:lang w:val="en-US"/>
+        </w:rPr>
+        <w:t>);</w:t>
       </w:r>
     </w:p>
     <w:p>
@@ -32930,6 +33718,7 @@
         <w:t xml:space="preserve"> </w:t>
       </w:r>
       <w:proofErr w:type="spellStart"/>
+      <w:proofErr w:type="gramStart"/>
       <w:r>
         <w:rPr>
           <w:rFonts w:ascii="Consolas" w:hAnsi="Consolas"/>
@@ -32949,7 +33738,18 @@
           <w:szCs w:val="21"/>
           <w:lang w:val="en-US"/>
         </w:rPr>
-        <w:t>()</w:t>
+        <w:t>(</w:t>
+      </w:r>
+      <w:proofErr w:type="gramEnd"/>
+      <w:r>
+        <w:rPr>
+          <w:rFonts w:ascii="Consolas" w:hAnsi="Consolas"/>
+          <w:color w:val="000000"/>
+          <w:sz w:val="21"/>
+          <w:szCs w:val="21"/>
+          <w:lang w:val="en-US"/>
+        </w:rPr>
+        <w:t>)</w:t>
       </w:r>
     </w:p>
     <w:p>
@@ -32998,6 +33798,7 @@
         <w:t xml:space="preserve">    </w:t>
       </w:r>
       <w:proofErr w:type="spellStart"/>
+      <w:proofErr w:type="gramStart"/>
       <w:r>
         <w:rPr>
           <w:rFonts w:ascii="Consolas" w:hAnsi="Consolas"/>
@@ -33019,6 +33820,7 @@
         </w:rPr>
         <w:t>(</w:t>
       </w:r>
+      <w:proofErr w:type="gramEnd"/>
       <w:r>
         <w:rPr>
           <w:rFonts w:ascii="Consolas" w:hAnsi="Consolas"/>
@@ -33146,6 +33948,7 @@
         <w:t xml:space="preserve">    </w:t>
       </w:r>
       <w:proofErr w:type="spellStart"/>
+      <w:proofErr w:type="gramStart"/>
       <w:r>
         <w:rPr>
           <w:rFonts w:ascii="Consolas" w:hAnsi="Consolas"/>
@@ -33167,6 +33970,7 @@
         </w:rPr>
         <w:t>(</w:t>
       </w:r>
+      <w:proofErr w:type="gramEnd"/>
       <w:r>
         <w:rPr>
           <w:rFonts w:ascii="Consolas" w:hAnsi="Consolas"/>
@@ -33317,6 +34121,7 @@
         <w:t xml:space="preserve"> </w:t>
       </w:r>
       <w:proofErr w:type="spellStart"/>
+      <w:proofErr w:type="gramStart"/>
       <w:r>
         <w:rPr>
           <w:rFonts w:ascii="Consolas" w:hAnsi="Consolas"/>
@@ -33338,6 +34143,7 @@
         </w:rPr>
         <w:t>(</w:t>
       </w:r>
+      <w:proofErr w:type="gramEnd"/>
       <w:r>
         <w:rPr>
           <w:rFonts w:ascii="Consolas" w:hAnsi="Consolas"/>
@@ -34456,6 +35262,7 @@
         <w:t xml:space="preserve">    </w:t>
       </w:r>
       <w:proofErr w:type="spellStart"/>
+      <w:proofErr w:type="gramStart"/>
       <w:r>
         <w:rPr>
           <w:rFonts w:ascii="Consolas" w:hAnsi="Consolas"/>
@@ -34475,7 +35282,18 @@
           <w:szCs w:val="21"/>
           <w:lang w:val="en-US"/>
         </w:rPr>
-        <w:t>();</w:t>
+        <w:t>(</w:t>
+      </w:r>
+      <w:proofErr w:type="gramEnd"/>
+      <w:r>
+        <w:rPr>
+          <w:rFonts w:ascii="Consolas" w:hAnsi="Consolas"/>
+          <w:color w:val="000000"/>
+          <w:sz w:val="21"/>
+          <w:szCs w:val="21"/>
+          <w:lang w:val="en-US"/>
+        </w:rPr>
+        <w:t>);</w:t>
       </w:r>
     </w:p>
     <w:p>
@@ -34547,6 +35365,7 @@
         <w:t xml:space="preserve"> </w:t>
       </w:r>
       <w:proofErr w:type="spellStart"/>
+      <w:proofErr w:type="gramStart"/>
       <w:r>
         <w:rPr>
           <w:rFonts w:ascii="Consolas" w:hAnsi="Consolas"/>
@@ -34566,7 +35385,18 @@
           <w:szCs w:val="21"/>
           <w:lang w:val="en-US"/>
         </w:rPr>
-        <w:t>()</w:t>
+        <w:t>(</w:t>
+      </w:r>
+      <w:proofErr w:type="gramEnd"/>
+      <w:r>
+        <w:rPr>
+          <w:rFonts w:ascii="Consolas" w:hAnsi="Consolas"/>
+          <w:color w:val="000000"/>
+          <w:sz w:val="21"/>
+          <w:szCs w:val="21"/>
+          <w:lang w:val="en-US"/>
+        </w:rPr>
+        <w:t>)</w:t>
       </w:r>
     </w:p>
     <w:p>
@@ -34615,6 +35445,7 @@
         <w:t xml:space="preserve">    </w:t>
       </w:r>
       <w:proofErr w:type="spellStart"/>
+      <w:proofErr w:type="gramStart"/>
       <w:r>
         <w:rPr>
           <w:rFonts w:ascii="Consolas" w:hAnsi="Consolas"/>
@@ -34636,6 +35467,7 @@
         </w:rPr>
         <w:t>(</w:t>
       </w:r>
+      <w:proofErr w:type="gramEnd"/>
       <w:r>
         <w:rPr>
           <w:rFonts w:ascii="Consolas" w:hAnsi="Consolas"/>
@@ -34713,6 +35545,7 @@
         <w:t xml:space="preserve">    </w:t>
       </w:r>
       <w:proofErr w:type="spellStart"/>
+      <w:proofErr w:type="gramStart"/>
       <w:r>
         <w:rPr>
           <w:rFonts w:ascii="Consolas" w:hAnsi="Consolas"/>
@@ -34732,7 +35565,18 @@
           <w:szCs w:val="21"/>
           <w:lang w:val="en-US"/>
         </w:rPr>
-        <w:t>();</w:t>
+        <w:t>(</w:t>
+      </w:r>
+      <w:proofErr w:type="gramEnd"/>
+      <w:r>
+        <w:rPr>
+          <w:rFonts w:ascii="Consolas" w:hAnsi="Consolas"/>
+          <w:color w:val="000000"/>
+          <w:sz w:val="21"/>
+          <w:szCs w:val="21"/>
+          <w:lang w:val="en-US"/>
+        </w:rPr>
+        <w:t>);</w:t>
       </w:r>
     </w:p>
     <w:p>
@@ -34758,6 +35602,7 @@
         <w:t xml:space="preserve">    </w:t>
       </w:r>
       <w:proofErr w:type="spellStart"/>
+      <w:proofErr w:type="gramStart"/>
       <w:r>
         <w:rPr>
           <w:rFonts w:ascii="Consolas" w:hAnsi="Consolas"/>
@@ -34779,6 +35624,7 @@
         </w:rPr>
         <w:t>(</w:t>
       </w:r>
+      <w:proofErr w:type="gramEnd"/>
       <w:r>
         <w:rPr>
           <w:rFonts w:ascii="Consolas" w:hAnsi="Consolas"/>
@@ -34863,6 +35709,7 @@
         <w:t xml:space="preserve">    </w:t>
       </w:r>
       <w:proofErr w:type="spellStart"/>
+      <w:proofErr w:type="gramStart"/>
       <w:r>
         <w:rPr>
           <w:rFonts w:ascii="Consolas" w:hAnsi="Consolas"/>
@@ -34885,6 +35732,7 @@
         <w:t>(</w:t>
       </w:r>
       <w:proofErr w:type="spellStart"/>
+      <w:proofErr w:type="gramEnd"/>
       <w:r>
         <w:rPr>
           <w:rFonts w:ascii="Consolas" w:hAnsi="Consolas"/>
@@ -34991,6 +35839,7 @@
         <w:t xml:space="preserve">    </w:t>
       </w:r>
       <w:proofErr w:type="spellStart"/>
+      <w:proofErr w:type="gramStart"/>
       <w:r>
         <w:rPr>
           <w:rFonts w:ascii="Consolas" w:hAnsi="Consolas"/>
@@ -35013,6 +35862,7 @@
         <w:t>(</w:t>
       </w:r>
       <w:proofErr w:type="spellStart"/>
+      <w:proofErr w:type="gramEnd"/>
       <w:r>
         <w:rPr>
           <w:rFonts w:ascii="Consolas" w:hAnsi="Consolas"/>
@@ -35118,6 +35968,7 @@
         <w:t xml:space="preserve">    </w:t>
       </w:r>
       <w:proofErr w:type="spellStart"/>
+      <w:proofErr w:type="gramStart"/>
       <w:r>
         <w:rPr>
           <w:rFonts w:ascii="Consolas" w:hAnsi="Consolas"/>
@@ -35137,7 +35988,18 @@
           <w:szCs w:val="21"/>
           <w:lang w:val="en-US"/>
         </w:rPr>
-        <w:t>();</w:t>
+        <w:t>(</w:t>
+      </w:r>
+      <w:proofErr w:type="gramEnd"/>
+      <w:r>
+        <w:rPr>
+          <w:rFonts w:ascii="Consolas" w:hAnsi="Consolas"/>
+          <w:color w:val="000000"/>
+          <w:sz w:val="21"/>
+          <w:szCs w:val="21"/>
+          <w:lang w:val="en-US"/>
+        </w:rPr>
+        <w:t>);</w:t>
       </w:r>
     </w:p>
     <w:p>
@@ -35163,6 +36025,7 @@
         <w:t xml:space="preserve">    </w:t>
       </w:r>
       <w:proofErr w:type="spellStart"/>
+      <w:proofErr w:type="gramStart"/>
       <w:r>
         <w:rPr>
           <w:rFonts w:ascii="Consolas" w:hAnsi="Consolas"/>
@@ -35182,7 +36045,18 @@
           <w:szCs w:val="21"/>
           <w:lang w:val="en-US"/>
         </w:rPr>
-        <w:t>();</w:t>
+        <w:t>(</w:t>
+      </w:r>
+      <w:proofErr w:type="gramEnd"/>
+      <w:r>
+        <w:rPr>
+          <w:rFonts w:ascii="Consolas" w:hAnsi="Consolas"/>
+          <w:color w:val="000000"/>
+          <w:sz w:val="21"/>
+          <w:szCs w:val="21"/>
+          <w:lang w:val="en-US"/>
+        </w:rPr>
+        <w:t>);</w:t>
       </w:r>
     </w:p>
     <w:p>
@@ -35221,6 +36095,7 @@
         <w:t xml:space="preserve">    </w:t>
       </w:r>
       <w:proofErr w:type="spellStart"/>
+      <w:proofErr w:type="gramStart"/>
       <w:r>
         <w:rPr>
           <w:rFonts w:ascii="Consolas" w:hAnsi="Consolas"/>
@@ -35240,7 +36115,18 @@
           <w:szCs w:val="21"/>
           <w:lang w:val="en-US"/>
         </w:rPr>
-        <w:t>();</w:t>
+        <w:t>(</w:t>
+      </w:r>
+      <w:proofErr w:type="gramEnd"/>
+      <w:r>
+        <w:rPr>
+          <w:rFonts w:ascii="Consolas" w:hAnsi="Consolas"/>
+          <w:color w:val="000000"/>
+          <w:sz w:val="21"/>
+          <w:szCs w:val="21"/>
+          <w:lang w:val="en-US"/>
+        </w:rPr>
+        <w:t>);</w:t>
       </w:r>
     </w:p>
     <w:p>
@@ -35311,6 +36197,7 @@
         </w:rPr>
         <w:t xml:space="preserve"> </w:t>
       </w:r>
+      <w:proofErr w:type="gramStart"/>
       <w:r>
         <w:rPr>
           <w:rFonts w:ascii="Consolas" w:hAnsi="Consolas"/>
@@ -35331,6 +36218,7 @@
         </w:rPr>
         <w:t>(</w:t>
       </w:r>
+      <w:proofErr w:type="gramEnd"/>
       <w:r>
         <w:rPr>
           <w:rFonts w:ascii="Consolas" w:hAnsi="Consolas"/>
@@ -35462,6 +36350,7 @@
         <w:t xml:space="preserve">    </w:t>
       </w:r>
       <w:proofErr w:type="spellStart"/>
+      <w:proofErr w:type="gramStart"/>
       <w:r>
         <w:rPr>
           <w:rFonts w:ascii="Consolas" w:hAnsi="Consolas"/>
@@ -35481,7 +36370,18 @@
           <w:szCs w:val="21"/>
           <w:lang w:val="en-US"/>
         </w:rPr>
-        <w:t>(&amp;</w:t>
+        <w:t>(</w:t>
+      </w:r>
+      <w:proofErr w:type="gramEnd"/>
+      <w:r>
+        <w:rPr>
+          <w:rFonts w:ascii="Consolas" w:hAnsi="Consolas"/>
+          <w:color w:val="000000"/>
+          <w:sz w:val="21"/>
+          <w:szCs w:val="21"/>
+          <w:lang w:val="en-US"/>
+        </w:rPr>
+        <w:t>&amp;</w:t>
       </w:r>
       <w:proofErr w:type="spellStart"/>
       <w:r>
@@ -35551,6 +36451,7 @@
         <w:t xml:space="preserve">    </w:t>
       </w:r>
       <w:proofErr w:type="spellStart"/>
+      <w:proofErr w:type="gramStart"/>
       <w:r>
         <w:rPr>
           <w:rFonts w:ascii="Consolas" w:hAnsi="Consolas"/>
@@ -35572,6 +36473,7 @@
         </w:rPr>
         <w:t>(</w:t>
       </w:r>
+      <w:proofErr w:type="gramEnd"/>
       <w:r>
         <w:rPr>
           <w:rFonts w:ascii="Consolas" w:hAnsi="Consolas"/>
@@ -35656,6 +36558,7 @@
         <w:t xml:space="preserve">    </w:t>
       </w:r>
       <w:proofErr w:type="spellStart"/>
+      <w:proofErr w:type="gramStart"/>
       <w:r>
         <w:rPr>
           <w:rFonts w:ascii="Consolas" w:hAnsi="Consolas"/>
@@ -35677,6 +36580,7 @@
         </w:rPr>
         <w:t>(</w:t>
       </w:r>
+      <w:proofErr w:type="gramEnd"/>
       <w:r>
         <w:rPr>
           <w:rFonts w:ascii="Consolas" w:hAnsi="Consolas"/>
@@ -35741,6 +36645,7 @@
         <w:t xml:space="preserve">    </w:t>
       </w:r>
       <w:proofErr w:type="spellStart"/>
+      <w:proofErr w:type="gramStart"/>
       <w:r>
         <w:rPr>
           <w:rFonts w:ascii="Consolas" w:hAnsi="Consolas"/>
@@ -35762,6 +36667,7 @@
         </w:rPr>
         <w:t>(</w:t>
       </w:r>
+      <w:proofErr w:type="gramEnd"/>
       <w:r>
         <w:rPr>
           <w:rFonts w:ascii="Consolas" w:hAnsi="Consolas"/>
@@ -35826,6 +36732,7 @@
         <w:t xml:space="preserve">    </w:t>
       </w:r>
       <w:proofErr w:type="spellStart"/>
+      <w:proofErr w:type="gramStart"/>
       <w:r>
         <w:rPr>
           <w:rFonts w:ascii="Consolas" w:hAnsi="Consolas"/>
@@ -35848,6 +36755,7 @@
         <w:t>(</w:t>
       </w:r>
       <w:proofErr w:type="spellStart"/>
+      <w:proofErr w:type="gramEnd"/>
       <w:r>
         <w:rPr>
           <w:rFonts w:ascii="Consolas" w:hAnsi="Consolas"/>
@@ -35893,6 +36801,7 @@
         <w:t xml:space="preserve">    </w:t>
       </w:r>
       <w:proofErr w:type="spellStart"/>
+      <w:proofErr w:type="gramStart"/>
       <w:r>
         <w:rPr>
           <w:rFonts w:ascii="Consolas" w:hAnsi="Consolas"/>
@@ -35915,6 +36824,7 @@
         <w:t>(</w:t>
       </w:r>
       <w:proofErr w:type="spellStart"/>
+      <w:proofErr w:type="gramEnd"/>
       <w:r>
         <w:rPr>
           <w:rFonts w:ascii="Consolas" w:hAnsi="Consolas"/>
@@ -35960,6 +36870,7 @@
         <w:t xml:space="preserve">    </w:t>
       </w:r>
       <w:proofErr w:type="spellStart"/>
+      <w:proofErr w:type="gramStart"/>
       <w:r>
         <w:rPr>
           <w:rFonts w:ascii="Consolas" w:hAnsi="Consolas"/>
@@ -35982,6 +36893,7 @@
         <w:t>(</w:t>
       </w:r>
       <w:proofErr w:type="spellStart"/>
+      <w:proofErr w:type="gramEnd"/>
       <w:r>
         <w:rPr>
           <w:rFonts w:ascii="Consolas" w:hAnsi="Consolas"/>
@@ -36026,6 +36938,7 @@
         <w:t xml:space="preserve">    </w:t>
       </w:r>
       <w:proofErr w:type="spellStart"/>
+      <w:proofErr w:type="gramStart"/>
       <w:r>
         <w:rPr>
           <w:rFonts w:ascii="Consolas" w:hAnsi="Consolas"/>
@@ -36044,7 +36957,17 @@
           <w:sz w:val="21"/>
           <w:szCs w:val="21"/>
         </w:rPr>
-        <w:t>();</w:t>
+        <w:t>(</w:t>
+      </w:r>
+      <w:proofErr w:type="gramEnd"/>
+      <w:r>
+        <w:rPr>
+          <w:rFonts w:ascii="Consolas" w:hAnsi="Consolas"/>
+          <w:color w:val="000000"/>
+          <w:sz w:val="21"/>
+          <w:szCs w:val="21"/>
+        </w:rPr>
+        <w:t>);</w:t>
       </w:r>
     </w:p>
     <w:p>
@@ -36097,6 +37020,7 @@
         <w:t xml:space="preserve"> </w:t>
       </w:r>
       <w:proofErr w:type="spellStart"/>
+      <w:proofErr w:type="gramStart"/>
       <w:r>
         <w:rPr>
           <w:rFonts w:ascii="Consolas" w:hAnsi="Consolas"/>
@@ -36114,7 +37038,17 @@
           <w:sz w:val="21"/>
           <w:szCs w:val="21"/>
         </w:rPr>
-        <w:t>();</w:t>
+        <w:t>(</w:t>
+      </w:r>
+      <w:proofErr w:type="gramEnd"/>
+      <w:r>
+        <w:rPr>
+          <w:rFonts w:ascii="Consolas" w:hAnsi="Consolas"/>
+          <w:color w:val="000000"/>
+          <w:sz w:val="21"/>
+          <w:szCs w:val="21"/>
+        </w:rPr>
+        <w:t>);</w:t>
       </w:r>
     </w:p>
     <w:p>
@@ -36774,6 +37708,7 @@
         <w:t xml:space="preserve"> </w:t>
       </w:r>
       <w:proofErr w:type="spellStart"/>
+      <w:proofErr w:type="gramStart"/>
       <w:r>
         <w:rPr>
           <w:rFonts w:ascii="Consolas" w:hAnsi="Consolas"/>
@@ -36793,7 +37728,18 @@
           <w:szCs w:val="21"/>
           <w:lang w:val="en-US"/>
         </w:rPr>
-        <w:t>[] = {</w:t>
+        <w:t>[</w:t>
+      </w:r>
+      <w:proofErr w:type="gramEnd"/>
+      <w:r>
+        <w:rPr>
+          <w:rFonts w:ascii="Consolas" w:hAnsi="Consolas"/>
+          <w:color w:val="000000"/>
+          <w:sz w:val="21"/>
+          <w:szCs w:val="21"/>
+          <w:lang w:val="en-US"/>
+        </w:rPr>
+        <w:t>] = {</w:t>
       </w:r>
       <w:r>
         <w:rPr>
@@ -36911,6 +37857,7 @@
         <w:t xml:space="preserve"> </w:t>
       </w:r>
       <w:proofErr w:type="spellStart"/>
+      <w:proofErr w:type="gramStart"/>
       <w:r>
         <w:rPr>
           <w:rFonts w:ascii="Consolas" w:hAnsi="Consolas"/>
@@ -36930,7 +37877,18 @@
           <w:szCs w:val="21"/>
           <w:lang w:val="en-US"/>
         </w:rPr>
-        <w:t>[] = {</w:t>
+        <w:t>[</w:t>
+      </w:r>
+      <w:proofErr w:type="gramEnd"/>
+      <w:r>
+        <w:rPr>
+          <w:rFonts w:ascii="Consolas" w:hAnsi="Consolas"/>
+          <w:color w:val="000000"/>
+          <w:sz w:val="21"/>
+          <w:szCs w:val="21"/>
+          <w:lang w:val="en-US"/>
+        </w:rPr>
+        <w:t>] = {</w:t>
       </w:r>
       <w:r>
         <w:rPr>
@@ -37048,6 +38006,7 @@
         <w:t xml:space="preserve"> </w:t>
       </w:r>
       <w:proofErr w:type="spellStart"/>
+      <w:proofErr w:type="gramStart"/>
       <w:r>
         <w:rPr>
           <w:rFonts w:ascii="Consolas" w:hAnsi="Consolas"/>
@@ -37067,7 +38026,18 @@
           <w:szCs w:val="21"/>
           <w:lang w:val="en-US"/>
         </w:rPr>
-        <w:t>[] = {</w:t>
+        <w:t>[</w:t>
+      </w:r>
+      <w:proofErr w:type="gramEnd"/>
+      <w:r>
+        <w:rPr>
+          <w:rFonts w:ascii="Consolas" w:hAnsi="Consolas"/>
+          <w:color w:val="000000"/>
+          <w:sz w:val="21"/>
+          <w:szCs w:val="21"/>
+          <w:lang w:val="en-US"/>
+        </w:rPr>
+        <w:t>] = {</w:t>
       </w:r>
       <w:r>
         <w:rPr>
@@ -37216,6 +38186,7 @@
         <w:t xml:space="preserve"> </w:t>
       </w:r>
       <w:proofErr w:type="spellStart"/>
+      <w:proofErr w:type="gramStart"/>
       <w:r>
         <w:rPr>
           <w:rFonts w:ascii="Consolas" w:hAnsi="Consolas"/>
@@ -37233,7 +38204,17 @@
           <w:sz w:val="21"/>
           <w:szCs w:val="21"/>
         </w:rPr>
-        <w:t>()</w:t>
+        <w:t>(</w:t>
+      </w:r>
+      <w:proofErr w:type="gramEnd"/>
+      <w:r>
+        <w:rPr>
+          <w:rFonts w:ascii="Consolas" w:hAnsi="Consolas"/>
+          <w:color w:val="000000"/>
+          <w:sz w:val="21"/>
+          <w:szCs w:val="21"/>
+        </w:rPr>
+        <w:t>)</w:t>
       </w:r>
     </w:p>
     <w:p>
@@ -37519,6 +38500,7 @@
         <w:t xml:space="preserve">    </w:t>
       </w:r>
       <w:proofErr w:type="spellStart"/>
+      <w:proofErr w:type="gramStart"/>
       <w:r>
         <w:rPr>
           <w:rFonts w:ascii="Consolas" w:hAnsi="Consolas"/>
@@ -37540,6 +38522,7 @@
         </w:rPr>
         <w:t>(</w:t>
       </w:r>
+      <w:proofErr w:type="gramEnd"/>
       <w:r>
         <w:rPr>
           <w:rFonts w:ascii="Consolas" w:hAnsi="Consolas"/>
@@ -37617,6 +38600,7 @@
         <w:t xml:space="preserve">    </w:t>
       </w:r>
       <w:proofErr w:type="spellStart"/>
+      <w:proofErr w:type="gramStart"/>
       <w:r>
         <w:rPr>
           <w:rFonts w:ascii="Consolas" w:hAnsi="Consolas"/>
@@ -37638,6 +38622,7 @@
         </w:rPr>
         <w:t>(</w:t>
       </w:r>
+      <w:proofErr w:type="gramEnd"/>
       <w:r>
         <w:rPr>
           <w:rFonts w:ascii="Consolas" w:hAnsi="Consolas"/>
@@ -37682,6 +38667,7 @@
         <w:t xml:space="preserve">    </w:t>
       </w:r>
       <w:proofErr w:type="spellStart"/>
+      <w:proofErr w:type="gramStart"/>
       <w:r>
         <w:rPr>
           <w:rFonts w:ascii="Consolas" w:hAnsi="Consolas"/>
@@ -37701,7 +38687,18 @@
           <w:szCs w:val="21"/>
           <w:lang w:val="en-US"/>
         </w:rPr>
-        <w:t>();</w:t>
+        <w:t>(</w:t>
+      </w:r>
+      <w:proofErr w:type="gramEnd"/>
+      <w:r>
+        <w:rPr>
+          <w:rFonts w:ascii="Consolas" w:hAnsi="Consolas"/>
+          <w:color w:val="000000"/>
+          <w:sz w:val="21"/>
+          <w:szCs w:val="21"/>
+          <w:lang w:val="en-US"/>
+        </w:rPr>
+        <w:t>);</w:t>
       </w:r>
     </w:p>
     <w:p>
@@ -37867,6 +38864,7 @@
         <w:t xml:space="preserve">    </w:t>
       </w:r>
       <w:proofErr w:type="spellStart"/>
+      <w:proofErr w:type="gramStart"/>
       <w:r>
         <w:rPr>
           <w:rFonts w:ascii="Consolas" w:hAnsi="Consolas"/>
@@ -37888,6 +38886,7 @@
         </w:rPr>
         <w:t>(</w:t>
       </w:r>
+      <w:proofErr w:type="gramEnd"/>
       <w:r>
         <w:rPr>
           <w:rFonts w:ascii="Consolas" w:hAnsi="Consolas"/>
@@ -38017,6 +39016,7 @@
         <w:t xml:space="preserve">    </w:t>
       </w:r>
       <w:proofErr w:type="spellStart"/>
+      <w:proofErr w:type="gramStart"/>
       <w:r>
         <w:rPr>
           <w:rFonts w:ascii="Consolas" w:hAnsi="Consolas"/>
@@ -38038,6 +39038,7 @@
         </w:rPr>
         <w:t>(</w:t>
       </w:r>
+      <w:proofErr w:type="gramEnd"/>
       <w:r>
         <w:rPr>
           <w:rFonts w:ascii="Consolas" w:hAnsi="Consolas"/>
@@ -38089,7 +39090,18 @@
           <w:szCs w:val="21"/>
           <w:lang w:val="en-US"/>
         </w:rPr>
-        <w:t>glColor3ub</w:t>
+        <w:t>glColor3</w:t>
+      </w:r>
+      <w:proofErr w:type="gramStart"/>
+      <w:r>
+        <w:rPr>
+          <w:rFonts w:ascii="Consolas" w:hAnsi="Consolas"/>
+          <w:color w:val="74531F"/>
+          <w:sz w:val="21"/>
+          <w:szCs w:val="21"/>
+          <w:lang w:val="en-US"/>
+        </w:rPr>
+        <w:t>ub</w:t>
       </w:r>
       <w:r>
         <w:rPr>
@@ -38101,6 +39113,7 @@
         </w:rPr>
         <w:t>(</w:t>
       </w:r>
+      <w:proofErr w:type="gramEnd"/>
       <w:r>
         <w:rPr>
           <w:rFonts w:ascii="Consolas" w:hAnsi="Consolas"/>
@@ -38185,6 +39198,7 @@
         <w:t xml:space="preserve">    </w:t>
       </w:r>
       <w:proofErr w:type="spellStart"/>
+      <w:proofErr w:type="gramStart"/>
       <w:r>
         <w:rPr>
           <w:rFonts w:ascii="Consolas" w:hAnsi="Consolas"/>
@@ -38206,6 +39220,7 @@
         </w:rPr>
         <w:t>(</w:t>
       </w:r>
+      <w:proofErr w:type="gramEnd"/>
       <w:r>
         <w:rPr>
           <w:rFonts w:ascii="Consolas" w:hAnsi="Consolas"/>
@@ -38290,6 +39305,7 @@
         <w:t xml:space="preserve">    </w:t>
       </w:r>
       <w:proofErr w:type="spellStart"/>
+      <w:proofErr w:type="gramStart"/>
       <w:r>
         <w:rPr>
           <w:rFonts w:ascii="Consolas" w:hAnsi="Consolas"/>
@@ -38311,6 +39327,7 @@
         </w:rPr>
         <w:t>(</w:t>
       </w:r>
+      <w:proofErr w:type="gramEnd"/>
       <w:r>
         <w:rPr>
           <w:rFonts w:ascii="Consolas" w:hAnsi="Consolas"/>
@@ -38448,6 +39465,7 @@
         <w:t xml:space="preserve">    </w:t>
       </w:r>
       <w:proofErr w:type="spellStart"/>
+      <w:proofErr w:type="gramStart"/>
       <w:r>
         <w:rPr>
           <w:rFonts w:ascii="Consolas" w:hAnsi="Consolas"/>
@@ -38469,6 +39487,7 @@
         </w:rPr>
         <w:t>(</w:t>
       </w:r>
+      <w:proofErr w:type="gramEnd"/>
       <w:r>
         <w:rPr>
           <w:rFonts w:ascii="Consolas" w:hAnsi="Consolas"/>
@@ -38638,6 +39657,7 @@
         <w:t xml:space="preserve">    </w:t>
       </w:r>
       <w:proofErr w:type="spellStart"/>
+      <w:proofErr w:type="gramStart"/>
       <w:r>
         <w:rPr>
           <w:rFonts w:ascii="Consolas" w:hAnsi="Consolas"/>
@@ -38657,7 +39677,18 @@
           <w:szCs w:val="21"/>
           <w:lang w:val="en-US"/>
         </w:rPr>
-        <w:t>();</w:t>
+        <w:t>(</w:t>
+      </w:r>
+      <w:proofErr w:type="gramEnd"/>
+      <w:r>
+        <w:rPr>
+          <w:rFonts w:ascii="Consolas" w:hAnsi="Consolas"/>
+          <w:color w:val="000000"/>
+          <w:sz w:val="21"/>
+          <w:szCs w:val="21"/>
+          <w:lang w:val="en-US"/>
+        </w:rPr>
+        <w:t>);</w:t>
       </w:r>
     </w:p>
     <w:p>
@@ -38683,6 +39714,7 @@
         <w:t xml:space="preserve">    </w:t>
       </w:r>
       <w:proofErr w:type="spellStart"/>
+      <w:proofErr w:type="gramStart"/>
       <w:r>
         <w:rPr>
           <w:rFonts w:ascii="Consolas" w:hAnsi="Consolas"/>
@@ -38705,6 +39737,7 @@
         <w:t>(</w:t>
       </w:r>
       <w:proofErr w:type="spellStart"/>
+      <w:proofErr w:type="gramEnd"/>
       <w:r>
         <w:rPr>
           <w:rFonts w:ascii="Consolas" w:hAnsi="Consolas"/>
@@ -38810,6 +39843,7 @@
         <w:t xml:space="preserve">    </w:t>
       </w:r>
       <w:proofErr w:type="spellStart"/>
+      <w:proofErr w:type="gramStart"/>
       <w:r>
         <w:rPr>
           <w:rFonts w:ascii="Consolas" w:hAnsi="Consolas"/>
@@ -38831,6 +39865,7 @@
         </w:rPr>
         <w:t>(</w:t>
       </w:r>
+      <w:proofErr w:type="gramEnd"/>
       <w:r>
         <w:rPr>
           <w:rFonts w:ascii="Consolas" w:hAnsi="Consolas"/>
@@ -38967,7 +40002,18 @@
           <w:szCs w:val="21"/>
           <w:lang w:val="en-US"/>
         </w:rPr>
-        <w:t>glColor3ub</w:t>
+        <w:t>glColor3</w:t>
+      </w:r>
+      <w:proofErr w:type="gramStart"/>
+      <w:r>
+        <w:rPr>
+          <w:rFonts w:ascii="Consolas" w:hAnsi="Consolas"/>
+          <w:color w:val="74531F"/>
+          <w:sz w:val="21"/>
+          <w:szCs w:val="21"/>
+          <w:lang w:val="en-US"/>
+        </w:rPr>
+        <w:t>ub</w:t>
       </w:r>
       <w:r>
         <w:rPr>
@@ -38979,6 +40025,7 @@
         </w:rPr>
         <w:t>(</w:t>
       </w:r>
+      <w:proofErr w:type="gramEnd"/>
       <w:r>
         <w:rPr>
           <w:rFonts w:ascii="Consolas" w:hAnsi="Consolas"/>
@@ -39062,6 +40109,7 @@
         <w:t xml:space="preserve">    </w:t>
       </w:r>
       <w:proofErr w:type="spellStart"/>
+      <w:proofErr w:type="gramStart"/>
       <w:r>
         <w:rPr>
           <w:rFonts w:ascii="Consolas" w:hAnsi="Consolas"/>
@@ -39082,6 +40130,7 @@
         </w:rPr>
         <w:t>(</w:t>
       </w:r>
+      <w:proofErr w:type="gramEnd"/>
       <w:r>
         <w:rPr>
           <w:rFonts w:ascii="Consolas" w:hAnsi="Consolas"/>
@@ -39323,6 +40372,7 @@
         <w:t xml:space="preserve"> </w:t>
       </w:r>
       <w:proofErr w:type="spellStart"/>
+      <w:proofErr w:type="gramStart"/>
       <w:r>
         <w:rPr>
           <w:rFonts w:ascii="Consolas" w:hAnsi="Consolas"/>
@@ -39345,6 +40395,7 @@
         <w:t>(</w:t>
       </w:r>
       <w:proofErr w:type="spellStart"/>
+      <w:proofErr w:type="gramEnd"/>
       <w:r>
         <w:rPr>
           <w:rFonts w:ascii="Consolas" w:hAnsi="Consolas"/>
@@ -39450,6 +40501,7 @@
         <w:t xml:space="preserve">    </w:t>
       </w:r>
       <w:proofErr w:type="spellStart"/>
+      <w:proofErr w:type="gramStart"/>
       <w:r>
         <w:rPr>
           <w:rFonts w:ascii="Consolas" w:hAnsi="Consolas"/>
@@ -39471,6 +40523,7 @@
         </w:rPr>
         <w:t>(</w:t>
       </w:r>
+      <w:proofErr w:type="gramEnd"/>
       <w:r>
         <w:rPr>
           <w:rFonts w:ascii="Consolas" w:hAnsi="Consolas"/>
@@ -39562,7 +40615,18 @@
           <w:szCs w:val="21"/>
           <w:lang w:val="en-US"/>
         </w:rPr>
-        <w:t>glColor3ub</w:t>
+        <w:t>glColor3</w:t>
+      </w:r>
+      <w:proofErr w:type="gramStart"/>
+      <w:r>
+        <w:rPr>
+          <w:rFonts w:ascii="Consolas" w:hAnsi="Consolas"/>
+          <w:color w:val="74531F"/>
+          <w:sz w:val="21"/>
+          <w:szCs w:val="21"/>
+          <w:lang w:val="en-US"/>
+        </w:rPr>
+        <w:t>ub</w:t>
       </w:r>
       <w:r>
         <w:rPr>
@@ -39574,6 +40638,7 @@
         </w:rPr>
         <w:t>(</w:t>
       </w:r>
+      <w:proofErr w:type="gramEnd"/>
       <w:r>
         <w:rPr>
           <w:rFonts w:ascii="Consolas" w:hAnsi="Consolas"/>
@@ -39644,7 +40709,6 @@
           <w:color w:val="000000"/>
           <w:sz w:val="21"/>
           <w:szCs w:val="21"/>
-          <w:lang w:val="en-US"/>
         </w:rPr>
       </w:pPr>
       <w:r>
@@ -39658,6 +40722,7 @@
         <w:t xml:space="preserve">    </w:t>
       </w:r>
       <w:proofErr w:type="spellStart"/>
+      <w:proofErr w:type="gramStart"/>
       <w:r>
         <w:rPr>
           <w:rFonts w:ascii="Consolas" w:hAnsi="Consolas"/>
@@ -39675,27 +40740,35 @@
           <w:color w:val="000000"/>
           <w:sz w:val="21"/>
           <w:szCs w:val="21"/>
-          <w:lang w:val="en-US"/>
         </w:rPr>
         <w:t>(</w:t>
       </w:r>
+      <w:proofErr w:type="gramEnd"/>
       <w:r>
         <w:rPr>
           <w:rFonts w:ascii="Consolas" w:hAnsi="Consolas"/>
           <w:color w:val="098658"/>
           <w:sz w:val="21"/>
           <w:szCs w:val="21"/>
-          <w:lang w:val="en-US"/>
-        </w:rPr>
-        <w:t>6.0f</w:t>
-      </w:r>
-      <w:r>
-        <w:rPr>
-          <w:rFonts w:ascii="Consolas" w:hAnsi="Consolas"/>
-          <w:color w:val="000000"/>
-          <w:sz w:val="21"/>
-          <w:szCs w:val="21"/>
-          <w:lang w:val="en-US"/>
+        </w:rPr>
+        <w:t>6.0</w:t>
+      </w:r>
+      <w:r>
+        <w:rPr>
+          <w:rFonts w:ascii="Consolas" w:hAnsi="Consolas"/>
+          <w:color w:val="098658"/>
+          <w:sz w:val="21"/>
+          <w:szCs w:val="21"/>
+          <w:lang w:val="en-US"/>
+        </w:rPr>
+        <w:t>f</w:t>
+      </w:r>
+      <w:r>
+        <w:rPr>
+          <w:rFonts w:ascii="Consolas" w:hAnsi="Consolas"/>
+          <w:color w:val="000000"/>
+          <w:sz w:val="21"/>
+          <w:szCs w:val="21"/>
         </w:rPr>
         <w:t xml:space="preserve">, </w:t>
       </w:r>
@@ -39705,7 +40778,6 @@
           <w:color w:val="098658"/>
           <w:sz w:val="21"/>
           <w:szCs w:val="21"/>
-          <w:lang w:val="en-US"/>
         </w:rPr>
         <w:t>30</w:t>
       </w:r>
@@ -39715,7 +40787,6 @@
           <w:color w:val="000000"/>
           <w:sz w:val="21"/>
           <w:szCs w:val="21"/>
-          <w:lang w:val="en-US"/>
         </w:rPr>
         <w:t xml:space="preserve">, </w:t>
       </w:r>
@@ -39725,7 +40796,6 @@
           <w:color w:val="098658"/>
           <w:sz w:val="21"/>
           <w:szCs w:val="21"/>
-          <w:lang w:val="en-US"/>
         </w:rPr>
         <w:t>17</w:t>
       </w:r>
@@ -39735,7 +40805,6 @@
           <w:color w:val="000000"/>
           <w:sz w:val="21"/>
           <w:szCs w:val="21"/>
-          <w:lang w:val="en-US"/>
         </w:rPr>
         <w:t>);</w:t>
       </w:r>
@@ -39749,7 +40818,6 @@
           <w:color w:val="000000"/>
           <w:sz w:val="21"/>
           <w:szCs w:val="21"/>
-          <w:lang w:val="en-US"/>
         </w:rPr>
       </w:pPr>
       <w:r>
@@ -39761,9 +40829,276 @@
           <w:lang w:val="en-US"/>
         </w:rPr>
         <w:lastRenderedPageBreak/>
+        <w:t> </w:t>
+      </w:r>
+      <w:r>
+        <w:rPr>
+          <w:rFonts w:ascii="Consolas" w:hAnsi="Consolas"/>
+          <w:color w:val="000000"/>
+          <w:sz w:val="21"/>
+          <w:szCs w:val="21"/>
+        </w:rPr>
+        <w:t xml:space="preserve"> </w:t>
+      </w:r>
+      <w:r>
+        <w:rPr>
+          <w:rFonts w:ascii="Consolas" w:hAnsi="Consolas"/>
+          <w:color w:val="000000"/>
+          <w:sz w:val="21"/>
+          <w:szCs w:val="21"/>
+          <w:lang w:val="en-US"/>
+        </w:rPr>
+        <w:t> </w:t>
+      </w:r>
+      <w:r>
+        <w:rPr>
+          <w:rFonts w:ascii="Consolas" w:hAnsi="Consolas"/>
+          <w:color w:val="000000"/>
+          <w:sz w:val="21"/>
+          <w:szCs w:val="21"/>
+        </w:rPr>
+        <w:t xml:space="preserve"> </w:t>
+      </w:r>
+      <w:proofErr w:type="spellStart"/>
+      <w:proofErr w:type="gramStart"/>
+      <w:r>
+        <w:rPr>
+          <w:rFonts w:ascii="Consolas" w:hAnsi="Consolas"/>
+          <w:color w:val="74531F"/>
+          <w:sz w:val="21"/>
+          <w:szCs w:val="21"/>
+          <w:lang w:val="en-US"/>
+        </w:rPr>
+        <w:t>glPopMatrix</w:t>
+      </w:r>
+      <w:proofErr w:type="spellEnd"/>
+      <w:r>
+        <w:rPr>
+          <w:rFonts w:ascii="Consolas" w:hAnsi="Consolas"/>
+          <w:color w:val="000000"/>
+          <w:sz w:val="21"/>
+          <w:szCs w:val="21"/>
+        </w:rPr>
+        <w:t>(</w:t>
+      </w:r>
+      <w:proofErr w:type="gramEnd"/>
+      <w:r>
+        <w:rPr>
+          <w:rFonts w:ascii="Consolas" w:hAnsi="Consolas"/>
+          <w:color w:val="000000"/>
+          <w:sz w:val="21"/>
+          <w:szCs w:val="21"/>
+        </w:rPr>
+        <w:t>);</w:t>
+      </w:r>
+    </w:p>
+    <w:p>
+      <w:pPr>
+        <w:shd w:val="clear" w:color="auto" w:fill="FFFFFF"/>
+        <w:spacing w:line="285" w:lineRule="atLeast"/>
+        <w:rPr>
+          <w:rFonts w:ascii="Consolas" w:hAnsi="Consolas"/>
+          <w:color w:val="000000"/>
+          <w:sz w:val="21"/>
+          <w:szCs w:val="21"/>
+        </w:rPr>
+      </w:pPr>
+    </w:p>
+    <w:p>
+      <w:pPr>
+        <w:shd w:val="clear" w:color="auto" w:fill="FFFFFF"/>
+        <w:spacing w:line="285" w:lineRule="atLeast"/>
+        <w:rPr>
+          <w:rFonts w:ascii="Consolas" w:hAnsi="Consolas"/>
+          <w:color w:val="000000"/>
+          <w:sz w:val="21"/>
+          <w:szCs w:val="21"/>
+        </w:rPr>
+      </w:pPr>
+      <w:r>
+        <w:rPr>
+          <w:rFonts w:ascii="Consolas" w:hAnsi="Consolas"/>
+          <w:color w:val="008000"/>
+          <w:sz w:val="21"/>
+          <w:szCs w:val="21"/>
+          <w:lang w:val="en-US"/>
+        </w:rPr>
+        <w:t> </w:t>
+      </w:r>
+      <w:r>
+        <w:rPr>
+          <w:rFonts w:ascii="Consolas" w:hAnsi="Consolas"/>
+          <w:color w:val="008000"/>
+          <w:sz w:val="21"/>
+          <w:szCs w:val="21"/>
+        </w:rPr>
+        <w:t xml:space="preserve"> </w:t>
+      </w:r>
+      <w:r>
+        <w:rPr>
+          <w:rFonts w:ascii="Consolas" w:hAnsi="Consolas"/>
+          <w:color w:val="008000"/>
+          <w:sz w:val="21"/>
+          <w:szCs w:val="21"/>
+          <w:lang w:val="en-US"/>
+        </w:rPr>
+        <w:t> </w:t>
+      </w:r>
+      <w:r>
+        <w:rPr>
+          <w:rFonts w:ascii="Consolas" w:hAnsi="Consolas"/>
+          <w:color w:val="008000"/>
+          <w:sz w:val="21"/>
+          <w:szCs w:val="21"/>
+        </w:rPr>
+        <w:t xml:space="preserve"> // </w:t>
+      </w:r>
+      <w:r>
+        <w:rPr>
+          <w:rFonts w:ascii="Consolas" w:hAnsi="Consolas"/>
+          <w:color w:val="008000"/>
+          <w:sz w:val="21"/>
+          <w:szCs w:val="21"/>
+        </w:rPr>
+        <w:t>Дополнительная</w:t>
+      </w:r>
+      <w:r>
+        <w:rPr>
+          <w:rFonts w:ascii="Consolas" w:hAnsi="Consolas"/>
+          <w:color w:val="008000"/>
+          <w:sz w:val="21"/>
+          <w:szCs w:val="21"/>
+        </w:rPr>
+        <w:t xml:space="preserve"> </w:t>
+      </w:r>
+      <w:r>
+        <w:rPr>
+          <w:rFonts w:ascii="Consolas" w:hAnsi="Consolas"/>
+          <w:color w:val="008000"/>
+          <w:sz w:val="21"/>
+          <w:szCs w:val="21"/>
+        </w:rPr>
+        <w:t>планета</w:t>
+      </w:r>
+      <w:r>
+        <w:rPr>
+          <w:rFonts w:ascii="Consolas" w:hAnsi="Consolas"/>
+          <w:color w:val="008000"/>
+          <w:sz w:val="21"/>
+          <w:szCs w:val="21"/>
+        </w:rPr>
+        <w:t xml:space="preserve"> </w:t>
+      </w:r>
+      <w:r>
+        <w:rPr>
+          <w:rFonts w:ascii="Consolas" w:hAnsi="Consolas"/>
+          <w:color w:val="008000"/>
+          <w:sz w:val="21"/>
+          <w:szCs w:val="21"/>
+        </w:rPr>
+        <w:t>без</w:t>
+      </w:r>
+      <w:r>
+        <w:rPr>
+          <w:rFonts w:ascii="Consolas" w:hAnsi="Consolas"/>
+          <w:color w:val="008000"/>
+          <w:sz w:val="21"/>
+          <w:szCs w:val="21"/>
+        </w:rPr>
+        <w:t xml:space="preserve"> </w:t>
+      </w:r>
+      <w:r>
+        <w:rPr>
+          <w:rFonts w:ascii="Consolas" w:hAnsi="Consolas"/>
+          <w:color w:val="008000"/>
+          <w:sz w:val="21"/>
+          <w:szCs w:val="21"/>
+        </w:rPr>
+        <w:t>спутника</w:t>
+      </w:r>
+    </w:p>
+    <w:p>
+      <w:pPr>
+        <w:shd w:val="clear" w:color="auto" w:fill="FFFFFF"/>
+        <w:spacing w:line="285" w:lineRule="atLeast"/>
+        <w:rPr>
+          <w:rFonts w:ascii="Consolas" w:hAnsi="Consolas"/>
+          <w:color w:val="000000"/>
+          <w:sz w:val="21"/>
+          <w:szCs w:val="21"/>
+        </w:rPr>
+      </w:pPr>
+      <w:r>
+        <w:rPr>
+          <w:rFonts w:ascii="Consolas" w:hAnsi="Consolas"/>
+          <w:color w:val="008000"/>
+          <w:sz w:val="21"/>
+          <w:szCs w:val="21"/>
+          <w:lang w:val="en-US"/>
+        </w:rPr>
+        <w:t> </w:t>
+      </w:r>
+      <w:r>
+        <w:rPr>
+          <w:rFonts w:ascii="Consolas" w:hAnsi="Consolas"/>
+          <w:color w:val="008000"/>
+          <w:sz w:val="21"/>
+          <w:szCs w:val="21"/>
+        </w:rPr>
+        <w:t xml:space="preserve"> </w:t>
+      </w:r>
+      <w:r>
+        <w:rPr>
+          <w:rFonts w:ascii="Consolas" w:hAnsi="Consolas"/>
+          <w:color w:val="008000"/>
+          <w:sz w:val="21"/>
+          <w:szCs w:val="21"/>
+          <w:lang w:val="en-US"/>
+        </w:rPr>
+        <w:t> </w:t>
+      </w:r>
+      <w:r>
+        <w:rPr>
+          <w:rFonts w:ascii="Consolas" w:hAnsi="Consolas"/>
+          <w:color w:val="008000"/>
+          <w:sz w:val="21"/>
+          <w:szCs w:val="21"/>
+        </w:rPr>
+        <w:t xml:space="preserve"> </w:t>
+      </w:r>
+      <w:r>
+        <w:rPr>
+          <w:rFonts w:ascii="Consolas" w:hAnsi="Consolas"/>
+          <w:color w:val="008000"/>
+          <w:sz w:val="21"/>
+          <w:szCs w:val="21"/>
+        </w:rPr>
+        <w:t>// Она движется в плоскости и по траектории системы Земля–Луна</w:t>
+      </w:r>
+    </w:p>
+    <w:p>
+      <w:pPr>
+        <w:shd w:val="clear" w:color="auto" w:fill="FFFFFF"/>
+        <w:spacing w:line="285" w:lineRule="atLeast"/>
+        <w:rPr>
+          <w:rFonts w:ascii="Consolas" w:hAnsi="Consolas"/>
+          <w:color w:val="000000"/>
+          <w:sz w:val="21"/>
+          <w:szCs w:val="21"/>
+          <w:lang w:val="en-US"/>
+        </w:rPr>
+      </w:pPr>
+      <w:r>
+        <w:rPr>
+          <w:rFonts w:ascii="Consolas" w:hAnsi="Consolas"/>
+          <w:color w:val="000000"/>
+          <w:sz w:val="21"/>
+          <w:szCs w:val="21"/>
+        </w:rPr>
         <w:t xml:space="preserve">    </w:t>
       </w:r>
       <w:proofErr w:type="spellStart"/>
+      <w:proofErr w:type="gramStart"/>
       <w:r>
         <w:rPr>
           <w:rFonts w:ascii="Consolas" w:hAnsi="Consolas"/>
@@ -39772,6 +41107,541 @@
           <w:szCs w:val="21"/>
           <w:lang w:val="en-US"/>
         </w:rPr>
+        <w:t>glPushMatrix</w:t>
+      </w:r>
+      <w:proofErr w:type="spellEnd"/>
+      <w:r>
+        <w:rPr>
+          <w:rFonts w:ascii="Consolas" w:hAnsi="Consolas"/>
+          <w:color w:val="000000"/>
+          <w:sz w:val="21"/>
+          <w:szCs w:val="21"/>
+          <w:lang w:val="en-US"/>
+        </w:rPr>
+        <w:t>(</w:t>
+      </w:r>
+      <w:proofErr w:type="gramEnd"/>
+      <w:r>
+        <w:rPr>
+          <w:rFonts w:ascii="Consolas" w:hAnsi="Consolas"/>
+          <w:color w:val="000000"/>
+          <w:sz w:val="21"/>
+          <w:szCs w:val="21"/>
+          <w:lang w:val="en-US"/>
+        </w:rPr>
+        <w:t>);</w:t>
+      </w:r>
+    </w:p>
+    <w:p>
+      <w:pPr>
+        <w:shd w:val="clear" w:color="auto" w:fill="FFFFFF"/>
+        <w:spacing w:line="285" w:lineRule="atLeast"/>
+        <w:rPr>
+          <w:rFonts w:ascii="Consolas" w:hAnsi="Consolas"/>
+          <w:color w:val="000000"/>
+          <w:sz w:val="21"/>
+          <w:szCs w:val="21"/>
+          <w:lang w:val="en-US"/>
+        </w:rPr>
+      </w:pPr>
+      <w:r>
+        <w:rPr>
+          <w:rFonts w:ascii="Consolas" w:hAnsi="Consolas"/>
+          <w:color w:val="000000"/>
+          <w:sz w:val="21"/>
+          <w:szCs w:val="21"/>
+          <w:lang w:val="en-US"/>
+        </w:rPr>
+        <w:t xml:space="preserve">    </w:t>
+      </w:r>
+      <w:proofErr w:type="spellStart"/>
+      <w:proofErr w:type="gramStart"/>
+      <w:r>
+        <w:rPr>
+          <w:rFonts w:ascii="Consolas" w:hAnsi="Consolas"/>
+          <w:color w:val="74531F"/>
+          <w:sz w:val="21"/>
+          <w:szCs w:val="21"/>
+          <w:lang w:val="en-US"/>
+        </w:rPr>
+        <w:t>glRotatef</w:t>
+      </w:r>
+      <w:proofErr w:type="spellEnd"/>
+      <w:r>
+        <w:rPr>
+          <w:rFonts w:ascii="Consolas" w:hAnsi="Consolas"/>
+          <w:color w:val="000000"/>
+          <w:sz w:val="21"/>
+          <w:szCs w:val="21"/>
+          <w:lang w:val="en-US"/>
+        </w:rPr>
+        <w:t>(</w:t>
+      </w:r>
+      <w:proofErr w:type="spellStart"/>
+      <w:proofErr w:type="gramEnd"/>
+      <w:r>
+        <w:rPr>
+          <w:rFonts w:ascii="Consolas" w:hAnsi="Consolas"/>
+          <w:color w:val="1F377F"/>
+          <w:sz w:val="21"/>
+          <w:szCs w:val="21"/>
+          <w:lang w:val="en-US"/>
+        </w:rPr>
+        <w:t>fEarthRot</w:t>
+      </w:r>
+      <w:proofErr w:type="spellEnd"/>
+      <w:r>
+        <w:rPr>
+          <w:rFonts w:ascii="Consolas" w:hAnsi="Consolas"/>
+          <w:color w:val="000000"/>
+          <w:sz w:val="21"/>
+          <w:szCs w:val="21"/>
+          <w:lang w:val="en-US"/>
+        </w:rPr>
+        <w:t xml:space="preserve"> + </w:t>
+      </w:r>
+      <w:r>
+        <w:rPr>
+          <w:rFonts w:ascii="Consolas" w:hAnsi="Consolas"/>
+          <w:color w:val="098658"/>
+          <w:sz w:val="21"/>
+          <w:szCs w:val="21"/>
+          <w:lang w:val="en-US"/>
+        </w:rPr>
+        <w:t>180.0f</w:t>
+      </w:r>
+      <w:r>
+        <w:rPr>
+          <w:rFonts w:ascii="Consolas" w:hAnsi="Consolas"/>
+          <w:color w:val="000000"/>
+          <w:sz w:val="21"/>
+          <w:szCs w:val="21"/>
+          <w:lang w:val="en-US"/>
+        </w:rPr>
+        <w:t xml:space="preserve">, </w:t>
+      </w:r>
+      <w:r>
+        <w:rPr>
+          <w:rFonts w:ascii="Consolas" w:hAnsi="Consolas"/>
+          <w:color w:val="098658"/>
+          <w:sz w:val="21"/>
+          <w:szCs w:val="21"/>
+          <w:lang w:val="en-US"/>
+        </w:rPr>
+        <w:t>0.0f</w:t>
+      </w:r>
+      <w:r>
+        <w:rPr>
+          <w:rFonts w:ascii="Consolas" w:hAnsi="Consolas"/>
+          <w:color w:val="000000"/>
+          <w:sz w:val="21"/>
+          <w:szCs w:val="21"/>
+          <w:lang w:val="en-US"/>
+        </w:rPr>
+        <w:t xml:space="preserve">, </w:t>
+      </w:r>
+      <w:r>
+        <w:rPr>
+          <w:rFonts w:ascii="Consolas" w:hAnsi="Consolas"/>
+          <w:color w:val="098658"/>
+          <w:sz w:val="21"/>
+          <w:szCs w:val="21"/>
+          <w:lang w:val="en-US"/>
+        </w:rPr>
+        <w:t>1.0f</w:t>
+      </w:r>
+      <w:r>
+        <w:rPr>
+          <w:rFonts w:ascii="Consolas" w:hAnsi="Consolas"/>
+          <w:color w:val="000000"/>
+          <w:sz w:val="21"/>
+          <w:szCs w:val="21"/>
+          <w:lang w:val="en-US"/>
+        </w:rPr>
+        <w:t xml:space="preserve">, </w:t>
+      </w:r>
+      <w:r>
+        <w:rPr>
+          <w:rFonts w:ascii="Consolas" w:hAnsi="Consolas"/>
+          <w:color w:val="098658"/>
+          <w:sz w:val="21"/>
+          <w:szCs w:val="21"/>
+          <w:lang w:val="en-US"/>
+        </w:rPr>
+        <w:t>0.0f</w:t>
+      </w:r>
+      <w:r>
+        <w:rPr>
+          <w:rFonts w:ascii="Consolas" w:hAnsi="Consolas"/>
+          <w:color w:val="000000"/>
+          <w:sz w:val="21"/>
+          <w:szCs w:val="21"/>
+          <w:lang w:val="en-US"/>
+        </w:rPr>
+        <w:t>);</w:t>
+      </w:r>
+    </w:p>
+    <w:p>
+      <w:pPr>
+        <w:shd w:val="clear" w:color="auto" w:fill="FFFFFF"/>
+        <w:spacing w:line="285" w:lineRule="atLeast"/>
+        <w:rPr>
+          <w:rFonts w:ascii="Consolas" w:hAnsi="Consolas"/>
+          <w:color w:val="000000"/>
+          <w:sz w:val="21"/>
+          <w:szCs w:val="21"/>
+          <w:lang w:val="en-US"/>
+        </w:rPr>
+      </w:pPr>
+      <w:r>
+        <w:rPr>
+          <w:rFonts w:ascii="Consolas" w:hAnsi="Consolas"/>
+          <w:color w:val="000000"/>
+          <w:sz w:val="21"/>
+          <w:szCs w:val="21"/>
+          <w:lang w:val="en-US"/>
+        </w:rPr>
+        <w:t xml:space="preserve">    </w:t>
+      </w:r>
+      <w:proofErr w:type="spellStart"/>
+      <w:proofErr w:type="gramStart"/>
+      <w:r>
+        <w:rPr>
+          <w:rFonts w:ascii="Consolas" w:hAnsi="Consolas"/>
+          <w:color w:val="74531F"/>
+          <w:sz w:val="21"/>
+          <w:szCs w:val="21"/>
+          <w:lang w:val="en-US"/>
+        </w:rPr>
+        <w:t>glTranslatef</w:t>
+      </w:r>
+      <w:proofErr w:type="spellEnd"/>
+      <w:r>
+        <w:rPr>
+          <w:rFonts w:ascii="Consolas" w:hAnsi="Consolas"/>
+          <w:color w:val="000000"/>
+          <w:sz w:val="21"/>
+          <w:szCs w:val="21"/>
+          <w:lang w:val="en-US"/>
+        </w:rPr>
+        <w:t>(</w:t>
+      </w:r>
+      <w:proofErr w:type="gramEnd"/>
+      <w:r>
+        <w:rPr>
+          <w:rFonts w:ascii="Consolas" w:hAnsi="Consolas"/>
+          <w:color w:val="098658"/>
+          <w:sz w:val="21"/>
+          <w:szCs w:val="21"/>
+          <w:lang w:val="en-US"/>
+        </w:rPr>
+        <w:t>105.0f</w:t>
+      </w:r>
+      <w:r>
+        <w:rPr>
+          <w:rFonts w:ascii="Consolas" w:hAnsi="Consolas"/>
+          <w:color w:val="000000"/>
+          <w:sz w:val="21"/>
+          <w:szCs w:val="21"/>
+          <w:lang w:val="en-US"/>
+        </w:rPr>
+        <w:t xml:space="preserve">, </w:t>
+      </w:r>
+      <w:r>
+        <w:rPr>
+          <w:rFonts w:ascii="Consolas" w:hAnsi="Consolas"/>
+          <w:color w:val="098658"/>
+          <w:sz w:val="21"/>
+          <w:szCs w:val="21"/>
+          <w:lang w:val="en-US"/>
+        </w:rPr>
+        <w:t>0.0f</w:t>
+      </w:r>
+      <w:r>
+        <w:rPr>
+          <w:rFonts w:ascii="Consolas" w:hAnsi="Consolas"/>
+          <w:color w:val="000000"/>
+          <w:sz w:val="21"/>
+          <w:szCs w:val="21"/>
+          <w:lang w:val="en-US"/>
+        </w:rPr>
+        <w:t xml:space="preserve">, </w:t>
+      </w:r>
+      <w:r>
+        <w:rPr>
+          <w:rFonts w:ascii="Consolas" w:hAnsi="Consolas"/>
+          <w:color w:val="098658"/>
+          <w:sz w:val="21"/>
+          <w:szCs w:val="21"/>
+          <w:lang w:val="en-US"/>
+        </w:rPr>
+        <w:t>0.0f</w:t>
+      </w:r>
+      <w:r>
+        <w:rPr>
+          <w:rFonts w:ascii="Consolas" w:hAnsi="Consolas"/>
+          <w:color w:val="000000"/>
+          <w:sz w:val="21"/>
+          <w:szCs w:val="21"/>
+          <w:lang w:val="en-US"/>
+        </w:rPr>
+        <w:t>);</w:t>
+      </w:r>
+    </w:p>
+    <w:p>
+      <w:pPr>
+        <w:shd w:val="clear" w:color="auto" w:fill="FFFFFF"/>
+        <w:spacing w:line="285" w:lineRule="atLeast"/>
+        <w:rPr>
+          <w:rFonts w:ascii="Consolas" w:hAnsi="Consolas"/>
+          <w:color w:val="000000"/>
+          <w:sz w:val="21"/>
+          <w:szCs w:val="21"/>
+          <w:lang w:val="en-US"/>
+        </w:rPr>
+      </w:pPr>
+      <w:r>
+        <w:rPr>
+          <w:rFonts w:ascii="Consolas" w:hAnsi="Consolas"/>
+          <w:color w:val="000000"/>
+          <w:sz w:val="21"/>
+          <w:szCs w:val="21"/>
+          <w:lang w:val="en-US"/>
+        </w:rPr>
+        <w:t xml:space="preserve">    </w:t>
+      </w:r>
+      <w:r>
+        <w:rPr>
+          <w:rFonts w:ascii="Consolas" w:hAnsi="Consolas"/>
+          <w:color w:val="74531F"/>
+          <w:sz w:val="21"/>
+          <w:szCs w:val="21"/>
+          <w:lang w:val="en-US"/>
+        </w:rPr>
+        <w:t>glColor3</w:t>
+      </w:r>
+      <w:proofErr w:type="gramStart"/>
+      <w:r>
+        <w:rPr>
+          <w:rFonts w:ascii="Consolas" w:hAnsi="Consolas"/>
+          <w:color w:val="74531F"/>
+          <w:sz w:val="21"/>
+          <w:szCs w:val="21"/>
+          <w:lang w:val="en-US"/>
+        </w:rPr>
+        <w:t>ub</w:t>
+      </w:r>
+      <w:r>
+        <w:rPr>
+          <w:rFonts w:ascii="Consolas" w:hAnsi="Consolas"/>
+          <w:color w:val="000000"/>
+          <w:sz w:val="21"/>
+          <w:szCs w:val="21"/>
+          <w:lang w:val="en-US"/>
+        </w:rPr>
+        <w:t>(</w:t>
+      </w:r>
+      <w:proofErr w:type="gramEnd"/>
+      <w:r>
+        <w:rPr>
+          <w:rFonts w:ascii="Consolas" w:hAnsi="Consolas"/>
+          <w:color w:val="098658"/>
+          <w:sz w:val="21"/>
+          <w:szCs w:val="21"/>
+          <w:lang w:val="en-US"/>
+        </w:rPr>
+        <w:t>0</w:t>
+      </w:r>
+      <w:r>
+        <w:rPr>
+          <w:rFonts w:ascii="Consolas" w:hAnsi="Consolas"/>
+          <w:color w:val="000000"/>
+          <w:sz w:val="21"/>
+          <w:szCs w:val="21"/>
+          <w:lang w:val="en-US"/>
+        </w:rPr>
+        <w:t xml:space="preserve">, </w:t>
+      </w:r>
+      <w:r>
+        <w:rPr>
+          <w:rFonts w:ascii="Consolas" w:hAnsi="Consolas"/>
+          <w:color w:val="098658"/>
+          <w:sz w:val="21"/>
+          <w:szCs w:val="21"/>
+          <w:lang w:val="en-US"/>
+        </w:rPr>
+        <w:t>200</w:t>
+      </w:r>
+      <w:r>
+        <w:rPr>
+          <w:rFonts w:ascii="Consolas" w:hAnsi="Consolas"/>
+          <w:color w:val="000000"/>
+          <w:sz w:val="21"/>
+          <w:szCs w:val="21"/>
+          <w:lang w:val="en-US"/>
+        </w:rPr>
+        <w:t xml:space="preserve">, </w:t>
+      </w:r>
+      <w:r>
+        <w:rPr>
+          <w:rFonts w:ascii="Consolas" w:hAnsi="Consolas"/>
+          <w:color w:val="098658"/>
+          <w:sz w:val="21"/>
+          <w:szCs w:val="21"/>
+          <w:lang w:val="en-US"/>
+        </w:rPr>
+        <w:t>100</w:t>
+      </w:r>
+      <w:r>
+        <w:rPr>
+          <w:rFonts w:ascii="Consolas" w:hAnsi="Consolas"/>
+          <w:color w:val="000000"/>
+          <w:sz w:val="21"/>
+          <w:szCs w:val="21"/>
+          <w:lang w:val="en-US"/>
+        </w:rPr>
+        <w:t>);</w:t>
+      </w:r>
+    </w:p>
+    <w:p>
+      <w:pPr>
+        <w:shd w:val="clear" w:color="auto" w:fill="FFFFFF"/>
+        <w:spacing w:line="285" w:lineRule="atLeast"/>
+        <w:rPr>
+          <w:rFonts w:ascii="Consolas" w:hAnsi="Consolas"/>
+          <w:color w:val="000000"/>
+          <w:sz w:val="21"/>
+          <w:szCs w:val="21"/>
+          <w:lang w:val="en-US"/>
+        </w:rPr>
+      </w:pPr>
+      <w:r>
+        <w:rPr>
+          <w:rFonts w:ascii="Consolas" w:hAnsi="Consolas"/>
+          <w:color w:val="000000"/>
+          <w:sz w:val="21"/>
+          <w:szCs w:val="21"/>
+          <w:lang w:val="en-US"/>
+        </w:rPr>
+        <w:t xml:space="preserve">    </w:t>
+      </w:r>
+      <w:proofErr w:type="spellStart"/>
+      <w:proofErr w:type="gramStart"/>
+      <w:r>
+        <w:rPr>
+          <w:rFonts w:ascii="Consolas" w:hAnsi="Consolas"/>
+          <w:color w:val="74531F"/>
+          <w:sz w:val="21"/>
+          <w:szCs w:val="21"/>
+          <w:lang w:val="en-US"/>
+        </w:rPr>
+        <w:t>glutSolidSphere</w:t>
+      </w:r>
+      <w:proofErr w:type="spellEnd"/>
+      <w:r>
+        <w:rPr>
+          <w:rFonts w:ascii="Consolas" w:hAnsi="Consolas"/>
+          <w:color w:val="000000"/>
+          <w:sz w:val="21"/>
+          <w:szCs w:val="21"/>
+          <w:lang w:val="en-US"/>
+        </w:rPr>
+        <w:t>(</w:t>
+      </w:r>
+      <w:proofErr w:type="gramEnd"/>
+      <w:r>
+        <w:rPr>
+          <w:rFonts w:ascii="Consolas" w:hAnsi="Consolas"/>
+          <w:color w:val="098658"/>
+          <w:sz w:val="21"/>
+          <w:szCs w:val="21"/>
+          <w:lang w:val="en-US"/>
+        </w:rPr>
+        <w:t>12.0f</w:t>
+      </w:r>
+      <w:r>
+        <w:rPr>
+          <w:rFonts w:ascii="Consolas" w:hAnsi="Consolas"/>
+          <w:color w:val="000000"/>
+          <w:sz w:val="21"/>
+          <w:szCs w:val="21"/>
+          <w:lang w:val="en-US"/>
+        </w:rPr>
+        <w:t xml:space="preserve">, </w:t>
+      </w:r>
+      <w:r>
+        <w:rPr>
+          <w:rFonts w:ascii="Consolas" w:hAnsi="Consolas"/>
+          <w:color w:val="098658"/>
+          <w:sz w:val="21"/>
+          <w:szCs w:val="21"/>
+          <w:lang w:val="en-US"/>
+        </w:rPr>
+        <w:t>30</w:t>
+      </w:r>
+      <w:r>
+        <w:rPr>
+          <w:rFonts w:ascii="Consolas" w:hAnsi="Consolas"/>
+          <w:color w:val="000000"/>
+          <w:sz w:val="21"/>
+          <w:szCs w:val="21"/>
+          <w:lang w:val="en-US"/>
+        </w:rPr>
+        <w:t xml:space="preserve">, </w:t>
+      </w:r>
+      <w:r>
+        <w:rPr>
+          <w:rFonts w:ascii="Consolas" w:hAnsi="Consolas"/>
+          <w:color w:val="098658"/>
+          <w:sz w:val="21"/>
+          <w:szCs w:val="21"/>
+          <w:lang w:val="en-US"/>
+        </w:rPr>
+        <w:t>17</w:t>
+      </w:r>
+      <w:r>
+        <w:rPr>
+          <w:rFonts w:ascii="Consolas" w:hAnsi="Consolas"/>
+          <w:color w:val="000000"/>
+          <w:sz w:val="21"/>
+          <w:szCs w:val="21"/>
+          <w:lang w:val="en-US"/>
+        </w:rPr>
+        <w:t>);</w:t>
+      </w:r>
+    </w:p>
+    <w:p>
+      <w:pPr>
+        <w:shd w:val="clear" w:color="auto" w:fill="FFFFFF"/>
+        <w:spacing w:line="285" w:lineRule="atLeast"/>
+        <w:rPr>
+          <w:rFonts w:ascii="Consolas" w:hAnsi="Consolas"/>
+          <w:color w:val="000000"/>
+          <w:sz w:val="21"/>
+          <w:szCs w:val="21"/>
+          <w:lang w:val="en-US"/>
+        </w:rPr>
+      </w:pPr>
+      <w:r>
+        <w:rPr>
+          <w:rFonts w:ascii="Consolas" w:hAnsi="Consolas"/>
+          <w:color w:val="000000"/>
+          <w:sz w:val="21"/>
+          <w:szCs w:val="21"/>
+          <w:lang w:val="en-US"/>
+        </w:rPr>
+        <w:t xml:space="preserve">    </w:t>
+      </w:r>
+      <w:proofErr w:type="spellStart"/>
+      <w:proofErr w:type="gramStart"/>
+      <w:r>
+        <w:rPr>
+          <w:rFonts w:ascii="Consolas" w:hAnsi="Consolas"/>
+          <w:color w:val="74531F"/>
+          <w:sz w:val="21"/>
+          <w:szCs w:val="21"/>
+          <w:lang w:val="en-US"/>
+        </w:rPr>
         <w:t>glPopMatrix</w:t>
       </w:r>
       <w:proofErr w:type="spellEnd"/>
@@ -39783,7 +41653,88 @@
           <w:szCs w:val="21"/>
           <w:lang w:val="en-US"/>
         </w:rPr>
-        <w:t>();</w:t>
+        <w:t>(</w:t>
+      </w:r>
+      <w:proofErr w:type="gramEnd"/>
+      <w:r>
+        <w:rPr>
+          <w:rFonts w:ascii="Consolas" w:hAnsi="Consolas"/>
+          <w:color w:val="000000"/>
+          <w:sz w:val="21"/>
+          <w:szCs w:val="21"/>
+          <w:lang w:val="en-US"/>
+        </w:rPr>
+        <w:t>);</w:t>
+      </w:r>
+    </w:p>
+    <w:p>
+      <w:pPr>
+        <w:shd w:val="clear" w:color="auto" w:fill="FFFFFF"/>
+        <w:spacing w:line="285" w:lineRule="atLeast"/>
+        <w:rPr>
+          <w:rFonts w:ascii="Consolas" w:hAnsi="Consolas"/>
+          <w:color w:val="000000"/>
+          <w:sz w:val="21"/>
+          <w:szCs w:val="21"/>
+          <w:lang w:val="en-US"/>
+        </w:rPr>
+      </w:pPr>
+    </w:p>
+    <w:p>
+      <w:pPr>
+        <w:shd w:val="clear" w:color="auto" w:fill="FFFFFF"/>
+        <w:spacing w:line="285" w:lineRule="atLeast"/>
+        <w:rPr>
+          <w:rFonts w:ascii="Consolas" w:hAnsi="Consolas"/>
+          <w:color w:val="000000"/>
+          <w:sz w:val="21"/>
+          <w:szCs w:val="21"/>
+          <w:lang w:val="en-US"/>
+        </w:rPr>
+      </w:pPr>
+      <w:r>
+        <w:rPr>
+          <w:rFonts w:ascii="Consolas" w:hAnsi="Consolas"/>
+          <w:color w:val="000000"/>
+          <w:sz w:val="21"/>
+          <w:szCs w:val="21"/>
+          <w:lang w:val="en-US"/>
+        </w:rPr>
+        <w:t xml:space="preserve">    </w:t>
+      </w:r>
+      <w:proofErr w:type="spellStart"/>
+      <w:proofErr w:type="gramStart"/>
+      <w:r>
+        <w:rPr>
+          <w:rFonts w:ascii="Consolas" w:hAnsi="Consolas"/>
+          <w:color w:val="74531F"/>
+          <w:sz w:val="21"/>
+          <w:szCs w:val="21"/>
+          <w:lang w:val="en-US"/>
+        </w:rPr>
+        <w:t>glPopMatrix</w:t>
+      </w:r>
+      <w:proofErr w:type="spellEnd"/>
+      <w:r>
+        <w:rPr>
+          <w:rFonts w:ascii="Consolas" w:hAnsi="Consolas"/>
+          <w:color w:val="000000"/>
+          <w:sz w:val="21"/>
+          <w:szCs w:val="21"/>
+          <w:lang w:val="en-US"/>
+        </w:rPr>
+        <w:t>(</w:t>
+      </w:r>
+      <w:proofErr w:type="gramEnd"/>
+      <w:r>
+        <w:rPr>
+          <w:rFonts w:ascii="Consolas" w:hAnsi="Consolas"/>
+          <w:color w:val="000000"/>
+          <w:sz w:val="21"/>
+          <w:szCs w:val="21"/>
+          <w:lang w:val="en-US"/>
+        </w:rPr>
+        <w:t>);</w:t>
       </w:r>
     </w:p>
     <w:p>
@@ -39828,7 +41779,7 @@
           <w:sz w:val="21"/>
           <w:szCs w:val="21"/>
         </w:rPr>
-        <w:t>Дополнительная</w:t>
+        <w:t>Изменяем</w:t>
       </w:r>
       <w:r>
         <w:rPr>
@@ -39847,7 +41798,7 @@
           <w:sz w:val="21"/>
           <w:szCs w:val="21"/>
         </w:rPr>
-        <w:t>планета</w:t>
+        <w:t>углы</w:t>
       </w:r>
       <w:r>
         <w:rPr>
@@ -39866,81 +41817,746 @@
           <w:sz w:val="21"/>
           <w:szCs w:val="21"/>
         </w:rPr>
-        <w:t>без</w:t>
-      </w:r>
+        <w:t>поворота</w:t>
+      </w:r>
+    </w:p>
+    <w:p>
+      <w:pPr>
+        <w:shd w:val="clear" w:color="auto" w:fill="FFFFFF"/>
+        <w:spacing w:line="285" w:lineRule="atLeast"/>
+        <w:rPr>
+          <w:rFonts w:ascii="Consolas" w:hAnsi="Consolas"/>
+          <w:color w:val="000000"/>
+          <w:sz w:val="21"/>
+          <w:szCs w:val="21"/>
+          <w:lang w:val="en-US"/>
+        </w:rPr>
+      </w:pPr>
+      <w:r>
+        <w:rPr>
+          <w:rFonts w:ascii="Consolas" w:hAnsi="Consolas"/>
+          <w:color w:val="000000"/>
+          <w:sz w:val="21"/>
+          <w:szCs w:val="21"/>
+          <w:lang w:val="en-US"/>
+        </w:rPr>
+        <w:t xml:space="preserve">    </w:t>
+      </w:r>
+      <w:proofErr w:type="spellStart"/>
+      <w:r>
+        <w:rPr>
+          <w:rFonts w:ascii="Consolas" w:hAnsi="Consolas"/>
+          <w:color w:val="1F377F"/>
+          <w:sz w:val="21"/>
+          <w:szCs w:val="21"/>
+          <w:lang w:val="en-US"/>
+        </w:rPr>
+        <w:t>fMoonRot</w:t>
+      </w:r>
+      <w:proofErr w:type="spellEnd"/>
+      <w:r>
+        <w:rPr>
+          <w:rFonts w:ascii="Consolas" w:hAnsi="Consolas"/>
+          <w:color w:val="000000"/>
+          <w:sz w:val="21"/>
+          <w:szCs w:val="21"/>
+          <w:lang w:val="en-US"/>
+        </w:rPr>
+        <w:t xml:space="preserve"> += </w:t>
+      </w:r>
+      <w:r>
+        <w:rPr>
+          <w:rFonts w:ascii="Consolas" w:hAnsi="Consolas"/>
+          <w:color w:val="098658"/>
+          <w:sz w:val="21"/>
+          <w:szCs w:val="21"/>
+          <w:lang w:val="en-US"/>
+        </w:rPr>
+        <w:t>15.0f</w:t>
+      </w:r>
+      <w:r>
+        <w:rPr>
+          <w:rFonts w:ascii="Consolas" w:hAnsi="Consolas"/>
+          <w:color w:val="000000"/>
+          <w:sz w:val="21"/>
+          <w:szCs w:val="21"/>
+          <w:lang w:val="en-US"/>
+        </w:rPr>
+        <w:t>;</w:t>
+      </w:r>
+    </w:p>
+    <w:p>
+      <w:pPr>
+        <w:shd w:val="clear" w:color="auto" w:fill="FFFFFF"/>
+        <w:spacing w:line="285" w:lineRule="atLeast"/>
+        <w:rPr>
+          <w:rFonts w:ascii="Consolas" w:hAnsi="Consolas"/>
+          <w:color w:val="000000"/>
+          <w:sz w:val="21"/>
+          <w:szCs w:val="21"/>
+          <w:lang w:val="en-US"/>
+        </w:rPr>
+      </w:pPr>
+      <w:r>
+        <w:rPr>
+          <w:rFonts w:ascii="Consolas" w:hAnsi="Consolas"/>
+          <w:color w:val="000000"/>
+          <w:sz w:val="21"/>
+          <w:szCs w:val="21"/>
+          <w:lang w:val="en-US"/>
+        </w:rPr>
+        <w:t xml:space="preserve">    </w:t>
+      </w:r>
+      <w:r>
+        <w:rPr>
+          <w:rFonts w:ascii="Consolas" w:hAnsi="Consolas"/>
+          <w:color w:val="8F08C4"/>
+          <w:sz w:val="21"/>
+          <w:szCs w:val="21"/>
+          <w:lang w:val="en-US"/>
+        </w:rPr>
+        <w:t>if</w:t>
+      </w:r>
+      <w:r>
+        <w:rPr>
+          <w:rFonts w:ascii="Consolas" w:hAnsi="Consolas"/>
+          <w:color w:val="000000"/>
+          <w:sz w:val="21"/>
+          <w:szCs w:val="21"/>
+          <w:lang w:val="en-US"/>
+        </w:rPr>
+        <w:t xml:space="preserve"> (</w:t>
+      </w:r>
+      <w:proofErr w:type="spellStart"/>
+      <w:r>
+        <w:rPr>
+          <w:rFonts w:ascii="Consolas" w:hAnsi="Consolas"/>
+          <w:color w:val="1F377F"/>
+          <w:sz w:val="21"/>
+          <w:szCs w:val="21"/>
+          <w:lang w:val="en-US"/>
+        </w:rPr>
+        <w:t>fMoonRot</w:t>
+      </w:r>
+      <w:proofErr w:type="spellEnd"/>
+      <w:r>
+        <w:rPr>
+          <w:rFonts w:ascii="Consolas" w:hAnsi="Consolas"/>
+          <w:color w:val="000000"/>
+          <w:sz w:val="21"/>
+          <w:szCs w:val="21"/>
+          <w:lang w:val="en-US"/>
+        </w:rPr>
+        <w:t xml:space="preserve"> &gt; </w:t>
+      </w:r>
+      <w:r>
+        <w:rPr>
+          <w:rFonts w:ascii="Consolas" w:hAnsi="Consolas"/>
+          <w:color w:val="098658"/>
+          <w:sz w:val="21"/>
+          <w:szCs w:val="21"/>
+          <w:lang w:val="en-US"/>
+        </w:rPr>
+        <w:t>360.0f</w:t>
+      </w:r>
+      <w:r>
+        <w:rPr>
+          <w:rFonts w:ascii="Consolas" w:hAnsi="Consolas"/>
+          <w:color w:val="000000"/>
+          <w:sz w:val="21"/>
+          <w:szCs w:val="21"/>
+          <w:lang w:val="en-US"/>
+        </w:rPr>
+        <w:t>)</w:t>
+      </w:r>
+    </w:p>
+    <w:p>
+      <w:pPr>
+        <w:shd w:val="clear" w:color="auto" w:fill="FFFFFF"/>
+        <w:spacing w:line="285" w:lineRule="atLeast"/>
+        <w:rPr>
+          <w:rFonts w:ascii="Consolas" w:hAnsi="Consolas"/>
+          <w:color w:val="000000"/>
+          <w:sz w:val="21"/>
+          <w:szCs w:val="21"/>
+          <w:lang w:val="en-US"/>
+        </w:rPr>
+      </w:pPr>
+      <w:r>
+        <w:rPr>
+          <w:rFonts w:ascii="Consolas" w:hAnsi="Consolas"/>
+          <w:color w:val="000000"/>
+          <w:sz w:val="21"/>
+          <w:szCs w:val="21"/>
+          <w:lang w:val="en-US"/>
+        </w:rPr>
+        <w:t xml:space="preserve">        </w:t>
+      </w:r>
+      <w:proofErr w:type="spellStart"/>
+      <w:r>
+        <w:rPr>
+          <w:rFonts w:ascii="Consolas" w:hAnsi="Consolas"/>
+          <w:color w:val="1F377F"/>
+          <w:sz w:val="21"/>
+          <w:szCs w:val="21"/>
+          <w:lang w:val="en-US"/>
+        </w:rPr>
+        <w:t>fMoonRot</w:t>
+      </w:r>
+      <w:proofErr w:type="spellEnd"/>
+      <w:r>
+        <w:rPr>
+          <w:rFonts w:ascii="Consolas" w:hAnsi="Consolas"/>
+          <w:color w:val="000000"/>
+          <w:sz w:val="21"/>
+          <w:szCs w:val="21"/>
+          <w:lang w:val="en-US"/>
+        </w:rPr>
+        <w:t xml:space="preserve"> = </w:t>
+      </w:r>
+      <w:r>
+        <w:rPr>
+          <w:rFonts w:ascii="Consolas" w:hAnsi="Consolas"/>
+          <w:color w:val="098658"/>
+          <w:sz w:val="21"/>
+          <w:szCs w:val="21"/>
+          <w:lang w:val="en-US"/>
+        </w:rPr>
+        <w:t>0.0f</w:t>
+      </w:r>
+      <w:r>
+        <w:rPr>
+          <w:rFonts w:ascii="Consolas" w:hAnsi="Consolas"/>
+          <w:color w:val="000000"/>
+          <w:sz w:val="21"/>
+          <w:szCs w:val="21"/>
+          <w:lang w:val="en-US"/>
+        </w:rPr>
+        <w:t>;</w:t>
+      </w:r>
+    </w:p>
+    <w:p>
+      <w:pPr>
+        <w:shd w:val="clear" w:color="auto" w:fill="FFFFFF"/>
+        <w:spacing w:line="285" w:lineRule="atLeast"/>
+        <w:rPr>
+          <w:rFonts w:ascii="Consolas" w:hAnsi="Consolas"/>
+          <w:color w:val="000000"/>
+          <w:sz w:val="21"/>
+          <w:szCs w:val="21"/>
+          <w:lang w:val="en-US"/>
+        </w:rPr>
+      </w:pPr>
+    </w:p>
+    <w:p>
+      <w:pPr>
+        <w:shd w:val="clear" w:color="auto" w:fill="FFFFFF"/>
+        <w:spacing w:line="285" w:lineRule="atLeast"/>
+        <w:rPr>
+          <w:rFonts w:ascii="Consolas" w:hAnsi="Consolas"/>
+          <w:color w:val="000000"/>
+          <w:sz w:val="21"/>
+          <w:szCs w:val="21"/>
+          <w:lang w:val="en-US"/>
+        </w:rPr>
+      </w:pPr>
+      <w:r>
+        <w:rPr>
+          <w:rFonts w:ascii="Consolas" w:hAnsi="Consolas"/>
+          <w:color w:val="000000"/>
+          <w:sz w:val="21"/>
+          <w:szCs w:val="21"/>
+          <w:lang w:val="en-US"/>
+        </w:rPr>
+        <w:t xml:space="preserve">    </w:t>
+      </w:r>
+      <w:proofErr w:type="spellStart"/>
+      <w:r>
+        <w:rPr>
+          <w:rFonts w:ascii="Consolas" w:hAnsi="Consolas"/>
+          <w:color w:val="1F377F"/>
+          <w:sz w:val="21"/>
+          <w:szCs w:val="21"/>
+          <w:lang w:val="en-US"/>
+        </w:rPr>
+        <w:t>fEarthRot</w:t>
+      </w:r>
+      <w:proofErr w:type="spellEnd"/>
+      <w:r>
+        <w:rPr>
+          <w:rFonts w:ascii="Consolas" w:hAnsi="Consolas"/>
+          <w:color w:val="000000"/>
+          <w:sz w:val="21"/>
+          <w:szCs w:val="21"/>
+          <w:lang w:val="en-US"/>
+        </w:rPr>
+        <w:t xml:space="preserve"> += </w:t>
+      </w:r>
+      <w:r>
+        <w:rPr>
+          <w:rFonts w:ascii="Consolas" w:hAnsi="Consolas"/>
+          <w:color w:val="098658"/>
+          <w:sz w:val="21"/>
+          <w:szCs w:val="21"/>
+          <w:lang w:val="en-US"/>
+        </w:rPr>
+        <w:t>5.0f</w:t>
+      </w:r>
+      <w:r>
+        <w:rPr>
+          <w:rFonts w:ascii="Consolas" w:hAnsi="Consolas"/>
+          <w:color w:val="000000"/>
+          <w:sz w:val="21"/>
+          <w:szCs w:val="21"/>
+          <w:lang w:val="en-US"/>
+        </w:rPr>
+        <w:t>;</w:t>
+      </w:r>
+    </w:p>
+    <w:p>
+      <w:pPr>
+        <w:shd w:val="clear" w:color="auto" w:fill="FFFFFF"/>
+        <w:spacing w:line="285" w:lineRule="atLeast"/>
+        <w:rPr>
+          <w:rFonts w:ascii="Consolas" w:hAnsi="Consolas"/>
+          <w:color w:val="000000"/>
+          <w:sz w:val="21"/>
+          <w:szCs w:val="21"/>
+          <w:lang w:val="en-US"/>
+        </w:rPr>
+      </w:pPr>
+      <w:r>
+        <w:rPr>
+          <w:rFonts w:ascii="Consolas" w:hAnsi="Consolas"/>
+          <w:color w:val="000000"/>
+          <w:sz w:val="21"/>
+          <w:szCs w:val="21"/>
+          <w:lang w:val="en-US"/>
+        </w:rPr>
+        <w:t xml:space="preserve">    </w:t>
+      </w:r>
+      <w:r>
+        <w:rPr>
+          <w:rFonts w:ascii="Consolas" w:hAnsi="Consolas"/>
+          <w:color w:val="8F08C4"/>
+          <w:sz w:val="21"/>
+          <w:szCs w:val="21"/>
+          <w:lang w:val="en-US"/>
+        </w:rPr>
+        <w:t>if</w:t>
+      </w:r>
+      <w:r>
+        <w:rPr>
+          <w:rFonts w:ascii="Consolas" w:hAnsi="Consolas"/>
+          <w:color w:val="000000"/>
+          <w:sz w:val="21"/>
+          <w:szCs w:val="21"/>
+          <w:lang w:val="en-US"/>
+        </w:rPr>
+        <w:t xml:space="preserve"> (</w:t>
+      </w:r>
+      <w:proofErr w:type="spellStart"/>
+      <w:r>
+        <w:rPr>
+          <w:rFonts w:ascii="Consolas" w:hAnsi="Consolas"/>
+          <w:color w:val="1F377F"/>
+          <w:sz w:val="21"/>
+          <w:szCs w:val="21"/>
+          <w:lang w:val="en-US"/>
+        </w:rPr>
+        <w:t>fEarthRot</w:t>
+      </w:r>
+      <w:proofErr w:type="spellEnd"/>
+      <w:r>
+        <w:rPr>
+          <w:rFonts w:ascii="Consolas" w:hAnsi="Consolas"/>
+          <w:color w:val="000000"/>
+          <w:sz w:val="21"/>
+          <w:szCs w:val="21"/>
+          <w:lang w:val="en-US"/>
+        </w:rPr>
+        <w:t xml:space="preserve"> &gt; </w:t>
+      </w:r>
+      <w:r>
+        <w:rPr>
+          <w:rFonts w:ascii="Consolas" w:hAnsi="Consolas"/>
+          <w:color w:val="098658"/>
+          <w:sz w:val="21"/>
+          <w:szCs w:val="21"/>
+          <w:lang w:val="en-US"/>
+        </w:rPr>
+        <w:t>360.0f</w:t>
+      </w:r>
+      <w:r>
+        <w:rPr>
+          <w:rFonts w:ascii="Consolas" w:hAnsi="Consolas"/>
+          <w:color w:val="000000"/>
+          <w:sz w:val="21"/>
+          <w:szCs w:val="21"/>
+          <w:lang w:val="en-US"/>
+        </w:rPr>
+        <w:t>)</w:t>
+      </w:r>
+    </w:p>
+    <w:p>
+      <w:pPr>
+        <w:shd w:val="clear" w:color="auto" w:fill="FFFFFF"/>
+        <w:spacing w:line="285" w:lineRule="atLeast"/>
+        <w:rPr>
+          <w:rFonts w:ascii="Consolas" w:hAnsi="Consolas"/>
+          <w:color w:val="000000"/>
+          <w:sz w:val="21"/>
+          <w:szCs w:val="21"/>
+        </w:rPr>
+      </w:pPr>
+      <w:r>
+        <w:rPr>
+          <w:rFonts w:ascii="Consolas" w:hAnsi="Consolas"/>
+          <w:color w:val="000000"/>
+          <w:sz w:val="21"/>
+          <w:szCs w:val="21"/>
+          <w:lang w:val="en-US"/>
+        </w:rPr>
+        <w:t xml:space="preserve">        </w:t>
+      </w:r>
+      <w:proofErr w:type="spellStart"/>
+      <w:r>
+        <w:rPr>
+          <w:rFonts w:ascii="Consolas" w:hAnsi="Consolas"/>
+          <w:color w:val="1F377F"/>
+          <w:sz w:val="21"/>
+          <w:szCs w:val="21"/>
+        </w:rPr>
+        <w:t>fEarthRot</w:t>
+      </w:r>
+      <w:proofErr w:type="spellEnd"/>
+      <w:r>
+        <w:rPr>
+          <w:rFonts w:ascii="Consolas" w:hAnsi="Consolas"/>
+          <w:color w:val="000000"/>
+          <w:sz w:val="21"/>
+          <w:szCs w:val="21"/>
+        </w:rPr>
+        <w:t xml:space="preserve"> = </w:t>
+      </w:r>
+      <w:r>
+        <w:rPr>
+          <w:rFonts w:ascii="Consolas" w:hAnsi="Consolas"/>
+          <w:color w:val="098658"/>
+          <w:sz w:val="21"/>
+          <w:szCs w:val="21"/>
+        </w:rPr>
+        <w:t>0.0f</w:t>
+      </w:r>
+      <w:r>
+        <w:rPr>
+          <w:rFonts w:ascii="Consolas" w:hAnsi="Consolas"/>
+          <w:color w:val="000000"/>
+          <w:sz w:val="21"/>
+          <w:szCs w:val="21"/>
+        </w:rPr>
+        <w:t>;</w:t>
+      </w:r>
+    </w:p>
+    <w:p>
+      <w:pPr>
+        <w:shd w:val="clear" w:color="auto" w:fill="FFFFFF"/>
+        <w:spacing w:line="285" w:lineRule="atLeast"/>
+        <w:rPr>
+          <w:rFonts w:ascii="Consolas" w:hAnsi="Consolas"/>
+          <w:color w:val="000000"/>
+          <w:sz w:val="21"/>
+          <w:szCs w:val="21"/>
+        </w:rPr>
+      </w:pPr>
+    </w:p>
+    <w:p>
+      <w:pPr>
+        <w:shd w:val="clear" w:color="auto" w:fill="FFFFFF"/>
+        <w:spacing w:line="285" w:lineRule="atLeast"/>
+        <w:rPr>
+          <w:rFonts w:ascii="Consolas" w:hAnsi="Consolas"/>
+          <w:color w:val="000000"/>
+          <w:sz w:val="21"/>
+          <w:szCs w:val="21"/>
+        </w:rPr>
+      </w:pPr>
+      <w:r>
+        <w:rPr>
+          <w:rFonts w:ascii="Consolas" w:hAnsi="Consolas"/>
+          <w:color w:val="000000"/>
+          <w:sz w:val="21"/>
+          <w:szCs w:val="21"/>
+        </w:rPr>
+        <w:t xml:space="preserve">    </w:t>
+      </w:r>
+      <w:proofErr w:type="spellStart"/>
+      <w:proofErr w:type="gramStart"/>
+      <w:r>
+        <w:rPr>
+          <w:rFonts w:ascii="Consolas" w:hAnsi="Consolas"/>
+          <w:color w:val="74531F"/>
+          <w:sz w:val="21"/>
+          <w:szCs w:val="21"/>
+        </w:rPr>
+        <w:t>glutSwapBuffers</w:t>
+      </w:r>
+      <w:proofErr w:type="spellEnd"/>
+      <w:r>
+        <w:rPr>
+          <w:rFonts w:ascii="Consolas" w:hAnsi="Consolas"/>
+          <w:color w:val="000000"/>
+          <w:sz w:val="21"/>
+          <w:szCs w:val="21"/>
+        </w:rPr>
+        <w:t>(</w:t>
+      </w:r>
+      <w:proofErr w:type="gramEnd"/>
+      <w:r>
+        <w:rPr>
+          <w:rFonts w:ascii="Consolas" w:hAnsi="Consolas"/>
+          <w:color w:val="000000"/>
+          <w:sz w:val="21"/>
+          <w:szCs w:val="21"/>
+        </w:rPr>
+        <w:t>);</w:t>
+      </w:r>
+    </w:p>
+    <w:p>
+      <w:pPr>
+        <w:shd w:val="clear" w:color="auto" w:fill="FFFFFF"/>
+        <w:spacing w:line="285" w:lineRule="atLeast"/>
+        <w:rPr>
+          <w:rFonts w:ascii="Consolas" w:hAnsi="Consolas"/>
+          <w:color w:val="000000"/>
+          <w:sz w:val="21"/>
+          <w:szCs w:val="21"/>
+        </w:rPr>
+      </w:pPr>
+      <w:r>
+        <w:rPr>
+          <w:rFonts w:ascii="Consolas" w:hAnsi="Consolas"/>
+          <w:color w:val="000000"/>
+          <w:sz w:val="21"/>
+          <w:szCs w:val="21"/>
+        </w:rPr>
+        <w:t>}</w:t>
+      </w:r>
+    </w:p>
+    <w:p>
+      <w:pPr>
+        <w:shd w:val="clear" w:color="auto" w:fill="FFFFFF"/>
+        <w:spacing w:line="285" w:lineRule="atLeast"/>
+        <w:rPr>
+          <w:rFonts w:ascii="Consolas" w:hAnsi="Consolas"/>
+          <w:color w:val="000000"/>
+          <w:sz w:val="21"/>
+          <w:szCs w:val="21"/>
+        </w:rPr>
+      </w:pPr>
+    </w:p>
+    <w:p>
+      <w:pPr>
+        <w:shd w:val="clear" w:color="auto" w:fill="FFFFFF"/>
+        <w:spacing w:line="285" w:lineRule="atLeast"/>
+        <w:rPr>
+          <w:rFonts w:ascii="Consolas" w:hAnsi="Consolas"/>
+          <w:color w:val="000000"/>
+          <w:sz w:val="21"/>
+          <w:szCs w:val="21"/>
+        </w:rPr>
+      </w:pPr>
       <w:r>
         <w:rPr>
           <w:rFonts w:ascii="Consolas" w:hAnsi="Consolas"/>
           <w:color w:val="008000"/>
           <w:sz w:val="21"/>
           <w:szCs w:val="21"/>
+        </w:rPr>
+        <w:t>// Выполняет необходимую инициализацию визуализации</w:t>
+      </w:r>
+    </w:p>
+    <w:p>
+      <w:pPr>
+        <w:shd w:val="clear" w:color="auto" w:fill="FFFFFF"/>
+        <w:spacing w:line="285" w:lineRule="atLeast"/>
+        <w:rPr>
+          <w:rFonts w:ascii="Consolas" w:hAnsi="Consolas"/>
+          <w:color w:val="000000"/>
+          <w:sz w:val="21"/>
+          <w:szCs w:val="21"/>
+          <w:lang w:val="en-US"/>
+        </w:rPr>
+      </w:pPr>
+      <w:r>
+        <w:rPr>
+          <w:rFonts w:ascii="Consolas" w:hAnsi="Consolas"/>
+          <w:color w:val="0000FF"/>
+          <w:sz w:val="21"/>
+          <w:szCs w:val="21"/>
+          <w:lang w:val="en-US"/>
+        </w:rPr>
+        <w:t>void</w:t>
+      </w:r>
+      <w:r>
+        <w:rPr>
+          <w:rFonts w:ascii="Consolas" w:hAnsi="Consolas"/>
+          <w:color w:val="000000"/>
+          <w:sz w:val="21"/>
+          <w:szCs w:val="21"/>
           <w:lang w:val="en-US"/>
         </w:rPr>
         <w:t xml:space="preserve"> </w:t>
       </w:r>
-      <w:r>
-        <w:rPr>
-          <w:rFonts w:ascii="Consolas" w:hAnsi="Consolas"/>
-          <w:color w:val="008000"/>
-          <w:sz w:val="21"/>
-          <w:szCs w:val="21"/>
-        </w:rPr>
-        <w:t>спутника</w:t>
-      </w:r>
-    </w:p>
-    <w:p>
-      <w:pPr>
-        <w:shd w:val="clear" w:color="auto" w:fill="FFFFFF"/>
-        <w:spacing w:line="285" w:lineRule="atLeast"/>
-        <w:rPr>
-          <w:rFonts w:ascii="Consolas" w:hAnsi="Consolas"/>
-          <w:color w:val="000000"/>
-          <w:sz w:val="21"/>
-          <w:szCs w:val="21"/>
-        </w:rPr>
-      </w:pPr>
-      <w:r>
-        <w:rPr>
-          <w:rFonts w:ascii="Consolas" w:hAnsi="Consolas"/>
-          <w:color w:val="008000"/>
+      <w:proofErr w:type="spellStart"/>
+      <w:proofErr w:type="gramStart"/>
+      <w:r>
+        <w:rPr>
+          <w:rFonts w:ascii="Consolas" w:hAnsi="Consolas"/>
+          <w:color w:val="74531F"/>
+          <w:sz w:val="21"/>
+          <w:szCs w:val="21"/>
+          <w:lang w:val="en-US"/>
+        </w:rPr>
+        <w:t>SetupRC</w:t>
+      </w:r>
+      <w:proofErr w:type="spellEnd"/>
+      <w:r>
+        <w:rPr>
+          <w:rFonts w:ascii="Consolas" w:hAnsi="Consolas"/>
+          <w:color w:val="000000"/>
+          <w:sz w:val="21"/>
+          <w:szCs w:val="21"/>
+          <w:lang w:val="en-US"/>
+        </w:rPr>
+        <w:t>(</w:t>
+      </w:r>
+      <w:proofErr w:type="gramEnd"/>
+      <w:r>
+        <w:rPr>
+          <w:rFonts w:ascii="Consolas" w:hAnsi="Consolas"/>
+          <w:color w:val="000000"/>
+          <w:sz w:val="21"/>
+          <w:szCs w:val="21"/>
+          <w:lang w:val="en-US"/>
+        </w:rPr>
+        <w:t>)</w:t>
+      </w:r>
+    </w:p>
+    <w:p>
+      <w:pPr>
+        <w:shd w:val="clear" w:color="auto" w:fill="FFFFFF"/>
+        <w:spacing w:line="285" w:lineRule="atLeast"/>
+        <w:rPr>
+          <w:rFonts w:ascii="Consolas" w:hAnsi="Consolas"/>
+          <w:color w:val="000000"/>
+          <w:sz w:val="21"/>
+          <w:szCs w:val="21"/>
+          <w:lang w:val="en-US"/>
+        </w:rPr>
+      </w:pPr>
+      <w:r>
+        <w:rPr>
+          <w:rFonts w:ascii="Consolas" w:hAnsi="Consolas"/>
+          <w:color w:val="000000"/>
+          <w:sz w:val="21"/>
+          <w:szCs w:val="21"/>
+          <w:lang w:val="en-US"/>
+        </w:rPr>
+        <w:t>{</w:t>
+      </w:r>
+    </w:p>
+    <w:p>
+      <w:pPr>
+        <w:shd w:val="clear" w:color="auto" w:fill="FFFFFF"/>
+        <w:spacing w:line="285" w:lineRule="atLeast"/>
+        <w:rPr>
+          <w:rFonts w:ascii="Consolas" w:hAnsi="Consolas"/>
+          <w:color w:val="000000"/>
+          <w:sz w:val="21"/>
+          <w:szCs w:val="21"/>
+          <w:lang w:val="en-US"/>
+        </w:rPr>
+      </w:pPr>
+      <w:r>
+        <w:rPr>
+          <w:rFonts w:ascii="Consolas" w:hAnsi="Consolas"/>
+          <w:color w:val="000000"/>
           <w:sz w:val="21"/>
           <w:szCs w:val="21"/>
           <w:lang w:val="en-US"/>
         </w:rPr>
         <w:t xml:space="preserve">    </w:t>
       </w:r>
-      <w:r>
-        <w:rPr>
-          <w:rFonts w:ascii="Consolas" w:hAnsi="Consolas"/>
-          <w:color w:val="008000"/>
-          <w:sz w:val="21"/>
-          <w:szCs w:val="21"/>
-        </w:rPr>
-        <w:t>// Она движется в плоскости и по траектории системы Земля–Луна</w:t>
-      </w:r>
-    </w:p>
-    <w:p>
-      <w:pPr>
-        <w:shd w:val="clear" w:color="auto" w:fill="FFFFFF"/>
-        <w:spacing w:line="285" w:lineRule="atLeast"/>
-        <w:rPr>
-          <w:rFonts w:ascii="Consolas" w:hAnsi="Consolas"/>
-          <w:color w:val="000000"/>
-          <w:sz w:val="21"/>
-          <w:szCs w:val="21"/>
-          <w:lang w:val="en-US"/>
-        </w:rPr>
-      </w:pPr>
-      <w:r>
-        <w:rPr>
-          <w:rFonts w:ascii="Consolas" w:hAnsi="Consolas"/>
-          <w:color w:val="000000"/>
-          <w:sz w:val="21"/>
-          <w:szCs w:val="21"/>
+      <w:proofErr w:type="spellStart"/>
+      <w:proofErr w:type="gramStart"/>
+      <w:r>
+        <w:rPr>
+          <w:rFonts w:ascii="Consolas" w:hAnsi="Consolas"/>
+          <w:color w:val="74531F"/>
+          <w:sz w:val="21"/>
+          <w:szCs w:val="21"/>
+          <w:lang w:val="en-US"/>
+        </w:rPr>
+        <w:t>glEnable</w:t>
+      </w:r>
+      <w:proofErr w:type="spellEnd"/>
+      <w:r>
+        <w:rPr>
+          <w:rFonts w:ascii="Consolas" w:hAnsi="Consolas"/>
+          <w:color w:val="000000"/>
+          <w:sz w:val="21"/>
+          <w:szCs w:val="21"/>
+          <w:lang w:val="en-US"/>
+        </w:rPr>
+        <w:t>(</w:t>
+      </w:r>
+      <w:proofErr w:type="gramEnd"/>
+      <w:r>
+        <w:rPr>
+          <w:rFonts w:ascii="Consolas" w:hAnsi="Consolas"/>
+          <w:color w:val="8A1BFF"/>
+          <w:sz w:val="21"/>
+          <w:szCs w:val="21"/>
+          <w:lang w:val="en-US"/>
+        </w:rPr>
+        <w:t>GL_DEPTH_TEST</w:t>
+      </w:r>
+      <w:r>
+        <w:rPr>
+          <w:rFonts w:ascii="Consolas" w:hAnsi="Consolas"/>
+          <w:color w:val="000000"/>
+          <w:sz w:val="21"/>
+          <w:szCs w:val="21"/>
+          <w:lang w:val="en-US"/>
+        </w:rPr>
+        <w:t>);</w:t>
+      </w:r>
+    </w:p>
+    <w:p>
+      <w:pPr>
+        <w:shd w:val="clear" w:color="auto" w:fill="FFFFFF"/>
+        <w:spacing w:line="285" w:lineRule="atLeast"/>
+        <w:rPr>
+          <w:rFonts w:ascii="Consolas" w:hAnsi="Consolas"/>
+          <w:color w:val="000000"/>
+          <w:sz w:val="21"/>
+          <w:szCs w:val="21"/>
+          <w:lang w:val="en-US"/>
+        </w:rPr>
+      </w:pPr>
+      <w:r>
+        <w:rPr>
+          <w:rFonts w:ascii="Consolas" w:hAnsi="Consolas"/>
+          <w:color w:val="000000"/>
+          <w:sz w:val="21"/>
+          <w:szCs w:val="21"/>
+          <w:lang w:val="en-US"/>
         </w:rPr>
         <w:t xml:space="preserve">    </w:t>
       </w:r>
       <w:proofErr w:type="spellStart"/>
+      <w:proofErr w:type="gramStart"/>
       <w:r>
         <w:rPr>
           <w:rFonts w:ascii="Consolas" w:hAnsi="Consolas"/>
@@ -39949,18 +42565,39 @@
           <w:szCs w:val="21"/>
           <w:lang w:val="en-US"/>
         </w:rPr>
-        <w:t>glPushMatrix</w:t>
-      </w:r>
-      <w:proofErr w:type="spellEnd"/>
-      <w:r>
-        <w:rPr>
-          <w:rFonts w:ascii="Consolas" w:hAnsi="Consolas"/>
-          <w:color w:val="000000"/>
-          <w:sz w:val="21"/>
-          <w:szCs w:val="21"/>
-          <w:lang w:val="en-US"/>
-        </w:rPr>
-        <w:t>();</w:t>
+        <w:t>glFrontFace</w:t>
+      </w:r>
+      <w:proofErr w:type="spellEnd"/>
+      <w:r>
+        <w:rPr>
+          <w:rFonts w:ascii="Consolas" w:hAnsi="Consolas"/>
+          <w:color w:val="000000"/>
+          <w:sz w:val="21"/>
+          <w:szCs w:val="21"/>
+          <w:lang w:val="en-US"/>
+        </w:rPr>
+        <w:t>(</w:t>
+      </w:r>
+      <w:proofErr w:type="gramEnd"/>
+      <w:r>
+        <w:rPr>
+          <w:rFonts w:ascii="Consolas" w:hAnsi="Consolas"/>
+          <w:color w:val="8A1BFF"/>
+          <w:sz w:val="21"/>
+          <w:szCs w:val="21"/>
+          <w:lang w:val="en-US"/>
+        </w:rPr>
+        <w:t>GL_CCW</w:t>
+      </w:r>
+      <w:r>
+        <w:rPr>
+          <w:rFonts w:ascii="Consolas" w:hAnsi="Consolas"/>
+          <w:color w:val="000000"/>
+          <w:sz w:val="21"/>
+          <w:szCs w:val="21"/>
+          <w:lang w:val="en-US"/>
+        </w:rPr>
+        <w:t>);</w:t>
       </w:r>
     </w:p>
     <w:p>
@@ -39986,6 +42623,7 @@
         <w:t xml:space="preserve">    </w:t>
       </w:r>
       <w:proofErr w:type="spellStart"/>
+      <w:proofErr w:type="gramStart"/>
       <w:r>
         <w:rPr>
           <w:rFonts w:ascii="Consolas" w:hAnsi="Consolas"/>
@@ -39994,7 +42632,7 @@
           <w:szCs w:val="21"/>
           <w:lang w:val="en-US"/>
         </w:rPr>
-        <w:t>glRotatef</w:t>
+        <w:t>glEnable</w:t>
       </w:r>
       <w:proofErr w:type="spellEnd"/>
       <w:r>
@@ -40007,28 +42645,708 @@
         </w:rPr>
         <w:t>(</w:t>
       </w:r>
-      <w:proofErr w:type="spellStart"/>
-      <w:r>
-        <w:rPr>
-          <w:rFonts w:ascii="Consolas" w:hAnsi="Consolas"/>
-          <w:color w:val="1F377F"/>
-          <w:sz w:val="21"/>
-          <w:szCs w:val="21"/>
-          <w:lang w:val="en-US"/>
-        </w:rPr>
-        <w:t>fEarthRot</w:t>
-      </w:r>
-      <w:proofErr w:type="spellEnd"/>
-      <w:r>
-        <w:rPr>
-          <w:rFonts w:ascii="Consolas" w:hAnsi="Consolas"/>
-          <w:color w:val="000000"/>
-          <w:sz w:val="21"/>
-          <w:szCs w:val="21"/>
-          <w:lang w:val="en-US"/>
-        </w:rPr>
-        <w:t xml:space="preserve"> + </w:t>
-      </w:r>
+      <w:proofErr w:type="gramEnd"/>
+      <w:r>
+        <w:rPr>
+          <w:rFonts w:ascii="Consolas" w:hAnsi="Consolas"/>
+          <w:color w:val="8A1BFF"/>
+          <w:sz w:val="21"/>
+          <w:szCs w:val="21"/>
+          <w:lang w:val="en-US"/>
+        </w:rPr>
+        <w:t>GL_CULL_FACE</w:t>
+      </w:r>
+      <w:r>
+        <w:rPr>
+          <w:rFonts w:ascii="Consolas" w:hAnsi="Consolas"/>
+          <w:color w:val="000000"/>
+          <w:sz w:val="21"/>
+          <w:szCs w:val="21"/>
+          <w:lang w:val="en-US"/>
+        </w:rPr>
+        <w:t>);</w:t>
+      </w:r>
+    </w:p>
+    <w:p>
+      <w:pPr>
+        <w:shd w:val="clear" w:color="auto" w:fill="FFFFFF"/>
+        <w:spacing w:line="285" w:lineRule="atLeast"/>
+        <w:rPr>
+          <w:rFonts w:ascii="Consolas" w:hAnsi="Consolas"/>
+          <w:color w:val="000000"/>
+          <w:sz w:val="21"/>
+          <w:szCs w:val="21"/>
+          <w:lang w:val="en-US"/>
+        </w:rPr>
+      </w:pPr>
+    </w:p>
+    <w:p>
+      <w:pPr>
+        <w:shd w:val="clear" w:color="auto" w:fill="FFFFFF"/>
+        <w:spacing w:line="285" w:lineRule="atLeast"/>
+        <w:rPr>
+          <w:rFonts w:ascii="Consolas" w:hAnsi="Consolas"/>
+          <w:color w:val="000000"/>
+          <w:sz w:val="21"/>
+          <w:szCs w:val="21"/>
+          <w:lang w:val="en-US"/>
+        </w:rPr>
+      </w:pPr>
+      <w:r>
+        <w:rPr>
+          <w:rFonts w:ascii="Consolas" w:hAnsi="Consolas"/>
+          <w:color w:val="000000"/>
+          <w:sz w:val="21"/>
+          <w:szCs w:val="21"/>
+          <w:lang w:val="en-US"/>
+        </w:rPr>
+        <w:t xml:space="preserve">    </w:t>
+      </w:r>
+      <w:proofErr w:type="spellStart"/>
+      <w:proofErr w:type="gramStart"/>
+      <w:r>
+        <w:rPr>
+          <w:rFonts w:ascii="Consolas" w:hAnsi="Consolas"/>
+          <w:color w:val="74531F"/>
+          <w:sz w:val="21"/>
+          <w:szCs w:val="21"/>
+          <w:lang w:val="en-US"/>
+        </w:rPr>
+        <w:t>glEnable</w:t>
+      </w:r>
+      <w:proofErr w:type="spellEnd"/>
+      <w:r>
+        <w:rPr>
+          <w:rFonts w:ascii="Consolas" w:hAnsi="Consolas"/>
+          <w:color w:val="000000"/>
+          <w:sz w:val="21"/>
+          <w:szCs w:val="21"/>
+          <w:lang w:val="en-US"/>
+        </w:rPr>
+        <w:t>(</w:t>
+      </w:r>
+      <w:proofErr w:type="gramEnd"/>
+      <w:r>
+        <w:rPr>
+          <w:rFonts w:ascii="Consolas" w:hAnsi="Consolas"/>
+          <w:color w:val="8A1BFF"/>
+          <w:sz w:val="21"/>
+          <w:szCs w:val="21"/>
+          <w:lang w:val="en-US"/>
+        </w:rPr>
+        <w:t>GL_LIGHTING</w:t>
+      </w:r>
+      <w:r>
+        <w:rPr>
+          <w:rFonts w:ascii="Consolas" w:hAnsi="Consolas"/>
+          <w:color w:val="000000"/>
+          <w:sz w:val="21"/>
+          <w:szCs w:val="21"/>
+          <w:lang w:val="en-US"/>
+        </w:rPr>
+        <w:t>);</w:t>
+      </w:r>
+    </w:p>
+    <w:p>
+      <w:pPr>
+        <w:shd w:val="clear" w:color="auto" w:fill="FFFFFF"/>
+        <w:spacing w:line="285" w:lineRule="atLeast"/>
+        <w:rPr>
+          <w:rFonts w:ascii="Consolas" w:hAnsi="Consolas"/>
+          <w:color w:val="000000"/>
+          <w:sz w:val="21"/>
+          <w:szCs w:val="21"/>
+          <w:lang w:val="en-US"/>
+        </w:rPr>
+      </w:pPr>
+      <w:r>
+        <w:rPr>
+          <w:rFonts w:ascii="Consolas" w:hAnsi="Consolas"/>
+          <w:color w:val="000000"/>
+          <w:sz w:val="21"/>
+          <w:szCs w:val="21"/>
+          <w:lang w:val="en-US"/>
+        </w:rPr>
+        <w:t xml:space="preserve">    </w:t>
+      </w:r>
+      <w:proofErr w:type="spellStart"/>
+      <w:proofErr w:type="gramStart"/>
+      <w:r>
+        <w:rPr>
+          <w:rFonts w:ascii="Consolas" w:hAnsi="Consolas"/>
+          <w:color w:val="74531F"/>
+          <w:sz w:val="21"/>
+          <w:szCs w:val="21"/>
+          <w:lang w:val="en-US"/>
+        </w:rPr>
+        <w:t>glLightModelfv</w:t>
+      </w:r>
+      <w:proofErr w:type="spellEnd"/>
+      <w:r>
+        <w:rPr>
+          <w:rFonts w:ascii="Consolas" w:hAnsi="Consolas"/>
+          <w:color w:val="000000"/>
+          <w:sz w:val="21"/>
+          <w:szCs w:val="21"/>
+          <w:lang w:val="en-US"/>
+        </w:rPr>
+        <w:t>(</w:t>
+      </w:r>
+      <w:proofErr w:type="gramEnd"/>
+      <w:r>
+        <w:rPr>
+          <w:rFonts w:ascii="Consolas" w:hAnsi="Consolas"/>
+          <w:color w:val="8A1BFF"/>
+          <w:sz w:val="21"/>
+          <w:szCs w:val="21"/>
+          <w:lang w:val="en-US"/>
+        </w:rPr>
+        <w:t>GL_LIGHT_MODEL_AMBIENT</w:t>
+      </w:r>
+      <w:r>
+        <w:rPr>
+          <w:rFonts w:ascii="Consolas" w:hAnsi="Consolas"/>
+          <w:color w:val="000000"/>
+          <w:sz w:val="21"/>
+          <w:szCs w:val="21"/>
+          <w:lang w:val="en-US"/>
+        </w:rPr>
+        <w:t xml:space="preserve">, </w:t>
+      </w:r>
+      <w:proofErr w:type="spellStart"/>
+      <w:r>
+        <w:rPr>
+          <w:rFonts w:ascii="Consolas" w:hAnsi="Consolas"/>
+          <w:color w:val="000000"/>
+          <w:sz w:val="21"/>
+          <w:szCs w:val="21"/>
+          <w:lang w:val="en-US"/>
+        </w:rPr>
+        <w:t>whiteLight</w:t>
+      </w:r>
+      <w:proofErr w:type="spellEnd"/>
+      <w:r>
+        <w:rPr>
+          <w:rFonts w:ascii="Consolas" w:hAnsi="Consolas"/>
+          <w:color w:val="000000"/>
+          <w:sz w:val="21"/>
+          <w:szCs w:val="21"/>
+          <w:lang w:val="en-US"/>
+        </w:rPr>
+        <w:t>);</w:t>
+      </w:r>
+    </w:p>
+    <w:p>
+      <w:pPr>
+        <w:shd w:val="clear" w:color="auto" w:fill="FFFFFF"/>
+        <w:spacing w:line="285" w:lineRule="atLeast"/>
+        <w:rPr>
+          <w:rFonts w:ascii="Consolas" w:hAnsi="Consolas"/>
+          <w:color w:val="000000"/>
+          <w:sz w:val="21"/>
+          <w:szCs w:val="21"/>
+          <w:lang w:val="en-US"/>
+        </w:rPr>
+      </w:pPr>
+      <w:r>
+        <w:rPr>
+          <w:rFonts w:ascii="Consolas" w:hAnsi="Consolas"/>
+          <w:color w:val="000000"/>
+          <w:sz w:val="21"/>
+          <w:szCs w:val="21"/>
+          <w:lang w:val="en-US"/>
+        </w:rPr>
+        <w:t xml:space="preserve">    </w:t>
+      </w:r>
+      <w:proofErr w:type="spellStart"/>
+      <w:proofErr w:type="gramStart"/>
+      <w:r>
+        <w:rPr>
+          <w:rFonts w:ascii="Consolas" w:hAnsi="Consolas"/>
+          <w:color w:val="74531F"/>
+          <w:sz w:val="21"/>
+          <w:szCs w:val="21"/>
+          <w:lang w:val="en-US"/>
+        </w:rPr>
+        <w:t>glLightfv</w:t>
+      </w:r>
+      <w:proofErr w:type="spellEnd"/>
+      <w:r>
+        <w:rPr>
+          <w:rFonts w:ascii="Consolas" w:hAnsi="Consolas"/>
+          <w:color w:val="000000"/>
+          <w:sz w:val="21"/>
+          <w:szCs w:val="21"/>
+          <w:lang w:val="en-US"/>
+        </w:rPr>
+        <w:t>(</w:t>
+      </w:r>
+      <w:proofErr w:type="gramEnd"/>
+      <w:r>
+        <w:rPr>
+          <w:rFonts w:ascii="Consolas" w:hAnsi="Consolas"/>
+          <w:color w:val="8A1BFF"/>
+          <w:sz w:val="21"/>
+          <w:szCs w:val="21"/>
+          <w:lang w:val="en-US"/>
+        </w:rPr>
+        <w:t>GL_LIGHT0</w:t>
+      </w:r>
+      <w:r>
+        <w:rPr>
+          <w:rFonts w:ascii="Consolas" w:hAnsi="Consolas"/>
+          <w:color w:val="000000"/>
+          <w:sz w:val="21"/>
+          <w:szCs w:val="21"/>
+          <w:lang w:val="en-US"/>
+        </w:rPr>
+        <w:t xml:space="preserve">, </w:t>
+      </w:r>
+      <w:r>
+        <w:rPr>
+          <w:rFonts w:ascii="Consolas" w:hAnsi="Consolas"/>
+          <w:color w:val="8A1BFF"/>
+          <w:sz w:val="21"/>
+          <w:szCs w:val="21"/>
+          <w:lang w:val="en-US"/>
+        </w:rPr>
+        <w:t>GL_DIFFUSE</w:t>
+      </w:r>
+      <w:r>
+        <w:rPr>
+          <w:rFonts w:ascii="Consolas" w:hAnsi="Consolas"/>
+          <w:color w:val="000000"/>
+          <w:sz w:val="21"/>
+          <w:szCs w:val="21"/>
+          <w:lang w:val="en-US"/>
+        </w:rPr>
+        <w:t xml:space="preserve">, </w:t>
+      </w:r>
+      <w:proofErr w:type="spellStart"/>
+      <w:r>
+        <w:rPr>
+          <w:rFonts w:ascii="Consolas" w:hAnsi="Consolas"/>
+          <w:color w:val="000000"/>
+          <w:sz w:val="21"/>
+          <w:szCs w:val="21"/>
+          <w:lang w:val="en-US"/>
+        </w:rPr>
+        <w:t>sourceLight</w:t>
+      </w:r>
+      <w:proofErr w:type="spellEnd"/>
+      <w:r>
+        <w:rPr>
+          <w:rFonts w:ascii="Consolas" w:hAnsi="Consolas"/>
+          <w:color w:val="000000"/>
+          <w:sz w:val="21"/>
+          <w:szCs w:val="21"/>
+          <w:lang w:val="en-US"/>
+        </w:rPr>
+        <w:t>);</w:t>
+      </w:r>
+    </w:p>
+    <w:p>
+      <w:pPr>
+        <w:shd w:val="clear" w:color="auto" w:fill="FFFFFF"/>
+        <w:spacing w:line="285" w:lineRule="atLeast"/>
+        <w:rPr>
+          <w:rFonts w:ascii="Consolas" w:hAnsi="Consolas"/>
+          <w:color w:val="000000"/>
+          <w:sz w:val="21"/>
+          <w:szCs w:val="21"/>
+          <w:lang w:val="en-US"/>
+        </w:rPr>
+      </w:pPr>
+      <w:r>
+        <w:rPr>
+          <w:rFonts w:ascii="Consolas" w:hAnsi="Consolas"/>
+          <w:color w:val="000000"/>
+          <w:sz w:val="21"/>
+          <w:szCs w:val="21"/>
+          <w:lang w:val="en-US"/>
+        </w:rPr>
+        <w:t xml:space="preserve">    </w:t>
+      </w:r>
+      <w:proofErr w:type="spellStart"/>
+      <w:proofErr w:type="gramStart"/>
+      <w:r>
+        <w:rPr>
+          <w:rFonts w:ascii="Consolas" w:hAnsi="Consolas"/>
+          <w:color w:val="74531F"/>
+          <w:sz w:val="21"/>
+          <w:szCs w:val="21"/>
+          <w:lang w:val="en-US"/>
+        </w:rPr>
+        <w:t>glLightfv</w:t>
+      </w:r>
+      <w:proofErr w:type="spellEnd"/>
+      <w:r>
+        <w:rPr>
+          <w:rFonts w:ascii="Consolas" w:hAnsi="Consolas"/>
+          <w:color w:val="000000"/>
+          <w:sz w:val="21"/>
+          <w:szCs w:val="21"/>
+          <w:lang w:val="en-US"/>
+        </w:rPr>
+        <w:t>(</w:t>
+      </w:r>
+      <w:proofErr w:type="gramEnd"/>
+      <w:r>
+        <w:rPr>
+          <w:rFonts w:ascii="Consolas" w:hAnsi="Consolas"/>
+          <w:color w:val="8A1BFF"/>
+          <w:sz w:val="21"/>
+          <w:szCs w:val="21"/>
+          <w:lang w:val="en-US"/>
+        </w:rPr>
+        <w:t>GL_LIGHT0</w:t>
+      </w:r>
+      <w:r>
+        <w:rPr>
+          <w:rFonts w:ascii="Consolas" w:hAnsi="Consolas"/>
+          <w:color w:val="000000"/>
+          <w:sz w:val="21"/>
+          <w:szCs w:val="21"/>
+          <w:lang w:val="en-US"/>
+        </w:rPr>
+        <w:t xml:space="preserve">, </w:t>
+      </w:r>
+      <w:r>
+        <w:rPr>
+          <w:rFonts w:ascii="Consolas" w:hAnsi="Consolas"/>
+          <w:color w:val="8A1BFF"/>
+          <w:sz w:val="21"/>
+          <w:szCs w:val="21"/>
+          <w:lang w:val="en-US"/>
+        </w:rPr>
+        <w:t>GL_POSITION</w:t>
+      </w:r>
+      <w:r>
+        <w:rPr>
+          <w:rFonts w:ascii="Consolas" w:hAnsi="Consolas"/>
+          <w:color w:val="000000"/>
+          <w:sz w:val="21"/>
+          <w:szCs w:val="21"/>
+          <w:lang w:val="en-US"/>
+        </w:rPr>
+        <w:t xml:space="preserve">, </w:t>
+      </w:r>
+      <w:proofErr w:type="spellStart"/>
+      <w:r>
+        <w:rPr>
+          <w:rFonts w:ascii="Consolas" w:hAnsi="Consolas"/>
+          <w:color w:val="000000"/>
+          <w:sz w:val="21"/>
+          <w:szCs w:val="21"/>
+          <w:lang w:val="en-US"/>
+        </w:rPr>
+        <w:t>lightPos</w:t>
+      </w:r>
+      <w:proofErr w:type="spellEnd"/>
+      <w:r>
+        <w:rPr>
+          <w:rFonts w:ascii="Consolas" w:hAnsi="Consolas"/>
+          <w:color w:val="000000"/>
+          <w:sz w:val="21"/>
+          <w:szCs w:val="21"/>
+          <w:lang w:val="en-US"/>
+        </w:rPr>
+        <w:t>);</w:t>
+      </w:r>
+    </w:p>
+    <w:p>
+      <w:pPr>
+        <w:shd w:val="clear" w:color="auto" w:fill="FFFFFF"/>
+        <w:spacing w:line="285" w:lineRule="atLeast"/>
+        <w:rPr>
+          <w:rFonts w:ascii="Consolas" w:hAnsi="Consolas"/>
+          <w:color w:val="000000"/>
+          <w:sz w:val="21"/>
+          <w:szCs w:val="21"/>
+          <w:lang w:val="en-US"/>
+        </w:rPr>
+      </w:pPr>
+      <w:r>
+        <w:rPr>
+          <w:rFonts w:ascii="Consolas" w:hAnsi="Consolas"/>
+          <w:color w:val="000000"/>
+          <w:sz w:val="21"/>
+          <w:szCs w:val="21"/>
+          <w:lang w:val="en-US"/>
+        </w:rPr>
+        <w:t xml:space="preserve">    </w:t>
+      </w:r>
+      <w:proofErr w:type="spellStart"/>
+      <w:proofErr w:type="gramStart"/>
+      <w:r>
+        <w:rPr>
+          <w:rFonts w:ascii="Consolas" w:hAnsi="Consolas"/>
+          <w:color w:val="74531F"/>
+          <w:sz w:val="21"/>
+          <w:szCs w:val="21"/>
+          <w:lang w:val="en-US"/>
+        </w:rPr>
+        <w:t>glEnable</w:t>
+      </w:r>
+      <w:proofErr w:type="spellEnd"/>
+      <w:r>
+        <w:rPr>
+          <w:rFonts w:ascii="Consolas" w:hAnsi="Consolas"/>
+          <w:color w:val="000000"/>
+          <w:sz w:val="21"/>
+          <w:szCs w:val="21"/>
+          <w:lang w:val="en-US"/>
+        </w:rPr>
+        <w:t>(</w:t>
+      </w:r>
+      <w:proofErr w:type="gramEnd"/>
+      <w:r>
+        <w:rPr>
+          <w:rFonts w:ascii="Consolas" w:hAnsi="Consolas"/>
+          <w:color w:val="8A1BFF"/>
+          <w:sz w:val="21"/>
+          <w:szCs w:val="21"/>
+          <w:lang w:val="en-US"/>
+        </w:rPr>
+        <w:t>GL_LIGHT0</w:t>
+      </w:r>
+      <w:r>
+        <w:rPr>
+          <w:rFonts w:ascii="Consolas" w:hAnsi="Consolas"/>
+          <w:color w:val="000000"/>
+          <w:sz w:val="21"/>
+          <w:szCs w:val="21"/>
+          <w:lang w:val="en-US"/>
+        </w:rPr>
+        <w:t>);</w:t>
+      </w:r>
+    </w:p>
+    <w:p>
+      <w:pPr>
+        <w:shd w:val="clear" w:color="auto" w:fill="FFFFFF"/>
+        <w:spacing w:line="285" w:lineRule="atLeast"/>
+        <w:rPr>
+          <w:rFonts w:ascii="Consolas" w:hAnsi="Consolas"/>
+          <w:color w:val="000000"/>
+          <w:sz w:val="21"/>
+          <w:szCs w:val="21"/>
+          <w:lang w:val="en-US"/>
+        </w:rPr>
+      </w:pPr>
+    </w:p>
+    <w:p>
+      <w:pPr>
+        <w:shd w:val="clear" w:color="auto" w:fill="FFFFFF"/>
+        <w:spacing w:line="285" w:lineRule="atLeast"/>
+        <w:rPr>
+          <w:rFonts w:ascii="Consolas" w:hAnsi="Consolas"/>
+          <w:color w:val="000000"/>
+          <w:sz w:val="21"/>
+          <w:szCs w:val="21"/>
+          <w:lang w:val="en-US"/>
+        </w:rPr>
+      </w:pPr>
+      <w:r>
+        <w:rPr>
+          <w:rFonts w:ascii="Consolas" w:hAnsi="Consolas"/>
+          <w:color w:val="000000"/>
+          <w:sz w:val="21"/>
+          <w:szCs w:val="21"/>
+          <w:lang w:val="en-US"/>
+        </w:rPr>
+        <w:t xml:space="preserve">    </w:t>
+      </w:r>
+      <w:proofErr w:type="spellStart"/>
+      <w:proofErr w:type="gramStart"/>
+      <w:r>
+        <w:rPr>
+          <w:rFonts w:ascii="Consolas" w:hAnsi="Consolas"/>
+          <w:color w:val="74531F"/>
+          <w:sz w:val="21"/>
+          <w:szCs w:val="21"/>
+          <w:lang w:val="en-US"/>
+        </w:rPr>
+        <w:t>glEnable</w:t>
+      </w:r>
+      <w:proofErr w:type="spellEnd"/>
+      <w:r>
+        <w:rPr>
+          <w:rFonts w:ascii="Consolas" w:hAnsi="Consolas"/>
+          <w:color w:val="000000"/>
+          <w:sz w:val="21"/>
+          <w:szCs w:val="21"/>
+          <w:lang w:val="en-US"/>
+        </w:rPr>
+        <w:t>(</w:t>
+      </w:r>
+      <w:proofErr w:type="gramEnd"/>
+      <w:r>
+        <w:rPr>
+          <w:rFonts w:ascii="Consolas" w:hAnsi="Consolas"/>
+          <w:color w:val="8A1BFF"/>
+          <w:sz w:val="21"/>
+          <w:szCs w:val="21"/>
+          <w:lang w:val="en-US"/>
+        </w:rPr>
+        <w:t>GL_COLOR_MATERIAL</w:t>
+      </w:r>
+      <w:r>
+        <w:rPr>
+          <w:rFonts w:ascii="Consolas" w:hAnsi="Consolas"/>
+          <w:color w:val="000000"/>
+          <w:sz w:val="21"/>
+          <w:szCs w:val="21"/>
+          <w:lang w:val="en-US"/>
+        </w:rPr>
+        <w:t>);</w:t>
+      </w:r>
+    </w:p>
+    <w:p>
+      <w:pPr>
+        <w:shd w:val="clear" w:color="auto" w:fill="FFFFFF"/>
+        <w:spacing w:line="285" w:lineRule="atLeast"/>
+        <w:rPr>
+          <w:rFonts w:ascii="Consolas" w:hAnsi="Consolas"/>
+          <w:color w:val="000000"/>
+          <w:sz w:val="21"/>
+          <w:szCs w:val="21"/>
+          <w:lang w:val="en-US"/>
+        </w:rPr>
+      </w:pPr>
+      <w:r>
+        <w:rPr>
+          <w:rFonts w:ascii="Consolas" w:hAnsi="Consolas"/>
+          <w:color w:val="000000"/>
+          <w:sz w:val="21"/>
+          <w:szCs w:val="21"/>
+          <w:lang w:val="en-US"/>
+        </w:rPr>
+        <w:t xml:space="preserve">    </w:t>
+      </w:r>
+      <w:proofErr w:type="spellStart"/>
+      <w:proofErr w:type="gramStart"/>
+      <w:r>
+        <w:rPr>
+          <w:rFonts w:ascii="Consolas" w:hAnsi="Consolas"/>
+          <w:color w:val="74531F"/>
+          <w:sz w:val="21"/>
+          <w:szCs w:val="21"/>
+          <w:lang w:val="en-US"/>
+        </w:rPr>
+        <w:t>glColorMaterial</w:t>
+      </w:r>
+      <w:proofErr w:type="spellEnd"/>
+      <w:r>
+        <w:rPr>
+          <w:rFonts w:ascii="Consolas" w:hAnsi="Consolas"/>
+          <w:color w:val="000000"/>
+          <w:sz w:val="21"/>
+          <w:szCs w:val="21"/>
+          <w:lang w:val="en-US"/>
+        </w:rPr>
+        <w:t>(</w:t>
+      </w:r>
+      <w:proofErr w:type="gramEnd"/>
+      <w:r>
+        <w:rPr>
+          <w:rFonts w:ascii="Consolas" w:hAnsi="Consolas"/>
+          <w:color w:val="8A1BFF"/>
+          <w:sz w:val="21"/>
+          <w:szCs w:val="21"/>
+          <w:lang w:val="en-US"/>
+        </w:rPr>
+        <w:t>GL_FRONT</w:t>
+      </w:r>
+      <w:r>
+        <w:rPr>
+          <w:rFonts w:ascii="Consolas" w:hAnsi="Consolas"/>
+          <w:color w:val="000000"/>
+          <w:sz w:val="21"/>
+          <w:szCs w:val="21"/>
+          <w:lang w:val="en-US"/>
+        </w:rPr>
+        <w:t xml:space="preserve">, </w:t>
+      </w:r>
+      <w:r>
+        <w:rPr>
+          <w:rFonts w:ascii="Consolas" w:hAnsi="Consolas"/>
+          <w:color w:val="8A1BFF"/>
+          <w:sz w:val="21"/>
+          <w:szCs w:val="21"/>
+          <w:lang w:val="en-US"/>
+        </w:rPr>
+        <w:t>GL_AMBIENT_AND_DIFFUSE</w:t>
+      </w:r>
+      <w:r>
+        <w:rPr>
+          <w:rFonts w:ascii="Consolas" w:hAnsi="Consolas"/>
+          <w:color w:val="000000"/>
+          <w:sz w:val="21"/>
+          <w:szCs w:val="21"/>
+          <w:lang w:val="en-US"/>
+        </w:rPr>
+        <w:t>);</w:t>
+      </w:r>
+    </w:p>
+    <w:p>
+      <w:pPr>
+        <w:shd w:val="clear" w:color="auto" w:fill="FFFFFF"/>
+        <w:spacing w:line="285" w:lineRule="atLeast"/>
+        <w:rPr>
+          <w:rFonts w:ascii="Consolas" w:hAnsi="Consolas"/>
+          <w:color w:val="000000"/>
+          <w:sz w:val="21"/>
+          <w:szCs w:val="21"/>
+          <w:lang w:val="en-US"/>
+        </w:rPr>
+      </w:pPr>
+    </w:p>
+    <w:p>
+      <w:pPr>
+        <w:shd w:val="clear" w:color="auto" w:fill="FFFFFF"/>
+        <w:spacing w:line="285" w:lineRule="atLeast"/>
+        <w:rPr>
+          <w:rFonts w:ascii="Consolas" w:hAnsi="Consolas"/>
+          <w:color w:val="000000"/>
+          <w:sz w:val="21"/>
+          <w:szCs w:val="21"/>
+          <w:lang w:val="en-US"/>
+        </w:rPr>
+      </w:pPr>
+      <w:r>
+        <w:rPr>
+          <w:rFonts w:ascii="Consolas" w:hAnsi="Consolas"/>
+          <w:color w:val="000000"/>
+          <w:sz w:val="21"/>
+          <w:szCs w:val="21"/>
+          <w:lang w:val="en-US"/>
+        </w:rPr>
+        <w:t xml:space="preserve">    </w:t>
+      </w:r>
+      <w:proofErr w:type="spellStart"/>
+      <w:proofErr w:type="gramStart"/>
+      <w:r>
+        <w:rPr>
+          <w:rFonts w:ascii="Consolas" w:hAnsi="Consolas"/>
+          <w:color w:val="74531F"/>
+          <w:sz w:val="21"/>
+          <w:szCs w:val="21"/>
+          <w:lang w:val="en-US"/>
+        </w:rPr>
+        <w:t>glClearColor</w:t>
+      </w:r>
+      <w:proofErr w:type="spellEnd"/>
+      <w:r>
+        <w:rPr>
+          <w:rFonts w:ascii="Consolas" w:hAnsi="Consolas"/>
+          <w:color w:val="000000"/>
+          <w:sz w:val="21"/>
+          <w:szCs w:val="21"/>
+          <w:lang w:val="en-US"/>
+        </w:rPr>
+        <w:t>(</w:t>
+      </w:r>
+      <w:proofErr w:type="gramEnd"/>
       <w:r>
         <w:rPr>
           <w:rFonts w:ascii="Consolas" w:hAnsi="Consolas"/>
@@ -40037,7 +43355,7 @@
           <w:szCs w:val="21"/>
           <w:lang w:val="en-US"/>
         </w:rPr>
-        <w:t>180.0f</w:t>
+        <w:t>0.0f</w:t>
       </w:r>
       <w:r>
         <w:rPr>
@@ -40077,6 +43395,26 @@
           <w:szCs w:val="21"/>
           <w:lang w:val="en-US"/>
         </w:rPr>
+        <w:t>0.0f</w:t>
+      </w:r>
+      <w:r>
+        <w:rPr>
+          <w:rFonts w:ascii="Consolas" w:hAnsi="Consolas"/>
+          <w:color w:val="000000"/>
+          <w:sz w:val="21"/>
+          <w:szCs w:val="21"/>
+          <w:lang w:val="en-US"/>
+        </w:rPr>
+        <w:t xml:space="preserve">, </w:t>
+      </w:r>
+      <w:r>
+        <w:rPr>
+          <w:rFonts w:ascii="Consolas" w:hAnsi="Consolas"/>
+          <w:color w:val="098658"/>
+          <w:sz w:val="21"/>
+          <w:szCs w:val="21"/>
+          <w:lang w:val="en-US"/>
+        </w:rPr>
         <w:t>1.0f</w:t>
       </w:r>
       <w:r>
@@ -40087,8 +43425,310 @@
           <w:szCs w:val="21"/>
           <w:lang w:val="en-US"/>
         </w:rPr>
+        <w:t>);</w:t>
+      </w:r>
+    </w:p>
+    <w:p>
+      <w:pPr>
+        <w:shd w:val="clear" w:color="auto" w:fill="FFFFFF"/>
+        <w:spacing w:line="285" w:lineRule="atLeast"/>
+        <w:rPr>
+          <w:rFonts w:ascii="Consolas" w:hAnsi="Consolas"/>
+          <w:color w:val="000000"/>
+          <w:sz w:val="21"/>
+          <w:szCs w:val="21"/>
+          <w:lang w:val="en-US"/>
+        </w:rPr>
+      </w:pPr>
+      <w:r>
+        <w:rPr>
+          <w:rFonts w:ascii="Consolas" w:hAnsi="Consolas"/>
+          <w:color w:val="000000"/>
+          <w:sz w:val="21"/>
+          <w:szCs w:val="21"/>
+          <w:lang w:val="en-US"/>
+        </w:rPr>
+        <w:t>}</w:t>
+      </w:r>
+    </w:p>
+    <w:p>
+      <w:pPr>
+        <w:shd w:val="clear" w:color="auto" w:fill="FFFFFF"/>
+        <w:spacing w:line="285" w:lineRule="atLeast"/>
+        <w:rPr>
+          <w:rFonts w:ascii="Consolas" w:hAnsi="Consolas"/>
+          <w:color w:val="000000"/>
+          <w:sz w:val="21"/>
+          <w:szCs w:val="21"/>
+          <w:lang w:val="en-US"/>
+        </w:rPr>
+      </w:pPr>
+    </w:p>
+    <w:p>
+      <w:pPr>
+        <w:shd w:val="clear" w:color="auto" w:fill="FFFFFF"/>
+        <w:spacing w:line="285" w:lineRule="atLeast"/>
+        <w:rPr>
+          <w:rFonts w:ascii="Consolas" w:hAnsi="Consolas"/>
+          <w:color w:val="000000"/>
+          <w:sz w:val="21"/>
+          <w:szCs w:val="21"/>
+          <w:lang w:val="en-US"/>
+        </w:rPr>
+      </w:pPr>
+      <w:r>
+        <w:rPr>
+          <w:rFonts w:ascii="Consolas" w:hAnsi="Consolas"/>
+          <w:color w:val="0000FF"/>
+          <w:sz w:val="21"/>
+          <w:szCs w:val="21"/>
+          <w:lang w:val="en-US"/>
+        </w:rPr>
+        <w:t>void</w:t>
+      </w:r>
+      <w:r>
+        <w:rPr>
+          <w:rFonts w:ascii="Consolas" w:hAnsi="Consolas"/>
+          <w:color w:val="000000"/>
+          <w:sz w:val="21"/>
+          <w:szCs w:val="21"/>
+          <w:lang w:val="en-US"/>
+        </w:rPr>
+        <w:t xml:space="preserve"> </w:t>
+      </w:r>
+      <w:proofErr w:type="spellStart"/>
+      <w:proofErr w:type="gramStart"/>
+      <w:r>
+        <w:rPr>
+          <w:rFonts w:ascii="Consolas" w:hAnsi="Consolas"/>
+          <w:color w:val="74531F"/>
+          <w:sz w:val="21"/>
+          <w:szCs w:val="21"/>
+          <w:lang w:val="en-US"/>
+        </w:rPr>
+        <w:t>TimerFunc</w:t>
+      </w:r>
+      <w:proofErr w:type="spellEnd"/>
+      <w:r>
+        <w:rPr>
+          <w:rFonts w:ascii="Consolas" w:hAnsi="Consolas"/>
+          <w:color w:val="000000"/>
+          <w:sz w:val="21"/>
+          <w:szCs w:val="21"/>
+          <w:lang w:val="en-US"/>
+        </w:rPr>
+        <w:t>(</w:t>
+      </w:r>
+      <w:proofErr w:type="gramEnd"/>
+      <w:r>
+        <w:rPr>
+          <w:rFonts w:ascii="Consolas" w:hAnsi="Consolas"/>
+          <w:color w:val="0000FF"/>
+          <w:sz w:val="21"/>
+          <w:szCs w:val="21"/>
+          <w:lang w:val="en-US"/>
+        </w:rPr>
+        <w:t>int</w:t>
+      </w:r>
+      <w:r>
+        <w:rPr>
+          <w:rFonts w:ascii="Consolas" w:hAnsi="Consolas"/>
+          <w:color w:val="000000"/>
+          <w:sz w:val="21"/>
+          <w:szCs w:val="21"/>
+          <w:lang w:val="en-US"/>
+        </w:rPr>
+        <w:t xml:space="preserve"> </w:t>
+      </w:r>
+      <w:r>
+        <w:rPr>
+          <w:rFonts w:ascii="Consolas" w:hAnsi="Consolas"/>
+          <w:color w:val="808080"/>
+          <w:sz w:val="21"/>
+          <w:szCs w:val="21"/>
+          <w:lang w:val="en-US"/>
+        </w:rPr>
+        <w:t>value</w:t>
+      </w:r>
+      <w:r>
+        <w:rPr>
+          <w:rFonts w:ascii="Consolas" w:hAnsi="Consolas"/>
+          <w:color w:val="000000"/>
+          <w:sz w:val="21"/>
+          <w:szCs w:val="21"/>
+          <w:lang w:val="en-US"/>
+        </w:rPr>
+        <w:t>)</w:t>
+      </w:r>
+    </w:p>
+    <w:p>
+      <w:pPr>
+        <w:shd w:val="clear" w:color="auto" w:fill="FFFFFF"/>
+        <w:spacing w:line="285" w:lineRule="atLeast"/>
+        <w:rPr>
+          <w:rFonts w:ascii="Consolas" w:hAnsi="Consolas"/>
+          <w:color w:val="000000"/>
+          <w:sz w:val="21"/>
+          <w:szCs w:val="21"/>
+          <w:lang w:val="en-US"/>
+        </w:rPr>
+      </w:pPr>
+      <w:r>
+        <w:rPr>
+          <w:rFonts w:ascii="Consolas" w:hAnsi="Consolas"/>
+          <w:color w:val="000000"/>
+          <w:sz w:val="21"/>
+          <w:szCs w:val="21"/>
+          <w:lang w:val="en-US"/>
+        </w:rPr>
+        <w:t>{</w:t>
+      </w:r>
+    </w:p>
+    <w:p>
+      <w:pPr>
+        <w:shd w:val="clear" w:color="auto" w:fill="FFFFFF"/>
+        <w:spacing w:line="285" w:lineRule="atLeast"/>
+        <w:rPr>
+          <w:rFonts w:ascii="Consolas" w:hAnsi="Consolas"/>
+          <w:color w:val="000000"/>
+          <w:sz w:val="21"/>
+          <w:szCs w:val="21"/>
+          <w:lang w:val="en-US"/>
+        </w:rPr>
+      </w:pPr>
+      <w:r>
+        <w:rPr>
+          <w:rFonts w:ascii="Consolas" w:hAnsi="Consolas"/>
+          <w:color w:val="000000"/>
+          <w:sz w:val="21"/>
+          <w:szCs w:val="21"/>
+          <w:lang w:val="en-US"/>
+        </w:rPr>
+        <w:t xml:space="preserve">    </w:t>
+      </w:r>
+      <w:proofErr w:type="spellStart"/>
+      <w:proofErr w:type="gramStart"/>
+      <w:r>
+        <w:rPr>
+          <w:rFonts w:ascii="Consolas" w:hAnsi="Consolas"/>
+          <w:color w:val="74531F"/>
+          <w:sz w:val="21"/>
+          <w:szCs w:val="21"/>
+          <w:lang w:val="en-US"/>
+        </w:rPr>
+        <w:t>glutPostRedisplay</w:t>
+      </w:r>
+      <w:proofErr w:type="spellEnd"/>
+      <w:r>
+        <w:rPr>
+          <w:rFonts w:ascii="Consolas" w:hAnsi="Consolas"/>
+          <w:color w:val="000000"/>
+          <w:sz w:val="21"/>
+          <w:szCs w:val="21"/>
+          <w:lang w:val="en-US"/>
+        </w:rPr>
+        <w:t>(</w:t>
+      </w:r>
+      <w:proofErr w:type="gramEnd"/>
+      <w:r>
+        <w:rPr>
+          <w:rFonts w:ascii="Consolas" w:hAnsi="Consolas"/>
+          <w:color w:val="000000"/>
+          <w:sz w:val="21"/>
+          <w:szCs w:val="21"/>
+          <w:lang w:val="en-US"/>
+        </w:rPr>
+        <w:t>);</w:t>
+      </w:r>
+    </w:p>
+    <w:p>
+      <w:pPr>
+        <w:shd w:val="clear" w:color="auto" w:fill="FFFFFF"/>
+        <w:spacing w:line="285" w:lineRule="atLeast"/>
+        <w:rPr>
+          <w:rFonts w:ascii="Consolas" w:hAnsi="Consolas"/>
+          <w:color w:val="000000"/>
+          <w:sz w:val="21"/>
+          <w:szCs w:val="21"/>
+          <w:lang w:val="en-US"/>
+        </w:rPr>
+      </w:pPr>
+      <w:r>
+        <w:rPr>
+          <w:rFonts w:ascii="Consolas" w:hAnsi="Consolas"/>
+          <w:color w:val="000000"/>
+          <w:sz w:val="21"/>
+          <w:szCs w:val="21"/>
+          <w:lang w:val="en-US"/>
+        </w:rPr>
+        <w:t xml:space="preserve">    </w:t>
+      </w:r>
+      <w:proofErr w:type="spellStart"/>
+      <w:proofErr w:type="gramStart"/>
+      <w:r>
+        <w:rPr>
+          <w:rFonts w:ascii="Consolas" w:hAnsi="Consolas"/>
+          <w:color w:val="74531F"/>
+          <w:sz w:val="21"/>
+          <w:szCs w:val="21"/>
+          <w:lang w:val="en-US"/>
+        </w:rPr>
+        <w:t>glutTimerFunc</w:t>
+      </w:r>
+      <w:proofErr w:type="spellEnd"/>
+      <w:r>
+        <w:rPr>
+          <w:rFonts w:ascii="Consolas" w:hAnsi="Consolas"/>
+          <w:color w:val="000000"/>
+          <w:sz w:val="21"/>
+          <w:szCs w:val="21"/>
+          <w:lang w:val="en-US"/>
+        </w:rPr>
+        <w:t>(</w:t>
+      </w:r>
+      <w:proofErr w:type="gramEnd"/>
+      <w:r>
+        <w:rPr>
+          <w:rFonts w:ascii="Consolas" w:hAnsi="Consolas"/>
+          <w:color w:val="098658"/>
+          <w:sz w:val="21"/>
+          <w:szCs w:val="21"/>
+          <w:lang w:val="en-US"/>
+        </w:rPr>
+        <w:t>100</w:t>
+      </w:r>
+      <w:r>
+        <w:rPr>
+          <w:rFonts w:ascii="Consolas" w:hAnsi="Consolas"/>
+          <w:color w:val="000000"/>
+          <w:sz w:val="21"/>
+          <w:szCs w:val="21"/>
+          <w:lang w:val="en-US"/>
+        </w:rPr>
         <w:t xml:space="preserve">, </w:t>
       </w:r>
+      <w:proofErr w:type="spellStart"/>
+      <w:r>
+        <w:rPr>
+          <w:rFonts w:ascii="Consolas" w:hAnsi="Consolas"/>
+          <w:color w:val="74531F"/>
+          <w:sz w:val="21"/>
+          <w:szCs w:val="21"/>
+          <w:lang w:val="en-US"/>
+        </w:rPr>
+        <w:t>TimerFunc</w:t>
+      </w:r>
+      <w:proofErr w:type="spellEnd"/>
+      <w:r>
+        <w:rPr>
+          <w:rFonts w:ascii="Consolas" w:hAnsi="Consolas"/>
+          <w:color w:val="000000"/>
+          <w:sz w:val="21"/>
+          <w:szCs w:val="21"/>
+          <w:lang w:val="en-US"/>
+        </w:rPr>
+        <w:t xml:space="preserve">, </w:t>
+      </w:r>
       <w:r>
         <w:rPr>
           <w:rFonts w:ascii="Consolas" w:hAnsi="Consolas"/>
@@ -40097,7 +43737,7 @@
           <w:szCs w:val="21"/>
           <w:lang w:val="en-US"/>
         </w:rPr>
-        <w:t>0.0f</w:t>
+        <w:t>1</w:t>
       </w:r>
       <w:r>
         <w:rPr>
@@ -40130,9 +43770,56 @@
           <w:szCs w:val="21"/>
           <w:lang w:val="en-US"/>
         </w:rPr>
-        <w:t xml:space="preserve">    </w:t>
-      </w:r>
-      <w:proofErr w:type="spellStart"/>
+        <w:t>}</w:t>
+      </w:r>
+    </w:p>
+    <w:p>
+      <w:pPr>
+        <w:shd w:val="clear" w:color="auto" w:fill="FFFFFF"/>
+        <w:spacing w:line="285" w:lineRule="atLeast"/>
+        <w:rPr>
+          <w:rFonts w:ascii="Consolas" w:hAnsi="Consolas"/>
+          <w:color w:val="000000"/>
+          <w:sz w:val="21"/>
+          <w:szCs w:val="21"/>
+          <w:lang w:val="en-US"/>
+        </w:rPr>
+      </w:pPr>
+    </w:p>
+    <w:p>
+      <w:pPr>
+        <w:shd w:val="clear" w:color="auto" w:fill="FFFFFF"/>
+        <w:spacing w:line="285" w:lineRule="atLeast"/>
+        <w:rPr>
+          <w:rFonts w:ascii="Consolas" w:hAnsi="Consolas"/>
+          <w:color w:val="000000"/>
+          <w:sz w:val="21"/>
+          <w:szCs w:val="21"/>
+          <w:lang w:val="en-US"/>
+        </w:rPr>
+      </w:pPr>
+      <w:r>
+        <w:rPr>
+          <w:rFonts w:ascii="Consolas" w:hAnsi="Consolas"/>
+          <w:color w:val="0000FF"/>
+          <w:sz w:val="21"/>
+          <w:szCs w:val="21"/>
+          <w:lang w:val="en-US"/>
+        </w:rPr>
+        <w:t>void</w:t>
+      </w:r>
+      <w:r>
+        <w:rPr>
+          <w:rFonts w:ascii="Consolas" w:hAnsi="Consolas"/>
+          <w:color w:val="000000"/>
+          <w:sz w:val="21"/>
+          <w:szCs w:val="21"/>
+          <w:lang w:val="en-US"/>
+        </w:rPr>
+        <w:t xml:space="preserve"> </w:t>
+      </w:r>
+      <w:proofErr w:type="spellStart"/>
+      <w:proofErr w:type="gramStart"/>
       <w:r>
         <w:rPr>
           <w:rFonts w:ascii="Consolas" w:hAnsi="Consolas"/>
@@ -40141,7 +43828,7 @@
           <w:szCs w:val="21"/>
           <w:lang w:val="en-US"/>
         </w:rPr>
-        <w:t>glTranslatef</w:t>
+        <w:t>ChangeSize</w:t>
       </w:r>
       <w:proofErr w:type="spellEnd"/>
       <w:r>
@@ -40154,2420 +43841,7 @@
         </w:rPr>
         <w:t>(</w:t>
       </w:r>
-      <w:r>
-        <w:rPr>
-          <w:rFonts w:ascii="Consolas" w:hAnsi="Consolas"/>
-          <w:color w:val="098658"/>
-          <w:sz w:val="21"/>
-          <w:szCs w:val="21"/>
-          <w:lang w:val="en-US"/>
-        </w:rPr>
-        <w:t>105.0f</w:t>
-      </w:r>
-      <w:r>
-        <w:rPr>
-          <w:rFonts w:ascii="Consolas" w:hAnsi="Consolas"/>
-          <w:color w:val="000000"/>
-          <w:sz w:val="21"/>
-          <w:szCs w:val="21"/>
-          <w:lang w:val="en-US"/>
-        </w:rPr>
-        <w:t xml:space="preserve">, </w:t>
-      </w:r>
-      <w:r>
-        <w:rPr>
-          <w:rFonts w:ascii="Consolas" w:hAnsi="Consolas"/>
-          <w:color w:val="098658"/>
-          <w:sz w:val="21"/>
-          <w:szCs w:val="21"/>
-          <w:lang w:val="en-US"/>
-        </w:rPr>
-        <w:t>0.0f</w:t>
-      </w:r>
-      <w:r>
-        <w:rPr>
-          <w:rFonts w:ascii="Consolas" w:hAnsi="Consolas"/>
-          <w:color w:val="000000"/>
-          <w:sz w:val="21"/>
-          <w:szCs w:val="21"/>
-          <w:lang w:val="en-US"/>
-        </w:rPr>
-        <w:t xml:space="preserve">, </w:t>
-      </w:r>
-      <w:r>
-        <w:rPr>
-          <w:rFonts w:ascii="Consolas" w:hAnsi="Consolas"/>
-          <w:color w:val="098658"/>
-          <w:sz w:val="21"/>
-          <w:szCs w:val="21"/>
-          <w:lang w:val="en-US"/>
-        </w:rPr>
-        <w:t>0.0f</w:t>
-      </w:r>
-      <w:r>
-        <w:rPr>
-          <w:rFonts w:ascii="Consolas" w:hAnsi="Consolas"/>
-          <w:color w:val="000000"/>
-          <w:sz w:val="21"/>
-          <w:szCs w:val="21"/>
-          <w:lang w:val="en-US"/>
-        </w:rPr>
-        <w:t>);</w:t>
-      </w:r>
-    </w:p>
-    <w:p>
-      <w:pPr>
-        <w:shd w:val="clear" w:color="auto" w:fill="FFFFFF"/>
-        <w:spacing w:line="285" w:lineRule="atLeast"/>
-        <w:rPr>
-          <w:rFonts w:ascii="Consolas" w:hAnsi="Consolas"/>
-          <w:color w:val="000000"/>
-          <w:sz w:val="21"/>
-          <w:szCs w:val="21"/>
-          <w:lang w:val="en-US"/>
-        </w:rPr>
-      </w:pPr>
-      <w:r>
-        <w:rPr>
-          <w:rFonts w:ascii="Consolas" w:hAnsi="Consolas"/>
-          <w:color w:val="000000"/>
-          <w:sz w:val="21"/>
-          <w:szCs w:val="21"/>
-          <w:lang w:val="en-US"/>
-        </w:rPr>
-        <w:t xml:space="preserve">    </w:t>
-      </w:r>
-      <w:r>
-        <w:rPr>
-          <w:rFonts w:ascii="Consolas" w:hAnsi="Consolas"/>
-          <w:color w:val="74531F"/>
-          <w:sz w:val="21"/>
-          <w:szCs w:val="21"/>
-          <w:lang w:val="en-US"/>
-        </w:rPr>
-        <w:t>glColor3ub</w:t>
-      </w:r>
-      <w:r>
-        <w:rPr>
-          <w:rFonts w:ascii="Consolas" w:hAnsi="Consolas"/>
-          <w:color w:val="000000"/>
-          <w:sz w:val="21"/>
-          <w:szCs w:val="21"/>
-          <w:lang w:val="en-US"/>
-        </w:rPr>
-        <w:t>(</w:t>
-      </w:r>
-      <w:r>
-        <w:rPr>
-          <w:rFonts w:ascii="Consolas" w:hAnsi="Consolas"/>
-          <w:color w:val="098658"/>
-          <w:sz w:val="21"/>
-          <w:szCs w:val="21"/>
-          <w:lang w:val="en-US"/>
-        </w:rPr>
-        <w:t>0</w:t>
-      </w:r>
-      <w:r>
-        <w:rPr>
-          <w:rFonts w:ascii="Consolas" w:hAnsi="Consolas"/>
-          <w:color w:val="000000"/>
-          <w:sz w:val="21"/>
-          <w:szCs w:val="21"/>
-          <w:lang w:val="en-US"/>
-        </w:rPr>
-        <w:t xml:space="preserve">, </w:t>
-      </w:r>
-      <w:r>
-        <w:rPr>
-          <w:rFonts w:ascii="Consolas" w:hAnsi="Consolas"/>
-          <w:color w:val="098658"/>
-          <w:sz w:val="21"/>
-          <w:szCs w:val="21"/>
-          <w:lang w:val="en-US"/>
-        </w:rPr>
-        <w:t>200</w:t>
-      </w:r>
-      <w:r>
-        <w:rPr>
-          <w:rFonts w:ascii="Consolas" w:hAnsi="Consolas"/>
-          <w:color w:val="000000"/>
-          <w:sz w:val="21"/>
-          <w:szCs w:val="21"/>
-          <w:lang w:val="en-US"/>
-        </w:rPr>
-        <w:t xml:space="preserve">, </w:t>
-      </w:r>
-      <w:r>
-        <w:rPr>
-          <w:rFonts w:ascii="Consolas" w:hAnsi="Consolas"/>
-          <w:color w:val="098658"/>
-          <w:sz w:val="21"/>
-          <w:szCs w:val="21"/>
-          <w:lang w:val="en-US"/>
-        </w:rPr>
-        <w:t>100</w:t>
-      </w:r>
-      <w:r>
-        <w:rPr>
-          <w:rFonts w:ascii="Consolas" w:hAnsi="Consolas"/>
-          <w:color w:val="000000"/>
-          <w:sz w:val="21"/>
-          <w:szCs w:val="21"/>
-          <w:lang w:val="en-US"/>
-        </w:rPr>
-        <w:t>);</w:t>
-      </w:r>
-    </w:p>
-    <w:p>
-      <w:pPr>
-        <w:shd w:val="clear" w:color="auto" w:fill="FFFFFF"/>
-        <w:spacing w:line="285" w:lineRule="atLeast"/>
-        <w:rPr>
-          <w:rFonts w:ascii="Consolas" w:hAnsi="Consolas"/>
-          <w:color w:val="000000"/>
-          <w:sz w:val="21"/>
-          <w:szCs w:val="21"/>
-          <w:lang w:val="en-US"/>
-        </w:rPr>
-      </w:pPr>
-      <w:r>
-        <w:rPr>
-          <w:rFonts w:ascii="Consolas" w:hAnsi="Consolas"/>
-          <w:color w:val="000000"/>
-          <w:sz w:val="21"/>
-          <w:szCs w:val="21"/>
-          <w:lang w:val="en-US"/>
-        </w:rPr>
-        <w:t xml:space="preserve">    </w:t>
-      </w:r>
-      <w:proofErr w:type="spellStart"/>
-      <w:r>
-        <w:rPr>
-          <w:rFonts w:ascii="Consolas" w:hAnsi="Consolas"/>
-          <w:color w:val="74531F"/>
-          <w:sz w:val="21"/>
-          <w:szCs w:val="21"/>
-          <w:lang w:val="en-US"/>
-        </w:rPr>
-        <w:t>glutSolidSphere</w:t>
-      </w:r>
-      <w:proofErr w:type="spellEnd"/>
-      <w:r>
-        <w:rPr>
-          <w:rFonts w:ascii="Consolas" w:hAnsi="Consolas"/>
-          <w:color w:val="000000"/>
-          <w:sz w:val="21"/>
-          <w:szCs w:val="21"/>
-          <w:lang w:val="en-US"/>
-        </w:rPr>
-        <w:t>(</w:t>
-      </w:r>
-      <w:r>
-        <w:rPr>
-          <w:rFonts w:ascii="Consolas" w:hAnsi="Consolas"/>
-          <w:color w:val="098658"/>
-          <w:sz w:val="21"/>
-          <w:szCs w:val="21"/>
-          <w:lang w:val="en-US"/>
-        </w:rPr>
-        <w:t>12.0f</w:t>
-      </w:r>
-      <w:r>
-        <w:rPr>
-          <w:rFonts w:ascii="Consolas" w:hAnsi="Consolas"/>
-          <w:color w:val="000000"/>
-          <w:sz w:val="21"/>
-          <w:szCs w:val="21"/>
-          <w:lang w:val="en-US"/>
-        </w:rPr>
-        <w:t xml:space="preserve">, </w:t>
-      </w:r>
-      <w:r>
-        <w:rPr>
-          <w:rFonts w:ascii="Consolas" w:hAnsi="Consolas"/>
-          <w:color w:val="098658"/>
-          <w:sz w:val="21"/>
-          <w:szCs w:val="21"/>
-          <w:lang w:val="en-US"/>
-        </w:rPr>
-        <w:t>30</w:t>
-      </w:r>
-      <w:r>
-        <w:rPr>
-          <w:rFonts w:ascii="Consolas" w:hAnsi="Consolas"/>
-          <w:color w:val="000000"/>
-          <w:sz w:val="21"/>
-          <w:szCs w:val="21"/>
-          <w:lang w:val="en-US"/>
-        </w:rPr>
-        <w:t xml:space="preserve">, </w:t>
-      </w:r>
-      <w:r>
-        <w:rPr>
-          <w:rFonts w:ascii="Consolas" w:hAnsi="Consolas"/>
-          <w:color w:val="098658"/>
-          <w:sz w:val="21"/>
-          <w:szCs w:val="21"/>
-          <w:lang w:val="en-US"/>
-        </w:rPr>
-        <w:t>17</w:t>
-      </w:r>
-      <w:r>
-        <w:rPr>
-          <w:rFonts w:ascii="Consolas" w:hAnsi="Consolas"/>
-          <w:color w:val="000000"/>
-          <w:sz w:val="21"/>
-          <w:szCs w:val="21"/>
-          <w:lang w:val="en-US"/>
-        </w:rPr>
-        <w:t>);</w:t>
-      </w:r>
-    </w:p>
-    <w:p>
-      <w:pPr>
-        <w:shd w:val="clear" w:color="auto" w:fill="FFFFFF"/>
-        <w:spacing w:line="285" w:lineRule="atLeast"/>
-        <w:rPr>
-          <w:rFonts w:ascii="Consolas" w:hAnsi="Consolas"/>
-          <w:color w:val="000000"/>
-          <w:sz w:val="21"/>
-          <w:szCs w:val="21"/>
-          <w:lang w:val="en-US"/>
-        </w:rPr>
-      </w:pPr>
-      <w:r>
-        <w:rPr>
-          <w:rFonts w:ascii="Consolas" w:hAnsi="Consolas"/>
-          <w:color w:val="000000"/>
-          <w:sz w:val="21"/>
-          <w:szCs w:val="21"/>
-          <w:lang w:val="en-US"/>
-        </w:rPr>
-        <w:t xml:space="preserve">    </w:t>
-      </w:r>
-      <w:proofErr w:type="spellStart"/>
-      <w:r>
-        <w:rPr>
-          <w:rFonts w:ascii="Consolas" w:hAnsi="Consolas"/>
-          <w:color w:val="74531F"/>
-          <w:sz w:val="21"/>
-          <w:szCs w:val="21"/>
-          <w:lang w:val="en-US"/>
-        </w:rPr>
-        <w:t>glPopMatrix</w:t>
-      </w:r>
-      <w:proofErr w:type="spellEnd"/>
-      <w:r>
-        <w:rPr>
-          <w:rFonts w:ascii="Consolas" w:hAnsi="Consolas"/>
-          <w:color w:val="000000"/>
-          <w:sz w:val="21"/>
-          <w:szCs w:val="21"/>
-          <w:lang w:val="en-US"/>
-        </w:rPr>
-        <w:t>();</w:t>
-      </w:r>
-    </w:p>
-    <w:p>
-      <w:pPr>
-        <w:shd w:val="clear" w:color="auto" w:fill="FFFFFF"/>
-        <w:spacing w:line="285" w:lineRule="atLeast"/>
-        <w:rPr>
-          <w:rFonts w:ascii="Consolas" w:hAnsi="Consolas"/>
-          <w:color w:val="000000"/>
-          <w:sz w:val="21"/>
-          <w:szCs w:val="21"/>
-          <w:lang w:val="en-US"/>
-        </w:rPr>
-      </w:pPr>
-    </w:p>
-    <w:p>
-      <w:pPr>
-        <w:shd w:val="clear" w:color="auto" w:fill="FFFFFF"/>
-        <w:spacing w:line="285" w:lineRule="atLeast"/>
-        <w:rPr>
-          <w:rFonts w:ascii="Consolas" w:hAnsi="Consolas"/>
-          <w:color w:val="000000"/>
-          <w:sz w:val="21"/>
-          <w:szCs w:val="21"/>
-          <w:lang w:val="en-US"/>
-        </w:rPr>
-      </w:pPr>
-      <w:r>
-        <w:rPr>
-          <w:rFonts w:ascii="Consolas" w:hAnsi="Consolas"/>
-          <w:color w:val="000000"/>
-          <w:sz w:val="21"/>
-          <w:szCs w:val="21"/>
-          <w:lang w:val="en-US"/>
-        </w:rPr>
-        <w:t xml:space="preserve">    </w:t>
-      </w:r>
-      <w:proofErr w:type="spellStart"/>
-      <w:r>
-        <w:rPr>
-          <w:rFonts w:ascii="Consolas" w:hAnsi="Consolas"/>
-          <w:color w:val="74531F"/>
-          <w:sz w:val="21"/>
-          <w:szCs w:val="21"/>
-          <w:lang w:val="en-US"/>
-        </w:rPr>
-        <w:t>glPopMatrix</w:t>
-      </w:r>
-      <w:proofErr w:type="spellEnd"/>
-      <w:r>
-        <w:rPr>
-          <w:rFonts w:ascii="Consolas" w:hAnsi="Consolas"/>
-          <w:color w:val="000000"/>
-          <w:sz w:val="21"/>
-          <w:szCs w:val="21"/>
-          <w:lang w:val="en-US"/>
-        </w:rPr>
-        <w:t>();</w:t>
-      </w:r>
-    </w:p>
-    <w:p>
-      <w:pPr>
-        <w:shd w:val="clear" w:color="auto" w:fill="FFFFFF"/>
-        <w:spacing w:line="285" w:lineRule="atLeast"/>
-        <w:rPr>
-          <w:rFonts w:ascii="Consolas" w:hAnsi="Consolas"/>
-          <w:color w:val="000000"/>
-          <w:sz w:val="21"/>
-          <w:szCs w:val="21"/>
-          <w:lang w:val="en-US"/>
-        </w:rPr>
-      </w:pPr>
-    </w:p>
-    <w:p>
-      <w:pPr>
-        <w:shd w:val="clear" w:color="auto" w:fill="FFFFFF"/>
-        <w:spacing w:line="285" w:lineRule="atLeast"/>
-        <w:rPr>
-          <w:rFonts w:ascii="Consolas" w:hAnsi="Consolas"/>
-          <w:color w:val="000000"/>
-          <w:sz w:val="21"/>
-          <w:szCs w:val="21"/>
-          <w:lang w:val="en-US"/>
-        </w:rPr>
-      </w:pPr>
-      <w:r>
-        <w:rPr>
-          <w:rFonts w:ascii="Consolas" w:hAnsi="Consolas"/>
-          <w:color w:val="008000"/>
-          <w:sz w:val="21"/>
-          <w:szCs w:val="21"/>
-          <w:lang w:val="en-US"/>
-        </w:rPr>
-        <w:t xml:space="preserve">    // </w:t>
-      </w:r>
-      <w:r>
-        <w:rPr>
-          <w:rFonts w:ascii="Consolas" w:hAnsi="Consolas"/>
-          <w:color w:val="008000"/>
-          <w:sz w:val="21"/>
-          <w:szCs w:val="21"/>
-        </w:rPr>
-        <w:t>Изменяем</w:t>
-      </w:r>
-      <w:r>
-        <w:rPr>
-          <w:rFonts w:ascii="Consolas" w:hAnsi="Consolas"/>
-          <w:color w:val="008000"/>
-          <w:sz w:val="21"/>
-          <w:szCs w:val="21"/>
-          <w:lang w:val="en-US"/>
-        </w:rPr>
-        <w:t xml:space="preserve"> </w:t>
-      </w:r>
-      <w:r>
-        <w:rPr>
-          <w:rFonts w:ascii="Consolas" w:hAnsi="Consolas"/>
-          <w:color w:val="008000"/>
-          <w:sz w:val="21"/>
-          <w:szCs w:val="21"/>
-        </w:rPr>
-        <w:t>углы</w:t>
-      </w:r>
-      <w:r>
-        <w:rPr>
-          <w:rFonts w:ascii="Consolas" w:hAnsi="Consolas"/>
-          <w:color w:val="008000"/>
-          <w:sz w:val="21"/>
-          <w:szCs w:val="21"/>
-          <w:lang w:val="en-US"/>
-        </w:rPr>
-        <w:t xml:space="preserve"> </w:t>
-      </w:r>
-      <w:r>
-        <w:rPr>
-          <w:rFonts w:ascii="Consolas" w:hAnsi="Consolas"/>
-          <w:color w:val="008000"/>
-          <w:sz w:val="21"/>
-          <w:szCs w:val="21"/>
-        </w:rPr>
-        <w:t>поворота</w:t>
-      </w:r>
-    </w:p>
-    <w:p>
-      <w:pPr>
-        <w:shd w:val="clear" w:color="auto" w:fill="FFFFFF"/>
-        <w:spacing w:line="285" w:lineRule="atLeast"/>
-        <w:rPr>
-          <w:rFonts w:ascii="Consolas" w:hAnsi="Consolas"/>
-          <w:color w:val="000000"/>
-          <w:sz w:val="21"/>
-          <w:szCs w:val="21"/>
-          <w:lang w:val="en-US"/>
-        </w:rPr>
-      </w:pPr>
-      <w:r>
-        <w:rPr>
-          <w:rFonts w:ascii="Consolas" w:hAnsi="Consolas"/>
-          <w:color w:val="000000"/>
-          <w:sz w:val="21"/>
-          <w:szCs w:val="21"/>
-          <w:lang w:val="en-US"/>
-        </w:rPr>
-        <w:t xml:space="preserve">    </w:t>
-      </w:r>
-      <w:proofErr w:type="spellStart"/>
-      <w:r>
-        <w:rPr>
-          <w:rFonts w:ascii="Consolas" w:hAnsi="Consolas"/>
-          <w:color w:val="1F377F"/>
-          <w:sz w:val="21"/>
-          <w:szCs w:val="21"/>
-          <w:lang w:val="en-US"/>
-        </w:rPr>
-        <w:t>fMoonRot</w:t>
-      </w:r>
-      <w:proofErr w:type="spellEnd"/>
-      <w:r>
-        <w:rPr>
-          <w:rFonts w:ascii="Consolas" w:hAnsi="Consolas"/>
-          <w:color w:val="000000"/>
-          <w:sz w:val="21"/>
-          <w:szCs w:val="21"/>
-          <w:lang w:val="en-US"/>
-        </w:rPr>
-        <w:t xml:space="preserve"> += </w:t>
-      </w:r>
-      <w:r>
-        <w:rPr>
-          <w:rFonts w:ascii="Consolas" w:hAnsi="Consolas"/>
-          <w:color w:val="098658"/>
-          <w:sz w:val="21"/>
-          <w:szCs w:val="21"/>
-          <w:lang w:val="en-US"/>
-        </w:rPr>
-        <w:t>15.0f</w:t>
-      </w:r>
-      <w:r>
-        <w:rPr>
-          <w:rFonts w:ascii="Consolas" w:hAnsi="Consolas"/>
-          <w:color w:val="000000"/>
-          <w:sz w:val="21"/>
-          <w:szCs w:val="21"/>
-          <w:lang w:val="en-US"/>
-        </w:rPr>
-        <w:t>;</w:t>
-      </w:r>
-    </w:p>
-    <w:p>
-      <w:pPr>
-        <w:shd w:val="clear" w:color="auto" w:fill="FFFFFF"/>
-        <w:spacing w:line="285" w:lineRule="atLeast"/>
-        <w:rPr>
-          <w:rFonts w:ascii="Consolas" w:hAnsi="Consolas"/>
-          <w:color w:val="000000"/>
-          <w:sz w:val="21"/>
-          <w:szCs w:val="21"/>
-          <w:lang w:val="en-US"/>
-        </w:rPr>
-      </w:pPr>
-      <w:r>
-        <w:rPr>
-          <w:rFonts w:ascii="Consolas" w:hAnsi="Consolas"/>
-          <w:color w:val="000000"/>
-          <w:sz w:val="21"/>
-          <w:szCs w:val="21"/>
-          <w:lang w:val="en-US"/>
-        </w:rPr>
-        <w:t xml:space="preserve">    </w:t>
-      </w:r>
-      <w:r>
-        <w:rPr>
-          <w:rFonts w:ascii="Consolas" w:hAnsi="Consolas"/>
-          <w:color w:val="8F08C4"/>
-          <w:sz w:val="21"/>
-          <w:szCs w:val="21"/>
-          <w:lang w:val="en-US"/>
-        </w:rPr>
-        <w:t>if</w:t>
-      </w:r>
-      <w:r>
-        <w:rPr>
-          <w:rFonts w:ascii="Consolas" w:hAnsi="Consolas"/>
-          <w:color w:val="000000"/>
-          <w:sz w:val="21"/>
-          <w:szCs w:val="21"/>
-          <w:lang w:val="en-US"/>
-        </w:rPr>
-        <w:t xml:space="preserve"> (</w:t>
-      </w:r>
-      <w:proofErr w:type="spellStart"/>
-      <w:r>
-        <w:rPr>
-          <w:rFonts w:ascii="Consolas" w:hAnsi="Consolas"/>
-          <w:color w:val="1F377F"/>
-          <w:sz w:val="21"/>
-          <w:szCs w:val="21"/>
-          <w:lang w:val="en-US"/>
-        </w:rPr>
-        <w:t>fMoonRot</w:t>
-      </w:r>
-      <w:proofErr w:type="spellEnd"/>
-      <w:r>
-        <w:rPr>
-          <w:rFonts w:ascii="Consolas" w:hAnsi="Consolas"/>
-          <w:color w:val="000000"/>
-          <w:sz w:val="21"/>
-          <w:szCs w:val="21"/>
-          <w:lang w:val="en-US"/>
-        </w:rPr>
-        <w:t xml:space="preserve"> &gt; </w:t>
-      </w:r>
-      <w:r>
-        <w:rPr>
-          <w:rFonts w:ascii="Consolas" w:hAnsi="Consolas"/>
-          <w:color w:val="098658"/>
-          <w:sz w:val="21"/>
-          <w:szCs w:val="21"/>
-          <w:lang w:val="en-US"/>
-        </w:rPr>
-        <w:t>360.0f</w:t>
-      </w:r>
-      <w:r>
-        <w:rPr>
-          <w:rFonts w:ascii="Consolas" w:hAnsi="Consolas"/>
-          <w:color w:val="000000"/>
-          <w:sz w:val="21"/>
-          <w:szCs w:val="21"/>
-          <w:lang w:val="en-US"/>
-        </w:rPr>
-        <w:t>)</w:t>
-      </w:r>
-    </w:p>
-    <w:p>
-      <w:pPr>
-        <w:shd w:val="clear" w:color="auto" w:fill="FFFFFF"/>
-        <w:spacing w:line="285" w:lineRule="atLeast"/>
-        <w:rPr>
-          <w:rFonts w:ascii="Consolas" w:hAnsi="Consolas"/>
-          <w:color w:val="000000"/>
-          <w:sz w:val="21"/>
-          <w:szCs w:val="21"/>
-          <w:lang w:val="en-US"/>
-        </w:rPr>
-      </w:pPr>
-      <w:r>
-        <w:rPr>
-          <w:rFonts w:ascii="Consolas" w:hAnsi="Consolas"/>
-          <w:color w:val="000000"/>
-          <w:sz w:val="21"/>
-          <w:szCs w:val="21"/>
-          <w:lang w:val="en-US"/>
-        </w:rPr>
-        <w:t xml:space="preserve">        </w:t>
-      </w:r>
-      <w:proofErr w:type="spellStart"/>
-      <w:r>
-        <w:rPr>
-          <w:rFonts w:ascii="Consolas" w:hAnsi="Consolas"/>
-          <w:color w:val="1F377F"/>
-          <w:sz w:val="21"/>
-          <w:szCs w:val="21"/>
-          <w:lang w:val="en-US"/>
-        </w:rPr>
-        <w:t>fMoonRot</w:t>
-      </w:r>
-      <w:proofErr w:type="spellEnd"/>
-      <w:r>
-        <w:rPr>
-          <w:rFonts w:ascii="Consolas" w:hAnsi="Consolas"/>
-          <w:color w:val="000000"/>
-          <w:sz w:val="21"/>
-          <w:szCs w:val="21"/>
-          <w:lang w:val="en-US"/>
-        </w:rPr>
-        <w:t xml:space="preserve"> = </w:t>
-      </w:r>
-      <w:r>
-        <w:rPr>
-          <w:rFonts w:ascii="Consolas" w:hAnsi="Consolas"/>
-          <w:color w:val="098658"/>
-          <w:sz w:val="21"/>
-          <w:szCs w:val="21"/>
-          <w:lang w:val="en-US"/>
-        </w:rPr>
-        <w:t>0.0f</w:t>
-      </w:r>
-      <w:r>
-        <w:rPr>
-          <w:rFonts w:ascii="Consolas" w:hAnsi="Consolas"/>
-          <w:color w:val="000000"/>
-          <w:sz w:val="21"/>
-          <w:szCs w:val="21"/>
-          <w:lang w:val="en-US"/>
-        </w:rPr>
-        <w:t>;</w:t>
-      </w:r>
-    </w:p>
-    <w:p>
-      <w:pPr>
-        <w:shd w:val="clear" w:color="auto" w:fill="FFFFFF"/>
-        <w:spacing w:line="285" w:lineRule="atLeast"/>
-        <w:rPr>
-          <w:rFonts w:ascii="Consolas" w:hAnsi="Consolas"/>
-          <w:color w:val="000000"/>
-          <w:sz w:val="21"/>
-          <w:szCs w:val="21"/>
-          <w:lang w:val="en-US"/>
-        </w:rPr>
-      </w:pPr>
-    </w:p>
-    <w:p>
-      <w:pPr>
-        <w:shd w:val="clear" w:color="auto" w:fill="FFFFFF"/>
-        <w:spacing w:line="285" w:lineRule="atLeast"/>
-        <w:rPr>
-          <w:rFonts w:ascii="Consolas" w:hAnsi="Consolas"/>
-          <w:color w:val="000000"/>
-          <w:sz w:val="21"/>
-          <w:szCs w:val="21"/>
-          <w:lang w:val="en-US"/>
-        </w:rPr>
-      </w:pPr>
-      <w:r>
-        <w:rPr>
-          <w:rFonts w:ascii="Consolas" w:hAnsi="Consolas"/>
-          <w:color w:val="000000"/>
-          <w:sz w:val="21"/>
-          <w:szCs w:val="21"/>
-          <w:lang w:val="en-US"/>
-        </w:rPr>
-        <w:t xml:space="preserve">    </w:t>
-      </w:r>
-      <w:proofErr w:type="spellStart"/>
-      <w:r>
-        <w:rPr>
-          <w:rFonts w:ascii="Consolas" w:hAnsi="Consolas"/>
-          <w:color w:val="1F377F"/>
-          <w:sz w:val="21"/>
-          <w:szCs w:val="21"/>
-          <w:lang w:val="en-US"/>
-        </w:rPr>
-        <w:t>fEarthRot</w:t>
-      </w:r>
-      <w:proofErr w:type="spellEnd"/>
-      <w:r>
-        <w:rPr>
-          <w:rFonts w:ascii="Consolas" w:hAnsi="Consolas"/>
-          <w:color w:val="000000"/>
-          <w:sz w:val="21"/>
-          <w:szCs w:val="21"/>
-          <w:lang w:val="en-US"/>
-        </w:rPr>
-        <w:t xml:space="preserve"> += </w:t>
-      </w:r>
-      <w:r>
-        <w:rPr>
-          <w:rFonts w:ascii="Consolas" w:hAnsi="Consolas"/>
-          <w:color w:val="098658"/>
-          <w:sz w:val="21"/>
-          <w:szCs w:val="21"/>
-          <w:lang w:val="en-US"/>
-        </w:rPr>
-        <w:t>5.0f</w:t>
-      </w:r>
-      <w:r>
-        <w:rPr>
-          <w:rFonts w:ascii="Consolas" w:hAnsi="Consolas"/>
-          <w:color w:val="000000"/>
-          <w:sz w:val="21"/>
-          <w:szCs w:val="21"/>
-          <w:lang w:val="en-US"/>
-        </w:rPr>
-        <w:t>;</w:t>
-      </w:r>
-    </w:p>
-    <w:p>
-      <w:pPr>
-        <w:shd w:val="clear" w:color="auto" w:fill="FFFFFF"/>
-        <w:spacing w:line="285" w:lineRule="atLeast"/>
-        <w:rPr>
-          <w:rFonts w:ascii="Consolas" w:hAnsi="Consolas"/>
-          <w:color w:val="000000"/>
-          <w:sz w:val="21"/>
-          <w:szCs w:val="21"/>
-          <w:lang w:val="en-US"/>
-        </w:rPr>
-      </w:pPr>
-      <w:r>
-        <w:rPr>
-          <w:rFonts w:ascii="Consolas" w:hAnsi="Consolas"/>
-          <w:color w:val="000000"/>
-          <w:sz w:val="21"/>
-          <w:szCs w:val="21"/>
-          <w:lang w:val="en-US"/>
-        </w:rPr>
-        <w:t xml:space="preserve">    </w:t>
-      </w:r>
-      <w:r>
-        <w:rPr>
-          <w:rFonts w:ascii="Consolas" w:hAnsi="Consolas"/>
-          <w:color w:val="8F08C4"/>
-          <w:sz w:val="21"/>
-          <w:szCs w:val="21"/>
-          <w:lang w:val="en-US"/>
-        </w:rPr>
-        <w:t>if</w:t>
-      </w:r>
-      <w:r>
-        <w:rPr>
-          <w:rFonts w:ascii="Consolas" w:hAnsi="Consolas"/>
-          <w:color w:val="000000"/>
-          <w:sz w:val="21"/>
-          <w:szCs w:val="21"/>
-          <w:lang w:val="en-US"/>
-        </w:rPr>
-        <w:t xml:space="preserve"> (</w:t>
-      </w:r>
-      <w:proofErr w:type="spellStart"/>
-      <w:r>
-        <w:rPr>
-          <w:rFonts w:ascii="Consolas" w:hAnsi="Consolas"/>
-          <w:color w:val="1F377F"/>
-          <w:sz w:val="21"/>
-          <w:szCs w:val="21"/>
-          <w:lang w:val="en-US"/>
-        </w:rPr>
-        <w:t>fEarthRot</w:t>
-      </w:r>
-      <w:proofErr w:type="spellEnd"/>
-      <w:r>
-        <w:rPr>
-          <w:rFonts w:ascii="Consolas" w:hAnsi="Consolas"/>
-          <w:color w:val="000000"/>
-          <w:sz w:val="21"/>
-          <w:szCs w:val="21"/>
-          <w:lang w:val="en-US"/>
-        </w:rPr>
-        <w:t xml:space="preserve"> &gt; </w:t>
-      </w:r>
-      <w:r>
-        <w:rPr>
-          <w:rFonts w:ascii="Consolas" w:hAnsi="Consolas"/>
-          <w:color w:val="098658"/>
-          <w:sz w:val="21"/>
-          <w:szCs w:val="21"/>
-          <w:lang w:val="en-US"/>
-        </w:rPr>
-        <w:t>360.0f</w:t>
-      </w:r>
-      <w:r>
-        <w:rPr>
-          <w:rFonts w:ascii="Consolas" w:hAnsi="Consolas"/>
-          <w:color w:val="000000"/>
-          <w:sz w:val="21"/>
-          <w:szCs w:val="21"/>
-          <w:lang w:val="en-US"/>
-        </w:rPr>
-        <w:t>)</w:t>
-      </w:r>
-    </w:p>
-    <w:p>
-      <w:pPr>
-        <w:shd w:val="clear" w:color="auto" w:fill="FFFFFF"/>
-        <w:spacing w:line="285" w:lineRule="atLeast"/>
-        <w:rPr>
-          <w:rFonts w:ascii="Consolas" w:hAnsi="Consolas"/>
-          <w:color w:val="000000"/>
-          <w:sz w:val="21"/>
-          <w:szCs w:val="21"/>
-        </w:rPr>
-      </w:pPr>
-      <w:r>
-        <w:rPr>
-          <w:rFonts w:ascii="Consolas" w:hAnsi="Consolas"/>
-          <w:color w:val="000000"/>
-          <w:sz w:val="21"/>
-          <w:szCs w:val="21"/>
-          <w:lang w:val="en-US"/>
-        </w:rPr>
-        <w:t xml:space="preserve">        </w:t>
-      </w:r>
-      <w:proofErr w:type="spellStart"/>
-      <w:r>
-        <w:rPr>
-          <w:rFonts w:ascii="Consolas" w:hAnsi="Consolas"/>
-          <w:color w:val="1F377F"/>
-          <w:sz w:val="21"/>
-          <w:szCs w:val="21"/>
-        </w:rPr>
-        <w:t>fEarthRot</w:t>
-      </w:r>
-      <w:proofErr w:type="spellEnd"/>
-      <w:r>
-        <w:rPr>
-          <w:rFonts w:ascii="Consolas" w:hAnsi="Consolas"/>
-          <w:color w:val="000000"/>
-          <w:sz w:val="21"/>
-          <w:szCs w:val="21"/>
-        </w:rPr>
-        <w:t xml:space="preserve"> = </w:t>
-      </w:r>
-      <w:r>
-        <w:rPr>
-          <w:rFonts w:ascii="Consolas" w:hAnsi="Consolas"/>
-          <w:color w:val="098658"/>
-          <w:sz w:val="21"/>
-          <w:szCs w:val="21"/>
-        </w:rPr>
-        <w:t>0.0f</w:t>
-      </w:r>
-      <w:r>
-        <w:rPr>
-          <w:rFonts w:ascii="Consolas" w:hAnsi="Consolas"/>
-          <w:color w:val="000000"/>
-          <w:sz w:val="21"/>
-          <w:szCs w:val="21"/>
-        </w:rPr>
-        <w:t>;</w:t>
-      </w:r>
-    </w:p>
-    <w:p>
-      <w:pPr>
-        <w:shd w:val="clear" w:color="auto" w:fill="FFFFFF"/>
-        <w:spacing w:line="285" w:lineRule="atLeast"/>
-        <w:rPr>
-          <w:rFonts w:ascii="Consolas" w:hAnsi="Consolas"/>
-          <w:color w:val="000000"/>
-          <w:sz w:val="21"/>
-          <w:szCs w:val="21"/>
-        </w:rPr>
-      </w:pPr>
-    </w:p>
-    <w:p>
-      <w:pPr>
-        <w:shd w:val="clear" w:color="auto" w:fill="FFFFFF"/>
-        <w:spacing w:line="285" w:lineRule="atLeast"/>
-        <w:rPr>
-          <w:rFonts w:ascii="Consolas" w:hAnsi="Consolas"/>
-          <w:color w:val="000000"/>
-          <w:sz w:val="21"/>
-          <w:szCs w:val="21"/>
-        </w:rPr>
-      </w:pPr>
-      <w:r>
-        <w:rPr>
-          <w:rFonts w:ascii="Consolas" w:hAnsi="Consolas"/>
-          <w:color w:val="000000"/>
-          <w:sz w:val="21"/>
-          <w:szCs w:val="21"/>
-        </w:rPr>
-        <w:t xml:space="preserve">    </w:t>
-      </w:r>
-      <w:proofErr w:type="spellStart"/>
-      <w:r>
-        <w:rPr>
-          <w:rFonts w:ascii="Consolas" w:hAnsi="Consolas"/>
-          <w:color w:val="74531F"/>
-          <w:sz w:val="21"/>
-          <w:szCs w:val="21"/>
-        </w:rPr>
-        <w:t>glutSwapBuffers</w:t>
-      </w:r>
-      <w:proofErr w:type="spellEnd"/>
-      <w:r>
-        <w:rPr>
-          <w:rFonts w:ascii="Consolas" w:hAnsi="Consolas"/>
-          <w:color w:val="000000"/>
-          <w:sz w:val="21"/>
-          <w:szCs w:val="21"/>
-        </w:rPr>
-        <w:t>();</w:t>
-      </w:r>
-    </w:p>
-    <w:p>
-      <w:pPr>
-        <w:shd w:val="clear" w:color="auto" w:fill="FFFFFF"/>
-        <w:spacing w:line="285" w:lineRule="atLeast"/>
-        <w:rPr>
-          <w:rFonts w:ascii="Consolas" w:hAnsi="Consolas"/>
-          <w:color w:val="000000"/>
-          <w:sz w:val="21"/>
-          <w:szCs w:val="21"/>
-        </w:rPr>
-      </w:pPr>
-      <w:r>
-        <w:rPr>
-          <w:rFonts w:ascii="Consolas" w:hAnsi="Consolas"/>
-          <w:color w:val="000000"/>
-          <w:sz w:val="21"/>
-          <w:szCs w:val="21"/>
-        </w:rPr>
-        <w:t>}</w:t>
-      </w:r>
-    </w:p>
-    <w:p>
-      <w:pPr>
-        <w:shd w:val="clear" w:color="auto" w:fill="FFFFFF"/>
-        <w:spacing w:line="285" w:lineRule="atLeast"/>
-        <w:rPr>
-          <w:rFonts w:ascii="Consolas" w:hAnsi="Consolas"/>
-          <w:color w:val="000000"/>
-          <w:sz w:val="21"/>
-          <w:szCs w:val="21"/>
-        </w:rPr>
-      </w:pPr>
-    </w:p>
-    <w:p>
-      <w:pPr>
-        <w:shd w:val="clear" w:color="auto" w:fill="FFFFFF"/>
-        <w:spacing w:line="285" w:lineRule="atLeast"/>
-        <w:rPr>
-          <w:rFonts w:ascii="Consolas" w:hAnsi="Consolas"/>
-          <w:color w:val="000000"/>
-          <w:sz w:val="21"/>
-          <w:szCs w:val="21"/>
-        </w:rPr>
-      </w:pPr>
-      <w:r>
-        <w:rPr>
-          <w:rFonts w:ascii="Consolas" w:hAnsi="Consolas"/>
-          <w:color w:val="008000"/>
-          <w:sz w:val="21"/>
-          <w:szCs w:val="21"/>
-        </w:rPr>
-        <w:t>// Выполняет необходимую инициализацию визуализации</w:t>
-      </w:r>
-    </w:p>
-    <w:p>
-      <w:pPr>
-        <w:shd w:val="clear" w:color="auto" w:fill="FFFFFF"/>
-        <w:spacing w:line="285" w:lineRule="atLeast"/>
-        <w:rPr>
-          <w:rFonts w:ascii="Consolas" w:hAnsi="Consolas"/>
-          <w:color w:val="000000"/>
-          <w:sz w:val="21"/>
-          <w:szCs w:val="21"/>
-          <w:lang w:val="en-US"/>
-        </w:rPr>
-      </w:pPr>
-      <w:r>
-        <w:rPr>
-          <w:rFonts w:ascii="Consolas" w:hAnsi="Consolas"/>
-          <w:color w:val="0000FF"/>
-          <w:sz w:val="21"/>
-          <w:szCs w:val="21"/>
-          <w:lang w:val="en-US"/>
-        </w:rPr>
-        <w:t>void</w:t>
-      </w:r>
-      <w:r>
-        <w:rPr>
-          <w:rFonts w:ascii="Consolas" w:hAnsi="Consolas"/>
-          <w:color w:val="000000"/>
-          <w:sz w:val="21"/>
-          <w:szCs w:val="21"/>
-          <w:lang w:val="en-US"/>
-        </w:rPr>
-        <w:t xml:space="preserve"> </w:t>
-      </w:r>
-      <w:proofErr w:type="spellStart"/>
-      <w:r>
-        <w:rPr>
-          <w:rFonts w:ascii="Consolas" w:hAnsi="Consolas"/>
-          <w:color w:val="74531F"/>
-          <w:sz w:val="21"/>
-          <w:szCs w:val="21"/>
-          <w:lang w:val="en-US"/>
-        </w:rPr>
-        <w:t>SetupRC</w:t>
-      </w:r>
-      <w:proofErr w:type="spellEnd"/>
-      <w:r>
-        <w:rPr>
-          <w:rFonts w:ascii="Consolas" w:hAnsi="Consolas"/>
-          <w:color w:val="000000"/>
-          <w:sz w:val="21"/>
-          <w:szCs w:val="21"/>
-          <w:lang w:val="en-US"/>
-        </w:rPr>
-        <w:t>()</w:t>
-      </w:r>
-    </w:p>
-    <w:p>
-      <w:pPr>
-        <w:shd w:val="clear" w:color="auto" w:fill="FFFFFF"/>
-        <w:spacing w:line="285" w:lineRule="atLeast"/>
-        <w:rPr>
-          <w:rFonts w:ascii="Consolas" w:hAnsi="Consolas"/>
-          <w:color w:val="000000"/>
-          <w:sz w:val="21"/>
-          <w:szCs w:val="21"/>
-          <w:lang w:val="en-US"/>
-        </w:rPr>
-      </w:pPr>
-      <w:r>
-        <w:rPr>
-          <w:rFonts w:ascii="Consolas" w:hAnsi="Consolas"/>
-          <w:color w:val="000000"/>
-          <w:sz w:val="21"/>
-          <w:szCs w:val="21"/>
-          <w:lang w:val="en-US"/>
-        </w:rPr>
-        <w:t>{</w:t>
-      </w:r>
-    </w:p>
-    <w:p>
-      <w:pPr>
-        <w:shd w:val="clear" w:color="auto" w:fill="FFFFFF"/>
-        <w:spacing w:line="285" w:lineRule="atLeast"/>
-        <w:rPr>
-          <w:rFonts w:ascii="Consolas" w:hAnsi="Consolas"/>
-          <w:color w:val="000000"/>
-          <w:sz w:val="21"/>
-          <w:szCs w:val="21"/>
-          <w:lang w:val="en-US"/>
-        </w:rPr>
-      </w:pPr>
-      <w:r>
-        <w:rPr>
-          <w:rFonts w:ascii="Consolas" w:hAnsi="Consolas"/>
-          <w:color w:val="000000"/>
-          <w:sz w:val="21"/>
-          <w:szCs w:val="21"/>
-          <w:lang w:val="en-US"/>
-        </w:rPr>
-        <w:t xml:space="preserve">    </w:t>
-      </w:r>
-      <w:proofErr w:type="spellStart"/>
-      <w:r>
-        <w:rPr>
-          <w:rFonts w:ascii="Consolas" w:hAnsi="Consolas"/>
-          <w:color w:val="74531F"/>
-          <w:sz w:val="21"/>
-          <w:szCs w:val="21"/>
-          <w:lang w:val="en-US"/>
-        </w:rPr>
-        <w:t>glEnable</w:t>
-      </w:r>
-      <w:proofErr w:type="spellEnd"/>
-      <w:r>
-        <w:rPr>
-          <w:rFonts w:ascii="Consolas" w:hAnsi="Consolas"/>
-          <w:color w:val="000000"/>
-          <w:sz w:val="21"/>
-          <w:szCs w:val="21"/>
-          <w:lang w:val="en-US"/>
-        </w:rPr>
-        <w:t>(</w:t>
-      </w:r>
-      <w:r>
-        <w:rPr>
-          <w:rFonts w:ascii="Consolas" w:hAnsi="Consolas"/>
-          <w:color w:val="8A1BFF"/>
-          <w:sz w:val="21"/>
-          <w:szCs w:val="21"/>
-          <w:lang w:val="en-US"/>
-        </w:rPr>
-        <w:t>GL_DEPTH_TEST</w:t>
-      </w:r>
-      <w:r>
-        <w:rPr>
-          <w:rFonts w:ascii="Consolas" w:hAnsi="Consolas"/>
-          <w:color w:val="000000"/>
-          <w:sz w:val="21"/>
-          <w:szCs w:val="21"/>
-          <w:lang w:val="en-US"/>
-        </w:rPr>
-        <w:t>);</w:t>
-      </w:r>
-    </w:p>
-    <w:p>
-      <w:pPr>
-        <w:shd w:val="clear" w:color="auto" w:fill="FFFFFF"/>
-        <w:spacing w:line="285" w:lineRule="atLeast"/>
-        <w:rPr>
-          <w:rFonts w:ascii="Consolas" w:hAnsi="Consolas"/>
-          <w:color w:val="000000"/>
-          <w:sz w:val="21"/>
-          <w:szCs w:val="21"/>
-          <w:lang w:val="en-US"/>
-        </w:rPr>
-      </w:pPr>
-      <w:r>
-        <w:rPr>
-          <w:rFonts w:ascii="Consolas" w:hAnsi="Consolas"/>
-          <w:color w:val="000000"/>
-          <w:sz w:val="21"/>
-          <w:szCs w:val="21"/>
-          <w:lang w:val="en-US"/>
-        </w:rPr>
-        <w:t xml:space="preserve">    </w:t>
-      </w:r>
-      <w:proofErr w:type="spellStart"/>
-      <w:r>
-        <w:rPr>
-          <w:rFonts w:ascii="Consolas" w:hAnsi="Consolas"/>
-          <w:color w:val="74531F"/>
-          <w:sz w:val="21"/>
-          <w:szCs w:val="21"/>
-          <w:lang w:val="en-US"/>
-        </w:rPr>
-        <w:t>glFrontFace</w:t>
-      </w:r>
-      <w:proofErr w:type="spellEnd"/>
-      <w:r>
-        <w:rPr>
-          <w:rFonts w:ascii="Consolas" w:hAnsi="Consolas"/>
-          <w:color w:val="000000"/>
-          <w:sz w:val="21"/>
-          <w:szCs w:val="21"/>
-          <w:lang w:val="en-US"/>
-        </w:rPr>
-        <w:t>(</w:t>
-      </w:r>
-      <w:r>
-        <w:rPr>
-          <w:rFonts w:ascii="Consolas" w:hAnsi="Consolas"/>
-          <w:color w:val="8A1BFF"/>
-          <w:sz w:val="21"/>
-          <w:szCs w:val="21"/>
-          <w:lang w:val="en-US"/>
-        </w:rPr>
-        <w:t>GL_CCW</w:t>
-      </w:r>
-      <w:r>
-        <w:rPr>
-          <w:rFonts w:ascii="Consolas" w:hAnsi="Consolas"/>
-          <w:color w:val="000000"/>
-          <w:sz w:val="21"/>
-          <w:szCs w:val="21"/>
-          <w:lang w:val="en-US"/>
-        </w:rPr>
-        <w:t>);</w:t>
-      </w:r>
-    </w:p>
-    <w:p>
-      <w:pPr>
-        <w:shd w:val="clear" w:color="auto" w:fill="FFFFFF"/>
-        <w:spacing w:line="285" w:lineRule="atLeast"/>
-        <w:rPr>
-          <w:rFonts w:ascii="Consolas" w:hAnsi="Consolas"/>
-          <w:color w:val="000000"/>
-          <w:sz w:val="21"/>
-          <w:szCs w:val="21"/>
-          <w:lang w:val="en-US"/>
-        </w:rPr>
-      </w:pPr>
-      <w:r>
-        <w:rPr>
-          <w:rFonts w:ascii="Consolas" w:hAnsi="Consolas"/>
-          <w:color w:val="000000"/>
-          <w:sz w:val="21"/>
-          <w:szCs w:val="21"/>
-          <w:lang w:val="en-US"/>
-        </w:rPr>
-        <w:t xml:space="preserve">    </w:t>
-      </w:r>
-      <w:proofErr w:type="spellStart"/>
-      <w:r>
-        <w:rPr>
-          <w:rFonts w:ascii="Consolas" w:hAnsi="Consolas"/>
-          <w:color w:val="74531F"/>
-          <w:sz w:val="21"/>
-          <w:szCs w:val="21"/>
-          <w:lang w:val="en-US"/>
-        </w:rPr>
-        <w:t>glEnable</w:t>
-      </w:r>
-      <w:proofErr w:type="spellEnd"/>
-      <w:r>
-        <w:rPr>
-          <w:rFonts w:ascii="Consolas" w:hAnsi="Consolas"/>
-          <w:color w:val="000000"/>
-          <w:sz w:val="21"/>
-          <w:szCs w:val="21"/>
-          <w:lang w:val="en-US"/>
-        </w:rPr>
-        <w:t>(</w:t>
-      </w:r>
-      <w:r>
-        <w:rPr>
-          <w:rFonts w:ascii="Consolas" w:hAnsi="Consolas"/>
-          <w:color w:val="8A1BFF"/>
-          <w:sz w:val="21"/>
-          <w:szCs w:val="21"/>
-          <w:lang w:val="en-US"/>
-        </w:rPr>
-        <w:t>GL_CULL_FACE</w:t>
-      </w:r>
-      <w:r>
-        <w:rPr>
-          <w:rFonts w:ascii="Consolas" w:hAnsi="Consolas"/>
-          <w:color w:val="000000"/>
-          <w:sz w:val="21"/>
-          <w:szCs w:val="21"/>
-          <w:lang w:val="en-US"/>
-        </w:rPr>
-        <w:t>);</w:t>
-      </w:r>
-    </w:p>
-    <w:p>
-      <w:pPr>
-        <w:shd w:val="clear" w:color="auto" w:fill="FFFFFF"/>
-        <w:spacing w:line="285" w:lineRule="atLeast"/>
-        <w:rPr>
-          <w:rFonts w:ascii="Consolas" w:hAnsi="Consolas"/>
-          <w:color w:val="000000"/>
-          <w:sz w:val="21"/>
-          <w:szCs w:val="21"/>
-          <w:lang w:val="en-US"/>
-        </w:rPr>
-      </w:pPr>
-    </w:p>
-    <w:p>
-      <w:pPr>
-        <w:shd w:val="clear" w:color="auto" w:fill="FFFFFF"/>
-        <w:spacing w:line="285" w:lineRule="atLeast"/>
-        <w:rPr>
-          <w:rFonts w:ascii="Consolas" w:hAnsi="Consolas"/>
-          <w:color w:val="000000"/>
-          <w:sz w:val="21"/>
-          <w:szCs w:val="21"/>
-          <w:lang w:val="en-US"/>
-        </w:rPr>
-      </w:pPr>
-      <w:r>
-        <w:rPr>
-          <w:rFonts w:ascii="Consolas" w:hAnsi="Consolas"/>
-          <w:color w:val="000000"/>
-          <w:sz w:val="21"/>
-          <w:szCs w:val="21"/>
-          <w:lang w:val="en-US"/>
-        </w:rPr>
-        <w:t xml:space="preserve">    </w:t>
-      </w:r>
-      <w:proofErr w:type="spellStart"/>
-      <w:r>
-        <w:rPr>
-          <w:rFonts w:ascii="Consolas" w:hAnsi="Consolas"/>
-          <w:color w:val="74531F"/>
-          <w:sz w:val="21"/>
-          <w:szCs w:val="21"/>
-          <w:lang w:val="en-US"/>
-        </w:rPr>
-        <w:t>glEnable</w:t>
-      </w:r>
-      <w:proofErr w:type="spellEnd"/>
-      <w:r>
-        <w:rPr>
-          <w:rFonts w:ascii="Consolas" w:hAnsi="Consolas"/>
-          <w:color w:val="000000"/>
-          <w:sz w:val="21"/>
-          <w:szCs w:val="21"/>
-          <w:lang w:val="en-US"/>
-        </w:rPr>
-        <w:t>(</w:t>
-      </w:r>
-      <w:r>
-        <w:rPr>
-          <w:rFonts w:ascii="Consolas" w:hAnsi="Consolas"/>
-          <w:color w:val="8A1BFF"/>
-          <w:sz w:val="21"/>
-          <w:szCs w:val="21"/>
-          <w:lang w:val="en-US"/>
-        </w:rPr>
-        <w:t>GL_LIGHTING</w:t>
-      </w:r>
-      <w:r>
-        <w:rPr>
-          <w:rFonts w:ascii="Consolas" w:hAnsi="Consolas"/>
-          <w:color w:val="000000"/>
-          <w:sz w:val="21"/>
-          <w:szCs w:val="21"/>
-          <w:lang w:val="en-US"/>
-        </w:rPr>
-        <w:t>);</w:t>
-      </w:r>
-    </w:p>
-    <w:p>
-      <w:pPr>
-        <w:shd w:val="clear" w:color="auto" w:fill="FFFFFF"/>
-        <w:spacing w:line="285" w:lineRule="atLeast"/>
-        <w:rPr>
-          <w:rFonts w:ascii="Consolas" w:hAnsi="Consolas"/>
-          <w:color w:val="000000"/>
-          <w:sz w:val="21"/>
-          <w:szCs w:val="21"/>
-          <w:lang w:val="en-US"/>
-        </w:rPr>
-      </w:pPr>
-      <w:r>
-        <w:rPr>
-          <w:rFonts w:ascii="Consolas" w:hAnsi="Consolas"/>
-          <w:color w:val="000000"/>
-          <w:sz w:val="21"/>
-          <w:szCs w:val="21"/>
-          <w:lang w:val="en-US"/>
-        </w:rPr>
-        <w:t xml:space="preserve">    </w:t>
-      </w:r>
-      <w:proofErr w:type="spellStart"/>
-      <w:r>
-        <w:rPr>
-          <w:rFonts w:ascii="Consolas" w:hAnsi="Consolas"/>
-          <w:color w:val="74531F"/>
-          <w:sz w:val="21"/>
-          <w:szCs w:val="21"/>
-          <w:lang w:val="en-US"/>
-        </w:rPr>
-        <w:t>glLightModelfv</w:t>
-      </w:r>
-      <w:proofErr w:type="spellEnd"/>
-      <w:r>
-        <w:rPr>
-          <w:rFonts w:ascii="Consolas" w:hAnsi="Consolas"/>
-          <w:color w:val="000000"/>
-          <w:sz w:val="21"/>
-          <w:szCs w:val="21"/>
-          <w:lang w:val="en-US"/>
-        </w:rPr>
-        <w:t>(</w:t>
-      </w:r>
-      <w:r>
-        <w:rPr>
-          <w:rFonts w:ascii="Consolas" w:hAnsi="Consolas"/>
-          <w:color w:val="8A1BFF"/>
-          <w:sz w:val="21"/>
-          <w:szCs w:val="21"/>
-          <w:lang w:val="en-US"/>
-        </w:rPr>
-        <w:t>GL_LIGHT_MODEL_AMBIENT</w:t>
-      </w:r>
-      <w:r>
-        <w:rPr>
-          <w:rFonts w:ascii="Consolas" w:hAnsi="Consolas"/>
-          <w:color w:val="000000"/>
-          <w:sz w:val="21"/>
-          <w:szCs w:val="21"/>
-          <w:lang w:val="en-US"/>
-        </w:rPr>
-        <w:t xml:space="preserve">, </w:t>
-      </w:r>
-      <w:proofErr w:type="spellStart"/>
-      <w:r>
-        <w:rPr>
-          <w:rFonts w:ascii="Consolas" w:hAnsi="Consolas"/>
-          <w:color w:val="000000"/>
-          <w:sz w:val="21"/>
-          <w:szCs w:val="21"/>
-          <w:lang w:val="en-US"/>
-        </w:rPr>
-        <w:t>whiteLight</w:t>
-      </w:r>
-      <w:proofErr w:type="spellEnd"/>
-      <w:r>
-        <w:rPr>
-          <w:rFonts w:ascii="Consolas" w:hAnsi="Consolas"/>
-          <w:color w:val="000000"/>
-          <w:sz w:val="21"/>
-          <w:szCs w:val="21"/>
-          <w:lang w:val="en-US"/>
-        </w:rPr>
-        <w:t>);</w:t>
-      </w:r>
-    </w:p>
-    <w:p>
-      <w:pPr>
-        <w:shd w:val="clear" w:color="auto" w:fill="FFFFFF"/>
-        <w:spacing w:line="285" w:lineRule="atLeast"/>
-        <w:rPr>
-          <w:rFonts w:ascii="Consolas" w:hAnsi="Consolas"/>
-          <w:color w:val="000000"/>
-          <w:sz w:val="21"/>
-          <w:szCs w:val="21"/>
-          <w:lang w:val="en-US"/>
-        </w:rPr>
-      </w:pPr>
-      <w:r>
-        <w:rPr>
-          <w:rFonts w:ascii="Consolas" w:hAnsi="Consolas"/>
-          <w:color w:val="000000"/>
-          <w:sz w:val="21"/>
-          <w:szCs w:val="21"/>
-          <w:lang w:val="en-US"/>
-        </w:rPr>
-        <w:t xml:space="preserve">    </w:t>
-      </w:r>
-      <w:proofErr w:type="spellStart"/>
-      <w:r>
-        <w:rPr>
-          <w:rFonts w:ascii="Consolas" w:hAnsi="Consolas"/>
-          <w:color w:val="74531F"/>
-          <w:sz w:val="21"/>
-          <w:szCs w:val="21"/>
-          <w:lang w:val="en-US"/>
-        </w:rPr>
-        <w:t>glLightfv</w:t>
-      </w:r>
-      <w:proofErr w:type="spellEnd"/>
-      <w:r>
-        <w:rPr>
-          <w:rFonts w:ascii="Consolas" w:hAnsi="Consolas"/>
-          <w:color w:val="000000"/>
-          <w:sz w:val="21"/>
-          <w:szCs w:val="21"/>
-          <w:lang w:val="en-US"/>
-        </w:rPr>
-        <w:t>(</w:t>
-      </w:r>
-      <w:r>
-        <w:rPr>
-          <w:rFonts w:ascii="Consolas" w:hAnsi="Consolas"/>
-          <w:color w:val="8A1BFF"/>
-          <w:sz w:val="21"/>
-          <w:szCs w:val="21"/>
-          <w:lang w:val="en-US"/>
-        </w:rPr>
-        <w:t>GL_LIGHT0</w:t>
-      </w:r>
-      <w:r>
-        <w:rPr>
-          <w:rFonts w:ascii="Consolas" w:hAnsi="Consolas"/>
-          <w:color w:val="000000"/>
-          <w:sz w:val="21"/>
-          <w:szCs w:val="21"/>
-          <w:lang w:val="en-US"/>
-        </w:rPr>
-        <w:t xml:space="preserve">, </w:t>
-      </w:r>
-      <w:r>
-        <w:rPr>
-          <w:rFonts w:ascii="Consolas" w:hAnsi="Consolas"/>
-          <w:color w:val="8A1BFF"/>
-          <w:sz w:val="21"/>
-          <w:szCs w:val="21"/>
-          <w:lang w:val="en-US"/>
-        </w:rPr>
-        <w:t>GL_DIFFUSE</w:t>
-      </w:r>
-      <w:r>
-        <w:rPr>
-          <w:rFonts w:ascii="Consolas" w:hAnsi="Consolas"/>
-          <w:color w:val="000000"/>
-          <w:sz w:val="21"/>
-          <w:szCs w:val="21"/>
-          <w:lang w:val="en-US"/>
-        </w:rPr>
-        <w:t xml:space="preserve">, </w:t>
-      </w:r>
-      <w:proofErr w:type="spellStart"/>
-      <w:r>
-        <w:rPr>
-          <w:rFonts w:ascii="Consolas" w:hAnsi="Consolas"/>
-          <w:color w:val="000000"/>
-          <w:sz w:val="21"/>
-          <w:szCs w:val="21"/>
-          <w:lang w:val="en-US"/>
-        </w:rPr>
-        <w:t>sourceLight</w:t>
-      </w:r>
-      <w:proofErr w:type="spellEnd"/>
-      <w:r>
-        <w:rPr>
-          <w:rFonts w:ascii="Consolas" w:hAnsi="Consolas"/>
-          <w:color w:val="000000"/>
-          <w:sz w:val="21"/>
-          <w:szCs w:val="21"/>
-          <w:lang w:val="en-US"/>
-        </w:rPr>
-        <w:t>);</w:t>
-      </w:r>
-    </w:p>
-    <w:p>
-      <w:pPr>
-        <w:shd w:val="clear" w:color="auto" w:fill="FFFFFF"/>
-        <w:spacing w:line="285" w:lineRule="atLeast"/>
-        <w:rPr>
-          <w:rFonts w:ascii="Consolas" w:hAnsi="Consolas"/>
-          <w:color w:val="000000"/>
-          <w:sz w:val="21"/>
-          <w:szCs w:val="21"/>
-          <w:lang w:val="en-US"/>
-        </w:rPr>
-      </w:pPr>
-      <w:r>
-        <w:rPr>
-          <w:rFonts w:ascii="Consolas" w:hAnsi="Consolas"/>
-          <w:color w:val="000000"/>
-          <w:sz w:val="21"/>
-          <w:szCs w:val="21"/>
-          <w:lang w:val="en-US"/>
-        </w:rPr>
-        <w:t xml:space="preserve">    </w:t>
-      </w:r>
-      <w:proofErr w:type="spellStart"/>
-      <w:r>
-        <w:rPr>
-          <w:rFonts w:ascii="Consolas" w:hAnsi="Consolas"/>
-          <w:color w:val="74531F"/>
-          <w:sz w:val="21"/>
-          <w:szCs w:val="21"/>
-          <w:lang w:val="en-US"/>
-        </w:rPr>
-        <w:t>glLightfv</w:t>
-      </w:r>
-      <w:proofErr w:type="spellEnd"/>
-      <w:r>
-        <w:rPr>
-          <w:rFonts w:ascii="Consolas" w:hAnsi="Consolas"/>
-          <w:color w:val="000000"/>
-          <w:sz w:val="21"/>
-          <w:szCs w:val="21"/>
-          <w:lang w:val="en-US"/>
-        </w:rPr>
-        <w:t>(</w:t>
-      </w:r>
-      <w:r>
-        <w:rPr>
-          <w:rFonts w:ascii="Consolas" w:hAnsi="Consolas"/>
-          <w:color w:val="8A1BFF"/>
-          <w:sz w:val="21"/>
-          <w:szCs w:val="21"/>
-          <w:lang w:val="en-US"/>
-        </w:rPr>
-        <w:t>GL_LIGHT0</w:t>
-      </w:r>
-      <w:r>
-        <w:rPr>
-          <w:rFonts w:ascii="Consolas" w:hAnsi="Consolas"/>
-          <w:color w:val="000000"/>
-          <w:sz w:val="21"/>
-          <w:szCs w:val="21"/>
-          <w:lang w:val="en-US"/>
-        </w:rPr>
-        <w:t xml:space="preserve">, </w:t>
-      </w:r>
-      <w:r>
-        <w:rPr>
-          <w:rFonts w:ascii="Consolas" w:hAnsi="Consolas"/>
-          <w:color w:val="8A1BFF"/>
-          <w:sz w:val="21"/>
-          <w:szCs w:val="21"/>
-          <w:lang w:val="en-US"/>
-        </w:rPr>
-        <w:t>GL_POSITION</w:t>
-      </w:r>
-      <w:r>
-        <w:rPr>
-          <w:rFonts w:ascii="Consolas" w:hAnsi="Consolas"/>
-          <w:color w:val="000000"/>
-          <w:sz w:val="21"/>
-          <w:szCs w:val="21"/>
-          <w:lang w:val="en-US"/>
-        </w:rPr>
-        <w:t xml:space="preserve">, </w:t>
-      </w:r>
-      <w:proofErr w:type="spellStart"/>
-      <w:r>
-        <w:rPr>
-          <w:rFonts w:ascii="Consolas" w:hAnsi="Consolas"/>
-          <w:color w:val="000000"/>
-          <w:sz w:val="21"/>
-          <w:szCs w:val="21"/>
-          <w:lang w:val="en-US"/>
-        </w:rPr>
-        <w:t>lightPos</w:t>
-      </w:r>
-      <w:proofErr w:type="spellEnd"/>
-      <w:r>
-        <w:rPr>
-          <w:rFonts w:ascii="Consolas" w:hAnsi="Consolas"/>
-          <w:color w:val="000000"/>
-          <w:sz w:val="21"/>
-          <w:szCs w:val="21"/>
-          <w:lang w:val="en-US"/>
-        </w:rPr>
-        <w:t>);</w:t>
-      </w:r>
-    </w:p>
-    <w:p>
-      <w:pPr>
-        <w:shd w:val="clear" w:color="auto" w:fill="FFFFFF"/>
-        <w:spacing w:line="285" w:lineRule="atLeast"/>
-        <w:rPr>
-          <w:rFonts w:ascii="Consolas" w:hAnsi="Consolas"/>
-          <w:color w:val="000000"/>
-          <w:sz w:val="21"/>
-          <w:szCs w:val="21"/>
-          <w:lang w:val="en-US"/>
-        </w:rPr>
-      </w:pPr>
-      <w:r>
-        <w:rPr>
-          <w:rFonts w:ascii="Consolas" w:hAnsi="Consolas"/>
-          <w:color w:val="000000"/>
-          <w:sz w:val="21"/>
-          <w:szCs w:val="21"/>
-          <w:lang w:val="en-US"/>
-        </w:rPr>
-        <w:t xml:space="preserve">    </w:t>
-      </w:r>
-      <w:proofErr w:type="spellStart"/>
-      <w:r>
-        <w:rPr>
-          <w:rFonts w:ascii="Consolas" w:hAnsi="Consolas"/>
-          <w:color w:val="74531F"/>
-          <w:sz w:val="21"/>
-          <w:szCs w:val="21"/>
-          <w:lang w:val="en-US"/>
-        </w:rPr>
-        <w:t>glEnable</w:t>
-      </w:r>
-      <w:proofErr w:type="spellEnd"/>
-      <w:r>
-        <w:rPr>
-          <w:rFonts w:ascii="Consolas" w:hAnsi="Consolas"/>
-          <w:color w:val="000000"/>
-          <w:sz w:val="21"/>
-          <w:szCs w:val="21"/>
-          <w:lang w:val="en-US"/>
-        </w:rPr>
-        <w:t>(</w:t>
-      </w:r>
-      <w:r>
-        <w:rPr>
-          <w:rFonts w:ascii="Consolas" w:hAnsi="Consolas"/>
-          <w:color w:val="8A1BFF"/>
-          <w:sz w:val="21"/>
-          <w:szCs w:val="21"/>
-          <w:lang w:val="en-US"/>
-        </w:rPr>
-        <w:t>GL_LIGHT0</w:t>
-      </w:r>
-      <w:r>
-        <w:rPr>
-          <w:rFonts w:ascii="Consolas" w:hAnsi="Consolas"/>
-          <w:color w:val="000000"/>
-          <w:sz w:val="21"/>
-          <w:szCs w:val="21"/>
-          <w:lang w:val="en-US"/>
-        </w:rPr>
-        <w:t>);</w:t>
-      </w:r>
-    </w:p>
-    <w:p>
-      <w:pPr>
-        <w:shd w:val="clear" w:color="auto" w:fill="FFFFFF"/>
-        <w:spacing w:line="285" w:lineRule="atLeast"/>
-        <w:rPr>
-          <w:rFonts w:ascii="Consolas" w:hAnsi="Consolas"/>
-          <w:color w:val="000000"/>
-          <w:sz w:val="21"/>
-          <w:szCs w:val="21"/>
-          <w:lang w:val="en-US"/>
-        </w:rPr>
-      </w:pPr>
-    </w:p>
-    <w:p>
-      <w:pPr>
-        <w:shd w:val="clear" w:color="auto" w:fill="FFFFFF"/>
-        <w:spacing w:line="285" w:lineRule="atLeast"/>
-        <w:rPr>
-          <w:rFonts w:ascii="Consolas" w:hAnsi="Consolas"/>
-          <w:color w:val="000000"/>
-          <w:sz w:val="21"/>
-          <w:szCs w:val="21"/>
-          <w:lang w:val="en-US"/>
-        </w:rPr>
-      </w:pPr>
-      <w:r>
-        <w:rPr>
-          <w:rFonts w:ascii="Consolas" w:hAnsi="Consolas"/>
-          <w:color w:val="000000"/>
-          <w:sz w:val="21"/>
-          <w:szCs w:val="21"/>
-          <w:lang w:val="en-US"/>
-        </w:rPr>
-        <w:t xml:space="preserve">    </w:t>
-      </w:r>
-      <w:proofErr w:type="spellStart"/>
-      <w:r>
-        <w:rPr>
-          <w:rFonts w:ascii="Consolas" w:hAnsi="Consolas"/>
-          <w:color w:val="74531F"/>
-          <w:sz w:val="21"/>
-          <w:szCs w:val="21"/>
-          <w:lang w:val="en-US"/>
-        </w:rPr>
-        <w:t>glEnable</w:t>
-      </w:r>
-      <w:proofErr w:type="spellEnd"/>
-      <w:r>
-        <w:rPr>
-          <w:rFonts w:ascii="Consolas" w:hAnsi="Consolas"/>
-          <w:color w:val="000000"/>
-          <w:sz w:val="21"/>
-          <w:szCs w:val="21"/>
-          <w:lang w:val="en-US"/>
-        </w:rPr>
-        <w:t>(</w:t>
-      </w:r>
-      <w:r>
-        <w:rPr>
-          <w:rFonts w:ascii="Consolas" w:hAnsi="Consolas"/>
-          <w:color w:val="8A1BFF"/>
-          <w:sz w:val="21"/>
-          <w:szCs w:val="21"/>
-          <w:lang w:val="en-US"/>
-        </w:rPr>
-        <w:t>GL_COLOR_MATERIAL</w:t>
-      </w:r>
-      <w:r>
-        <w:rPr>
-          <w:rFonts w:ascii="Consolas" w:hAnsi="Consolas"/>
-          <w:color w:val="000000"/>
-          <w:sz w:val="21"/>
-          <w:szCs w:val="21"/>
-          <w:lang w:val="en-US"/>
-        </w:rPr>
-        <w:t>);</w:t>
-      </w:r>
-    </w:p>
-    <w:p>
-      <w:pPr>
-        <w:shd w:val="clear" w:color="auto" w:fill="FFFFFF"/>
-        <w:spacing w:line="285" w:lineRule="atLeast"/>
-        <w:rPr>
-          <w:rFonts w:ascii="Consolas" w:hAnsi="Consolas"/>
-          <w:color w:val="000000"/>
-          <w:sz w:val="21"/>
-          <w:szCs w:val="21"/>
-          <w:lang w:val="en-US"/>
-        </w:rPr>
-      </w:pPr>
-      <w:r>
-        <w:rPr>
-          <w:rFonts w:ascii="Consolas" w:hAnsi="Consolas"/>
-          <w:color w:val="000000"/>
-          <w:sz w:val="21"/>
-          <w:szCs w:val="21"/>
-          <w:lang w:val="en-US"/>
-        </w:rPr>
-        <w:t xml:space="preserve">    </w:t>
-      </w:r>
-      <w:proofErr w:type="spellStart"/>
-      <w:r>
-        <w:rPr>
-          <w:rFonts w:ascii="Consolas" w:hAnsi="Consolas"/>
-          <w:color w:val="74531F"/>
-          <w:sz w:val="21"/>
-          <w:szCs w:val="21"/>
-          <w:lang w:val="en-US"/>
-        </w:rPr>
-        <w:t>glColorMaterial</w:t>
-      </w:r>
-      <w:proofErr w:type="spellEnd"/>
-      <w:r>
-        <w:rPr>
-          <w:rFonts w:ascii="Consolas" w:hAnsi="Consolas"/>
-          <w:color w:val="000000"/>
-          <w:sz w:val="21"/>
-          <w:szCs w:val="21"/>
-          <w:lang w:val="en-US"/>
-        </w:rPr>
-        <w:t>(</w:t>
-      </w:r>
-      <w:r>
-        <w:rPr>
-          <w:rFonts w:ascii="Consolas" w:hAnsi="Consolas"/>
-          <w:color w:val="8A1BFF"/>
-          <w:sz w:val="21"/>
-          <w:szCs w:val="21"/>
-          <w:lang w:val="en-US"/>
-        </w:rPr>
-        <w:t>GL_FRONT</w:t>
-      </w:r>
-      <w:r>
-        <w:rPr>
-          <w:rFonts w:ascii="Consolas" w:hAnsi="Consolas"/>
-          <w:color w:val="000000"/>
-          <w:sz w:val="21"/>
-          <w:szCs w:val="21"/>
-          <w:lang w:val="en-US"/>
-        </w:rPr>
-        <w:t xml:space="preserve">, </w:t>
-      </w:r>
-      <w:r>
-        <w:rPr>
-          <w:rFonts w:ascii="Consolas" w:hAnsi="Consolas"/>
-          <w:color w:val="8A1BFF"/>
-          <w:sz w:val="21"/>
-          <w:szCs w:val="21"/>
-          <w:lang w:val="en-US"/>
-        </w:rPr>
-        <w:t>GL_AMBIENT_AND_DIFFUSE</w:t>
-      </w:r>
-      <w:r>
-        <w:rPr>
-          <w:rFonts w:ascii="Consolas" w:hAnsi="Consolas"/>
-          <w:color w:val="000000"/>
-          <w:sz w:val="21"/>
-          <w:szCs w:val="21"/>
-          <w:lang w:val="en-US"/>
-        </w:rPr>
-        <w:t>);</w:t>
-      </w:r>
-    </w:p>
-    <w:p>
-      <w:pPr>
-        <w:shd w:val="clear" w:color="auto" w:fill="FFFFFF"/>
-        <w:spacing w:line="285" w:lineRule="atLeast"/>
-        <w:rPr>
-          <w:rFonts w:ascii="Consolas" w:hAnsi="Consolas"/>
-          <w:color w:val="000000"/>
-          <w:sz w:val="21"/>
-          <w:szCs w:val="21"/>
-          <w:lang w:val="en-US"/>
-        </w:rPr>
-      </w:pPr>
-    </w:p>
-    <w:p>
-      <w:pPr>
-        <w:shd w:val="clear" w:color="auto" w:fill="FFFFFF"/>
-        <w:spacing w:line="285" w:lineRule="atLeast"/>
-        <w:rPr>
-          <w:rFonts w:ascii="Consolas" w:hAnsi="Consolas"/>
-          <w:color w:val="000000"/>
-          <w:sz w:val="21"/>
-          <w:szCs w:val="21"/>
-          <w:lang w:val="en-US"/>
-        </w:rPr>
-      </w:pPr>
-      <w:r>
-        <w:rPr>
-          <w:rFonts w:ascii="Consolas" w:hAnsi="Consolas"/>
-          <w:color w:val="000000"/>
-          <w:sz w:val="21"/>
-          <w:szCs w:val="21"/>
-          <w:lang w:val="en-US"/>
-        </w:rPr>
-        <w:t xml:space="preserve">    </w:t>
-      </w:r>
-      <w:proofErr w:type="spellStart"/>
-      <w:r>
-        <w:rPr>
-          <w:rFonts w:ascii="Consolas" w:hAnsi="Consolas"/>
-          <w:color w:val="74531F"/>
-          <w:sz w:val="21"/>
-          <w:szCs w:val="21"/>
-          <w:lang w:val="en-US"/>
-        </w:rPr>
-        <w:t>glClearColor</w:t>
-      </w:r>
-      <w:proofErr w:type="spellEnd"/>
-      <w:r>
-        <w:rPr>
-          <w:rFonts w:ascii="Consolas" w:hAnsi="Consolas"/>
-          <w:color w:val="000000"/>
-          <w:sz w:val="21"/>
-          <w:szCs w:val="21"/>
-          <w:lang w:val="en-US"/>
-        </w:rPr>
-        <w:t>(</w:t>
-      </w:r>
-      <w:r>
-        <w:rPr>
-          <w:rFonts w:ascii="Consolas" w:hAnsi="Consolas"/>
-          <w:color w:val="098658"/>
-          <w:sz w:val="21"/>
-          <w:szCs w:val="21"/>
-          <w:lang w:val="en-US"/>
-        </w:rPr>
-        <w:t>0.0f</w:t>
-      </w:r>
-      <w:r>
-        <w:rPr>
-          <w:rFonts w:ascii="Consolas" w:hAnsi="Consolas"/>
-          <w:color w:val="000000"/>
-          <w:sz w:val="21"/>
-          <w:szCs w:val="21"/>
-          <w:lang w:val="en-US"/>
-        </w:rPr>
-        <w:t xml:space="preserve">, </w:t>
-      </w:r>
-      <w:r>
-        <w:rPr>
-          <w:rFonts w:ascii="Consolas" w:hAnsi="Consolas"/>
-          <w:color w:val="098658"/>
-          <w:sz w:val="21"/>
-          <w:szCs w:val="21"/>
-          <w:lang w:val="en-US"/>
-        </w:rPr>
-        <w:t>0.0f</w:t>
-      </w:r>
-      <w:r>
-        <w:rPr>
-          <w:rFonts w:ascii="Consolas" w:hAnsi="Consolas"/>
-          <w:color w:val="000000"/>
-          <w:sz w:val="21"/>
-          <w:szCs w:val="21"/>
-          <w:lang w:val="en-US"/>
-        </w:rPr>
-        <w:t xml:space="preserve">, </w:t>
-      </w:r>
-      <w:r>
-        <w:rPr>
-          <w:rFonts w:ascii="Consolas" w:hAnsi="Consolas"/>
-          <w:color w:val="098658"/>
-          <w:sz w:val="21"/>
-          <w:szCs w:val="21"/>
-          <w:lang w:val="en-US"/>
-        </w:rPr>
-        <w:t>0.0f</w:t>
-      </w:r>
-      <w:r>
-        <w:rPr>
-          <w:rFonts w:ascii="Consolas" w:hAnsi="Consolas"/>
-          <w:color w:val="000000"/>
-          <w:sz w:val="21"/>
-          <w:szCs w:val="21"/>
-          <w:lang w:val="en-US"/>
-        </w:rPr>
-        <w:t xml:space="preserve">, </w:t>
-      </w:r>
-      <w:r>
-        <w:rPr>
-          <w:rFonts w:ascii="Consolas" w:hAnsi="Consolas"/>
-          <w:color w:val="098658"/>
-          <w:sz w:val="21"/>
-          <w:szCs w:val="21"/>
-          <w:lang w:val="en-US"/>
-        </w:rPr>
-        <w:t>1.0f</w:t>
-      </w:r>
-      <w:r>
-        <w:rPr>
-          <w:rFonts w:ascii="Consolas" w:hAnsi="Consolas"/>
-          <w:color w:val="000000"/>
-          <w:sz w:val="21"/>
-          <w:szCs w:val="21"/>
-          <w:lang w:val="en-US"/>
-        </w:rPr>
-        <w:t>);</w:t>
-      </w:r>
-    </w:p>
-    <w:p>
-      <w:pPr>
-        <w:shd w:val="clear" w:color="auto" w:fill="FFFFFF"/>
-        <w:spacing w:line="285" w:lineRule="atLeast"/>
-        <w:rPr>
-          <w:rFonts w:ascii="Consolas" w:hAnsi="Consolas"/>
-          <w:color w:val="000000"/>
-          <w:sz w:val="21"/>
-          <w:szCs w:val="21"/>
-          <w:lang w:val="en-US"/>
-        </w:rPr>
-      </w:pPr>
-      <w:r>
-        <w:rPr>
-          <w:rFonts w:ascii="Consolas" w:hAnsi="Consolas"/>
-          <w:color w:val="000000"/>
-          <w:sz w:val="21"/>
-          <w:szCs w:val="21"/>
-          <w:lang w:val="en-US"/>
-        </w:rPr>
-        <w:t>}</w:t>
-      </w:r>
-    </w:p>
-    <w:p>
-      <w:pPr>
-        <w:shd w:val="clear" w:color="auto" w:fill="FFFFFF"/>
-        <w:spacing w:line="285" w:lineRule="atLeast"/>
-        <w:rPr>
-          <w:rFonts w:ascii="Consolas" w:hAnsi="Consolas"/>
-          <w:color w:val="000000"/>
-          <w:sz w:val="21"/>
-          <w:szCs w:val="21"/>
-          <w:lang w:val="en-US"/>
-        </w:rPr>
-      </w:pPr>
-    </w:p>
-    <w:p>
-      <w:pPr>
-        <w:shd w:val="clear" w:color="auto" w:fill="FFFFFF"/>
-        <w:spacing w:line="285" w:lineRule="atLeast"/>
-        <w:rPr>
-          <w:rFonts w:ascii="Consolas" w:hAnsi="Consolas"/>
-          <w:color w:val="000000"/>
-          <w:sz w:val="21"/>
-          <w:szCs w:val="21"/>
-          <w:lang w:val="en-US"/>
-        </w:rPr>
-      </w:pPr>
-      <w:r>
-        <w:rPr>
-          <w:rFonts w:ascii="Consolas" w:hAnsi="Consolas"/>
-          <w:color w:val="0000FF"/>
-          <w:sz w:val="21"/>
-          <w:szCs w:val="21"/>
-          <w:lang w:val="en-US"/>
-        </w:rPr>
-        <w:t>void</w:t>
-      </w:r>
-      <w:r>
-        <w:rPr>
-          <w:rFonts w:ascii="Consolas" w:hAnsi="Consolas"/>
-          <w:color w:val="000000"/>
-          <w:sz w:val="21"/>
-          <w:szCs w:val="21"/>
-          <w:lang w:val="en-US"/>
-        </w:rPr>
-        <w:t xml:space="preserve"> </w:t>
-      </w:r>
-      <w:proofErr w:type="spellStart"/>
-      <w:r>
-        <w:rPr>
-          <w:rFonts w:ascii="Consolas" w:hAnsi="Consolas"/>
-          <w:color w:val="74531F"/>
-          <w:sz w:val="21"/>
-          <w:szCs w:val="21"/>
-          <w:lang w:val="en-US"/>
-        </w:rPr>
-        <w:t>TimerFunc</w:t>
-      </w:r>
-      <w:proofErr w:type="spellEnd"/>
-      <w:r>
-        <w:rPr>
-          <w:rFonts w:ascii="Consolas" w:hAnsi="Consolas"/>
-          <w:color w:val="000000"/>
-          <w:sz w:val="21"/>
-          <w:szCs w:val="21"/>
-          <w:lang w:val="en-US"/>
-        </w:rPr>
-        <w:t>(</w:t>
-      </w:r>
-      <w:r>
-        <w:rPr>
-          <w:rFonts w:ascii="Consolas" w:hAnsi="Consolas"/>
-          <w:color w:val="0000FF"/>
-          <w:sz w:val="21"/>
-          <w:szCs w:val="21"/>
-          <w:lang w:val="en-US"/>
-        </w:rPr>
-        <w:t>int</w:t>
-      </w:r>
-      <w:r>
-        <w:rPr>
-          <w:rFonts w:ascii="Consolas" w:hAnsi="Consolas"/>
-          <w:color w:val="000000"/>
-          <w:sz w:val="21"/>
-          <w:szCs w:val="21"/>
-          <w:lang w:val="en-US"/>
-        </w:rPr>
-        <w:t xml:space="preserve"> </w:t>
-      </w:r>
-      <w:r>
-        <w:rPr>
-          <w:rFonts w:ascii="Consolas" w:hAnsi="Consolas"/>
-          <w:color w:val="808080"/>
-          <w:sz w:val="21"/>
-          <w:szCs w:val="21"/>
-          <w:lang w:val="en-US"/>
-        </w:rPr>
-        <w:t>value</w:t>
-      </w:r>
-      <w:r>
-        <w:rPr>
-          <w:rFonts w:ascii="Consolas" w:hAnsi="Consolas"/>
-          <w:color w:val="000000"/>
-          <w:sz w:val="21"/>
-          <w:szCs w:val="21"/>
-          <w:lang w:val="en-US"/>
-        </w:rPr>
-        <w:t>)</w:t>
-      </w:r>
-    </w:p>
-    <w:p>
-      <w:pPr>
-        <w:shd w:val="clear" w:color="auto" w:fill="FFFFFF"/>
-        <w:spacing w:line="285" w:lineRule="atLeast"/>
-        <w:rPr>
-          <w:rFonts w:ascii="Consolas" w:hAnsi="Consolas"/>
-          <w:color w:val="000000"/>
-          <w:sz w:val="21"/>
-          <w:szCs w:val="21"/>
-          <w:lang w:val="en-US"/>
-        </w:rPr>
-      </w:pPr>
-      <w:r>
-        <w:rPr>
-          <w:rFonts w:ascii="Consolas" w:hAnsi="Consolas"/>
-          <w:color w:val="000000"/>
-          <w:sz w:val="21"/>
-          <w:szCs w:val="21"/>
-          <w:lang w:val="en-US"/>
-        </w:rPr>
-        <w:t>{</w:t>
-      </w:r>
-    </w:p>
-    <w:p>
-      <w:pPr>
-        <w:shd w:val="clear" w:color="auto" w:fill="FFFFFF"/>
-        <w:spacing w:line="285" w:lineRule="atLeast"/>
-        <w:rPr>
-          <w:rFonts w:ascii="Consolas" w:hAnsi="Consolas"/>
-          <w:color w:val="000000"/>
-          <w:sz w:val="21"/>
-          <w:szCs w:val="21"/>
-          <w:lang w:val="en-US"/>
-        </w:rPr>
-      </w:pPr>
-      <w:r>
-        <w:rPr>
-          <w:rFonts w:ascii="Consolas" w:hAnsi="Consolas"/>
-          <w:color w:val="000000"/>
-          <w:sz w:val="21"/>
-          <w:szCs w:val="21"/>
-          <w:lang w:val="en-US"/>
-        </w:rPr>
-        <w:t xml:space="preserve">    </w:t>
-      </w:r>
-      <w:proofErr w:type="spellStart"/>
-      <w:r>
-        <w:rPr>
-          <w:rFonts w:ascii="Consolas" w:hAnsi="Consolas"/>
-          <w:color w:val="74531F"/>
-          <w:sz w:val="21"/>
-          <w:szCs w:val="21"/>
-          <w:lang w:val="en-US"/>
-        </w:rPr>
-        <w:t>glutPostRedisplay</w:t>
-      </w:r>
-      <w:proofErr w:type="spellEnd"/>
-      <w:r>
-        <w:rPr>
-          <w:rFonts w:ascii="Consolas" w:hAnsi="Consolas"/>
-          <w:color w:val="000000"/>
-          <w:sz w:val="21"/>
-          <w:szCs w:val="21"/>
-          <w:lang w:val="en-US"/>
-        </w:rPr>
-        <w:t>();</w:t>
-      </w:r>
-    </w:p>
-    <w:p>
-      <w:pPr>
-        <w:shd w:val="clear" w:color="auto" w:fill="FFFFFF"/>
-        <w:spacing w:line="285" w:lineRule="atLeast"/>
-        <w:rPr>
-          <w:rFonts w:ascii="Consolas" w:hAnsi="Consolas"/>
-          <w:color w:val="000000"/>
-          <w:sz w:val="21"/>
-          <w:szCs w:val="21"/>
-          <w:lang w:val="en-US"/>
-        </w:rPr>
-      </w:pPr>
-      <w:r>
-        <w:rPr>
-          <w:rFonts w:ascii="Consolas" w:hAnsi="Consolas"/>
-          <w:color w:val="000000"/>
-          <w:sz w:val="21"/>
-          <w:szCs w:val="21"/>
-          <w:lang w:val="en-US"/>
-        </w:rPr>
-        <w:t xml:space="preserve">    </w:t>
-      </w:r>
-      <w:proofErr w:type="spellStart"/>
-      <w:r>
-        <w:rPr>
-          <w:rFonts w:ascii="Consolas" w:hAnsi="Consolas"/>
-          <w:color w:val="74531F"/>
-          <w:sz w:val="21"/>
-          <w:szCs w:val="21"/>
-          <w:lang w:val="en-US"/>
-        </w:rPr>
-        <w:t>glutTimerFunc</w:t>
-      </w:r>
-      <w:proofErr w:type="spellEnd"/>
-      <w:r>
-        <w:rPr>
-          <w:rFonts w:ascii="Consolas" w:hAnsi="Consolas"/>
-          <w:color w:val="000000"/>
-          <w:sz w:val="21"/>
-          <w:szCs w:val="21"/>
-          <w:lang w:val="en-US"/>
-        </w:rPr>
-        <w:t>(</w:t>
-      </w:r>
-      <w:r>
-        <w:rPr>
-          <w:rFonts w:ascii="Consolas" w:hAnsi="Consolas"/>
-          <w:color w:val="098658"/>
-          <w:sz w:val="21"/>
-          <w:szCs w:val="21"/>
-          <w:lang w:val="en-US"/>
-        </w:rPr>
-        <w:t>100</w:t>
-      </w:r>
-      <w:r>
-        <w:rPr>
-          <w:rFonts w:ascii="Consolas" w:hAnsi="Consolas"/>
-          <w:color w:val="000000"/>
-          <w:sz w:val="21"/>
-          <w:szCs w:val="21"/>
-          <w:lang w:val="en-US"/>
-        </w:rPr>
-        <w:t xml:space="preserve">, </w:t>
-      </w:r>
-      <w:proofErr w:type="spellStart"/>
-      <w:r>
-        <w:rPr>
-          <w:rFonts w:ascii="Consolas" w:hAnsi="Consolas"/>
-          <w:color w:val="74531F"/>
-          <w:sz w:val="21"/>
-          <w:szCs w:val="21"/>
-          <w:lang w:val="en-US"/>
-        </w:rPr>
-        <w:t>TimerFunc</w:t>
-      </w:r>
-      <w:proofErr w:type="spellEnd"/>
-      <w:r>
-        <w:rPr>
-          <w:rFonts w:ascii="Consolas" w:hAnsi="Consolas"/>
-          <w:color w:val="000000"/>
-          <w:sz w:val="21"/>
-          <w:szCs w:val="21"/>
-          <w:lang w:val="en-US"/>
-        </w:rPr>
-        <w:t xml:space="preserve">, </w:t>
-      </w:r>
-      <w:r>
-        <w:rPr>
-          <w:rFonts w:ascii="Consolas" w:hAnsi="Consolas"/>
-          <w:color w:val="098658"/>
-          <w:sz w:val="21"/>
-          <w:szCs w:val="21"/>
-          <w:lang w:val="en-US"/>
-        </w:rPr>
-        <w:t>1</w:t>
-      </w:r>
-      <w:r>
-        <w:rPr>
-          <w:rFonts w:ascii="Consolas" w:hAnsi="Consolas"/>
-          <w:color w:val="000000"/>
-          <w:sz w:val="21"/>
-          <w:szCs w:val="21"/>
-          <w:lang w:val="en-US"/>
-        </w:rPr>
-        <w:t>);</w:t>
-      </w:r>
-    </w:p>
-    <w:p>
-      <w:pPr>
-        <w:shd w:val="clear" w:color="auto" w:fill="FFFFFF"/>
-        <w:spacing w:line="285" w:lineRule="atLeast"/>
-        <w:rPr>
-          <w:rFonts w:ascii="Consolas" w:hAnsi="Consolas"/>
-          <w:color w:val="000000"/>
-          <w:sz w:val="21"/>
-          <w:szCs w:val="21"/>
-          <w:lang w:val="en-US"/>
-        </w:rPr>
-      </w:pPr>
-      <w:r>
-        <w:rPr>
-          <w:rFonts w:ascii="Consolas" w:hAnsi="Consolas"/>
-          <w:color w:val="000000"/>
-          <w:sz w:val="21"/>
-          <w:szCs w:val="21"/>
-          <w:lang w:val="en-US"/>
-        </w:rPr>
-        <w:t>}</w:t>
-      </w:r>
-    </w:p>
-    <w:p>
-      <w:pPr>
-        <w:shd w:val="clear" w:color="auto" w:fill="FFFFFF"/>
-        <w:spacing w:line="285" w:lineRule="atLeast"/>
-        <w:rPr>
-          <w:rFonts w:ascii="Consolas" w:hAnsi="Consolas"/>
-          <w:color w:val="000000"/>
-          <w:sz w:val="21"/>
-          <w:szCs w:val="21"/>
-          <w:lang w:val="en-US"/>
-        </w:rPr>
-      </w:pPr>
-    </w:p>
-    <w:p>
-      <w:pPr>
-        <w:shd w:val="clear" w:color="auto" w:fill="FFFFFF"/>
-        <w:spacing w:line="285" w:lineRule="atLeast"/>
-        <w:rPr>
-          <w:rFonts w:ascii="Consolas" w:hAnsi="Consolas"/>
-          <w:color w:val="000000"/>
-          <w:sz w:val="21"/>
-          <w:szCs w:val="21"/>
-          <w:lang w:val="en-US"/>
-        </w:rPr>
-      </w:pPr>
-      <w:r>
-        <w:rPr>
-          <w:rFonts w:ascii="Consolas" w:hAnsi="Consolas"/>
-          <w:color w:val="0000FF"/>
-          <w:sz w:val="21"/>
-          <w:szCs w:val="21"/>
-          <w:lang w:val="en-US"/>
-        </w:rPr>
-        <w:t>void</w:t>
-      </w:r>
-      <w:r>
-        <w:rPr>
-          <w:rFonts w:ascii="Consolas" w:hAnsi="Consolas"/>
-          <w:color w:val="000000"/>
-          <w:sz w:val="21"/>
-          <w:szCs w:val="21"/>
-          <w:lang w:val="en-US"/>
-        </w:rPr>
-        <w:t xml:space="preserve"> </w:t>
-      </w:r>
-      <w:proofErr w:type="spellStart"/>
-      <w:r>
-        <w:rPr>
-          <w:rFonts w:ascii="Consolas" w:hAnsi="Consolas"/>
-          <w:color w:val="74531F"/>
-          <w:sz w:val="21"/>
-          <w:szCs w:val="21"/>
-          <w:lang w:val="en-US"/>
-        </w:rPr>
-        <w:t>ChangeSize</w:t>
-      </w:r>
-      <w:proofErr w:type="spellEnd"/>
-      <w:r>
-        <w:rPr>
-          <w:rFonts w:ascii="Consolas" w:hAnsi="Consolas"/>
-          <w:color w:val="000000"/>
-          <w:sz w:val="21"/>
-          <w:szCs w:val="21"/>
-          <w:lang w:val="en-US"/>
-        </w:rPr>
-        <w:t>(</w:t>
-      </w:r>
+      <w:proofErr w:type="gramEnd"/>
       <w:r>
         <w:rPr>
           <w:rFonts w:ascii="Consolas" w:hAnsi="Consolas"/>
@@ -43050,6 +44324,7 @@
         <w:t xml:space="preserve">    </w:t>
       </w:r>
       <w:proofErr w:type="spellStart"/>
+      <w:proofErr w:type="gramStart"/>
       <w:r>
         <w:rPr>
           <w:rFonts w:ascii="Consolas" w:hAnsi="Consolas"/>
@@ -43071,6 +44346,7 @@
         </w:rPr>
         <w:t>(</w:t>
       </w:r>
+      <w:proofErr w:type="gramEnd"/>
       <w:r>
         <w:rPr>
           <w:rFonts w:ascii="Consolas" w:hAnsi="Consolas"/>
@@ -43188,6 +44464,7 @@
         <w:t xml:space="preserve">    </w:t>
       </w:r>
       <w:proofErr w:type="spellStart"/>
+      <w:proofErr w:type="gramStart"/>
       <w:r>
         <w:rPr>
           <w:rFonts w:ascii="Consolas" w:hAnsi="Consolas"/>
@@ -43209,6 +44486,7 @@
         </w:rPr>
         <w:t>(</w:t>
       </w:r>
+      <w:proofErr w:type="gramEnd"/>
       <w:r>
         <w:rPr>
           <w:rFonts w:ascii="Consolas" w:hAnsi="Consolas"/>
@@ -43253,6 +44531,7 @@
         <w:t xml:space="preserve">    </w:t>
       </w:r>
       <w:proofErr w:type="spellStart"/>
+      <w:proofErr w:type="gramStart"/>
       <w:r>
         <w:rPr>
           <w:rFonts w:ascii="Consolas" w:hAnsi="Consolas"/>
@@ -43272,7 +44551,18 @@
           <w:szCs w:val="21"/>
           <w:lang w:val="en-US"/>
         </w:rPr>
-        <w:t>();</w:t>
+        <w:t>(</w:t>
+      </w:r>
+      <w:proofErr w:type="gramEnd"/>
+      <w:r>
+        <w:rPr>
+          <w:rFonts w:ascii="Consolas" w:hAnsi="Consolas"/>
+          <w:color w:val="000000"/>
+          <w:sz w:val="21"/>
+          <w:szCs w:val="21"/>
+          <w:lang w:val="en-US"/>
+        </w:rPr>
+        <w:t>);</w:t>
       </w:r>
     </w:p>
     <w:p>
@@ -43298,6 +44588,7 @@
         <w:t xml:space="preserve">    </w:t>
       </w:r>
       <w:proofErr w:type="spellStart"/>
+      <w:proofErr w:type="gramStart"/>
       <w:r>
         <w:rPr>
           <w:rFonts w:ascii="Consolas" w:hAnsi="Consolas"/>
@@ -43319,6 +44610,7 @@
         </w:rPr>
         <w:t>(</w:t>
       </w:r>
+      <w:proofErr w:type="gramEnd"/>
       <w:r>
         <w:rPr>
           <w:rFonts w:ascii="Consolas" w:hAnsi="Consolas"/>
@@ -43425,6 +44717,7 @@
         <w:t xml:space="preserve">    </w:t>
       </w:r>
       <w:proofErr w:type="spellStart"/>
+      <w:proofErr w:type="gramStart"/>
       <w:r>
         <w:rPr>
           <w:rFonts w:ascii="Consolas" w:hAnsi="Consolas"/>
@@ -43446,6 +44739,7 @@
         </w:rPr>
         <w:t>(</w:t>
       </w:r>
+      <w:proofErr w:type="gramEnd"/>
       <w:r>
         <w:rPr>
           <w:rFonts w:ascii="Consolas" w:hAnsi="Consolas"/>
@@ -43490,6 +44784,7 @@
         <w:t xml:space="preserve">    </w:t>
       </w:r>
       <w:proofErr w:type="spellStart"/>
+      <w:proofErr w:type="gramStart"/>
       <w:r>
         <w:rPr>
           <w:rFonts w:ascii="Consolas" w:hAnsi="Consolas"/>
@@ -43509,8 +44804,21 @@
           <w:szCs w:val="21"/>
           <w:lang w:val="en-US"/>
         </w:rPr>
-        <w:t>();</w:t>
-      </w:r>
+        <w:t>(</w:t>
+      </w:r>
+      <w:proofErr w:type="gramEnd"/>
+      <w:r>
+        <w:rPr>
+          <w:rFonts w:ascii="Consolas" w:hAnsi="Consolas"/>
+          <w:color w:val="000000"/>
+          <w:sz w:val="21"/>
+          <w:szCs w:val="21"/>
+          <w:lang w:val="en-US"/>
+        </w:rPr>
+        <w:t>);</w:t>
+      </w:r>
+      <w:bookmarkStart w:id="1" w:name="_GoBack"/>
+      <w:bookmarkEnd w:id="1"/>
     </w:p>
     <w:p>
       <w:pPr>
@@ -43580,6 +44888,7 @@
         </w:rPr>
         <w:t xml:space="preserve"> </w:t>
       </w:r>
+      <w:proofErr w:type="gramStart"/>
       <w:r>
         <w:rPr>
           <w:rFonts w:ascii="Consolas" w:hAnsi="Consolas"/>
@@ -43600,6 +44909,7 @@
         </w:rPr>
         <w:t>(</w:t>
       </w:r>
+      <w:proofErr w:type="gramEnd"/>
       <w:r>
         <w:rPr>
           <w:rFonts w:ascii="Consolas" w:hAnsi="Consolas"/>
@@ -43731,6 +45041,7 @@
         <w:t xml:space="preserve">    </w:t>
       </w:r>
       <w:proofErr w:type="spellStart"/>
+      <w:proofErr w:type="gramStart"/>
       <w:r>
         <w:rPr>
           <w:rFonts w:ascii="Consolas" w:hAnsi="Consolas"/>
@@ -43750,7 +45061,18 @@
           <w:szCs w:val="21"/>
           <w:lang w:val="en-US"/>
         </w:rPr>
-        <w:t>(&amp;</w:t>
+        <w:t>(</w:t>
+      </w:r>
+      <w:proofErr w:type="gramEnd"/>
+      <w:r>
+        <w:rPr>
+          <w:rFonts w:ascii="Consolas" w:hAnsi="Consolas"/>
+          <w:color w:val="000000"/>
+          <w:sz w:val="21"/>
+          <w:szCs w:val="21"/>
+          <w:lang w:val="en-US"/>
+        </w:rPr>
+        <w:t>&amp;</w:t>
       </w:r>
       <w:proofErr w:type="spellStart"/>
       <w:r>
@@ -43820,6 +45142,7 @@
         <w:t xml:space="preserve">    </w:t>
       </w:r>
       <w:proofErr w:type="spellStart"/>
+      <w:proofErr w:type="gramStart"/>
       <w:r>
         <w:rPr>
           <w:rFonts w:ascii="Consolas" w:hAnsi="Consolas"/>
@@ -43841,6 +45164,7 @@
         </w:rPr>
         <w:t>(</w:t>
       </w:r>
+      <w:proofErr w:type="gramEnd"/>
       <w:r>
         <w:rPr>
           <w:rFonts w:ascii="Consolas" w:hAnsi="Consolas"/>
@@ -43925,6 +45249,7 @@
         <w:t xml:space="preserve">    </w:t>
       </w:r>
       <w:proofErr w:type="spellStart"/>
+      <w:proofErr w:type="gramStart"/>
       <w:r>
         <w:rPr>
           <w:rFonts w:ascii="Consolas" w:hAnsi="Consolas"/>
@@ -43946,6 +45271,7 @@
         </w:rPr>
         <w:t>(</w:t>
       </w:r>
+      <w:proofErr w:type="gramEnd"/>
       <w:r>
         <w:rPr>
           <w:rFonts w:ascii="Consolas" w:hAnsi="Consolas"/>
@@ -44010,6 +45336,7 @@
         <w:t xml:space="preserve">    </w:t>
       </w:r>
       <w:proofErr w:type="spellStart"/>
+      <w:proofErr w:type="gramStart"/>
       <w:r>
         <w:rPr>
           <w:rFonts w:ascii="Consolas" w:hAnsi="Consolas"/>
@@ -44031,6 +45358,7 @@
         </w:rPr>
         <w:t>(</w:t>
       </w:r>
+      <w:proofErr w:type="gramEnd"/>
       <w:r>
         <w:rPr>
           <w:rFonts w:ascii="Consolas" w:hAnsi="Consolas"/>
@@ -44095,6 +45423,7 @@
         <w:t xml:space="preserve">    </w:t>
       </w:r>
       <w:proofErr w:type="spellStart"/>
+      <w:proofErr w:type="gramStart"/>
       <w:r>
         <w:rPr>
           <w:rFonts w:ascii="Consolas" w:hAnsi="Consolas"/>
@@ -44117,6 +45446,7 @@
         <w:t>(</w:t>
       </w:r>
       <w:proofErr w:type="spellStart"/>
+      <w:proofErr w:type="gramEnd"/>
       <w:r>
         <w:rPr>
           <w:rFonts w:ascii="Consolas" w:hAnsi="Consolas"/>
@@ -44162,6 +45492,7 @@
         <w:t xml:space="preserve">    </w:t>
       </w:r>
       <w:proofErr w:type="spellStart"/>
+      <w:proofErr w:type="gramStart"/>
       <w:r>
         <w:rPr>
           <w:rFonts w:ascii="Consolas" w:hAnsi="Consolas"/>
@@ -44184,6 +45515,7 @@
         <w:t>(</w:t>
       </w:r>
       <w:proofErr w:type="spellStart"/>
+      <w:proofErr w:type="gramEnd"/>
       <w:r>
         <w:rPr>
           <w:rFonts w:ascii="Consolas" w:hAnsi="Consolas"/>
@@ -44229,6 +45561,7 @@
         <w:t xml:space="preserve">    </w:t>
       </w:r>
       <w:proofErr w:type="spellStart"/>
+      <w:proofErr w:type="gramStart"/>
       <w:r>
         <w:rPr>
           <w:rFonts w:ascii="Consolas" w:hAnsi="Consolas"/>
@@ -44250,6 +45583,7 @@
         </w:rPr>
         <w:t>(</w:t>
       </w:r>
+      <w:proofErr w:type="gramEnd"/>
       <w:r>
         <w:rPr>
           <w:rFonts w:ascii="Consolas" w:hAnsi="Consolas"/>
@@ -44335,6 +45669,7 @@
         <w:t xml:space="preserve">    </w:t>
       </w:r>
       <w:proofErr w:type="spellStart"/>
+      <w:proofErr w:type="gramStart"/>
       <w:r>
         <w:rPr>
           <w:rFonts w:ascii="Consolas" w:hAnsi="Consolas"/>
@@ -44352,7 +45687,17 @@
           <w:sz w:val="21"/>
           <w:szCs w:val="21"/>
         </w:rPr>
-        <w:t>();</w:t>
+        <w:t>(</w:t>
+      </w:r>
+      <w:proofErr w:type="gramEnd"/>
+      <w:r>
+        <w:rPr>
+          <w:rFonts w:ascii="Consolas" w:hAnsi="Consolas"/>
+          <w:color w:val="000000"/>
+          <w:sz w:val="21"/>
+          <w:szCs w:val="21"/>
+        </w:rPr>
+        <w:t>);</w:t>
       </w:r>
     </w:p>
     <w:p>
@@ -44376,6 +45721,7 @@
         <w:t xml:space="preserve">    </w:t>
       </w:r>
       <w:proofErr w:type="spellStart"/>
+      <w:proofErr w:type="gramStart"/>
       <w:r>
         <w:rPr>
           <w:rFonts w:ascii="Consolas" w:hAnsi="Consolas"/>
@@ -44393,7 +45739,17 @@
           <w:sz w:val="21"/>
           <w:szCs w:val="21"/>
         </w:rPr>
-        <w:t>();</w:t>
+        <w:t>(</w:t>
+      </w:r>
+      <w:proofErr w:type="gramEnd"/>
+      <w:r>
+        <w:rPr>
+          <w:rFonts w:ascii="Consolas" w:hAnsi="Consolas"/>
+          <w:color w:val="000000"/>
+          <w:sz w:val="21"/>
+          <w:szCs w:val="21"/>
+        </w:rPr>
+        <w:t>);</w:t>
       </w:r>
     </w:p>
     <w:p>
@@ -44850,16 +46206,7 @@
           <w:sz w:val="28"/>
           <w:szCs w:val="28"/>
         </w:rPr>
-        <w:t xml:space="preserve"> сцен и их пре</w:t>
-      </w:r>
-      <w:bookmarkStart w:id="1" w:name="_GoBack"/>
-      <w:bookmarkEnd w:id="1"/>
-      <w:r>
-        <w:rPr>
-          <w:sz w:val="28"/>
-          <w:szCs w:val="28"/>
-        </w:rPr>
-        <w:t xml:space="preserve">образование с использованием переноса, поворота и масштабирования.  </w:t>
+        <w:t xml:space="preserve"> сцен и их преобразование с использованием переноса, поворота и масштабирования.  </w:t>
       </w:r>
     </w:p>
     <w:p>
